--- a/smart queue report.docx
+++ b/smart queue report.docx
@@ -689,7 +689,7 @@
             </w:rPr>
             <w:fldChar w:fldCharType="separate"/>
           </w:r>
-          <w:hyperlink w:anchor="_Toc235882312" w:history="1">
+          <w:hyperlink w:anchor="_Toc235890815" w:history="1">
             <w:r>
               <w:rPr>
                 <w:rStyle w:val="Hyperlink"/>
@@ -717,7 +717,7 @@
                 <w:noProof/>
                 <w:webHidden/>
               </w:rPr>
-              <w:instrText xml:space="preserve"> PAGEREF _Toc235882312 \h </w:instrText>
+              <w:instrText xml:space="preserve"> PAGEREF _Toc235890815 \h </w:instrText>
             </w:r>
             <w:r>
               <w:rPr>
@@ -762,7 +762,7 @@
               <w14:ligatures w14:val="none"/>
             </w:rPr>
           </w:pPr>
-          <w:hyperlink w:anchor="_Toc235882313" w:history="1">
+          <w:hyperlink w:anchor="_Toc235890816" w:history="1">
             <w:r>
               <w:rPr>
                 <w:rStyle w:val="Hyperlink"/>
@@ -791,7 +791,7 @@
                 <w:noProof/>
                 <w:webHidden/>
               </w:rPr>
-              <w:instrText xml:space="preserve"> PAGEREF _Toc235882313 \h </w:instrText>
+              <w:instrText xml:space="preserve"> PAGEREF _Toc235890816 \h </w:instrText>
             </w:r>
             <w:r>
               <w:rPr>
@@ -836,7 +836,7 @@
               <w14:ligatures w14:val="none"/>
             </w:rPr>
           </w:pPr>
-          <w:hyperlink w:anchor="_Toc235882314" w:history="1">
+          <w:hyperlink w:anchor="_Toc235890817" w:history="1">
             <w:r>
               <w:rPr>
                 <w:rStyle w:val="Hyperlink"/>
@@ -864,7 +864,7 @@
                 <w:noProof/>
                 <w:webHidden/>
               </w:rPr>
-              <w:instrText xml:space="preserve"> PAGEREF _Toc235882314 \h </w:instrText>
+              <w:instrText xml:space="preserve"> PAGEREF _Toc235890817 \h </w:instrText>
             </w:r>
             <w:r>
               <w:rPr>
@@ -909,7 +909,7 @@
               <w14:ligatures w14:val="none"/>
             </w:rPr>
           </w:pPr>
-          <w:hyperlink w:anchor="_Toc235882315" w:history="1">
+          <w:hyperlink w:anchor="_Toc235890818" w:history="1">
             <w:r>
               <w:rPr>
                 <w:rStyle w:val="Hyperlink"/>
@@ -937,7 +937,7 @@
                 <w:noProof/>
                 <w:webHidden/>
               </w:rPr>
-              <w:instrText xml:space="preserve"> PAGEREF _Toc235882315 \h </w:instrText>
+              <w:instrText xml:space="preserve"> PAGEREF _Toc235890818 \h </w:instrText>
             </w:r>
             <w:r>
               <w:rPr>
@@ -982,7 +982,7 @@
               <w14:ligatures w14:val="none"/>
             </w:rPr>
           </w:pPr>
-          <w:hyperlink w:anchor="_Toc235882316" w:history="1">
+          <w:hyperlink w:anchor="_Toc235890819" w:history="1">
             <w:r>
               <w:rPr>
                 <w:rStyle w:val="Hyperlink"/>
@@ -1010,7 +1010,7 @@
                 <w:noProof/>
                 <w:webHidden/>
               </w:rPr>
-              <w:instrText xml:space="preserve"> PAGEREF _Toc235882316 \h </w:instrText>
+              <w:instrText xml:space="preserve"> PAGEREF _Toc235890819 \h </w:instrText>
             </w:r>
             <w:r>
               <w:rPr>
@@ -1055,7 +1055,7 @@
               <w14:ligatures w14:val="none"/>
             </w:rPr>
           </w:pPr>
-          <w:hyperlink w:anchor="_Toc235882317" w:history="1">
+          <w:hyperlink w:anchor="_Toc235890820" w:history="1">
             <w:r>
               <w:rPr>
                 <w:rStyle w:val="Hyperlink"/>
@@ -1083,7 +1083,7 @@
                 <w:noProof/>
                 <w:webHidden/>
               </w:rPr>
-              <w:instrText xml:space="preserve"> PAGEREF _Toc235882317 \h </w:instrText>
+              <w:instrText xml:space="preserve"> PAGEREF _Toc235890820 \h </w:instrText>
             </w:r>
             <w:r>
               <w:rPr>
@@ -1128,7 +1128,7 @@
               <w14:ligatures w14:val="none"/>
             </w:rPr>
           </w:pPr>
-          <w:hyperlink w:anchor="_Toc235882318" w:history="1">
+          <w:hyperlink w:anchor="_Toc235890821" w:history="1">
             <w:r>
               <w:rPr>
                 <w:rStyle w:val="Hyperlink"/>
@@ -1156,7 +1156,7 @@
                 <w:noProof/>
                 <w:webHidden/>
               </w:rPr>
-              <w:instrText xml:space="preserve"> PAGEREF _Toc235882318 \h </w:instrText>
+              <w:instrText xml:space="preserve"> PAGEREF _Toc235890821 \h </w:instrText>
             </w:r>
             <w:r>
               <w:rPr>
@@ -1201,7 +1201,7 @@
               <w14:ligatures w14:val="none"/>
             </w:rPr>
           </w:pPr>
-          <w:hyperlink w:anchor="_Toc235882319" w:history="1">
+          <w:hyperlink w:anchor="_Toc235890822" w:history="1">
             <w:r>
               <w:rPr>
                 <w:rStyle w:val="Hyperlink"/>
@@ -1229,7 +1229,7 @@
                 <w:noProof/>
                 <w:webHidden/>
               </w:rPr>
-              <w:instrText xml:space="preserve"> PAGEREF _Toc235882319 \h </w:instrText>
+              <w:instrText xml:space="preserve"> PAGEREF _Toc235890822 \h </w:instrText>
             </w:r>
             <w:r>
               <w:rPr>
@@ -1274,7 +1274,7 @@
               <w14:ligatures w14:val="none"/>
             </w:rPr>
           </w:pPr>
-          <w:hyperlink w:anchor="_Toc235882320" w:history="1">
+          <w:hyperlink w:anchor="_Toc235890823" w:history="1">
             <w:r>
               <w:rPr>
                 <w:rStyle w:val="Hyperlink"/>
@@ -1302,7 +1302,7 @@
                 <w:noProof/>
                 <w:webHidden/>
               </w:rPr>
-              <w:instrText xml:space="preserve"> PAGEREF _Toc235882320 \h </w:instrText>
+              <w:instrText xml:space="preserve"> PAGEREF _Toc235890823 \h </w:instrText>
             </w:r>
             <w:r>
               <w:rPr>
@@ -1347,7 +1347,7 @@
               <w14:ligatures w14:val="none"/>
             </w:rPr>
           </w:pPr>
-          <w:hyperlink w:anchor="_Toc235882321" w:history="1">
+          <w:hyperlink w:anchor="_Toc235890824" w:history="1">
             <w:r>
               <w:rPr>
                 <w:rStyle w:val="Hyperlink"/>
@@ -1375,7 +1375,7 @@
                 <w:noProof/>
                 <w:webHidden/>
               </w:rPr>
-              <w:instrText xml:space="preserve"> PAGEREF _Toc235882321 \h </w:instrText>
+              <w:instrText xml:space="preserve"> PAGEREF _Toc235890824 \h </w:instrText>
             </w:r>
             <w:r>
               <w:rPr>
@@ -1420,7 +1420,7 @@
               <w14:ligatures w14:val="none"/>
             </w:rPr>
           </w:pPr>
-          <w:hyperlink w:anchor="_Toc235882322" w:history="1">
+          <w:hyperlink w:anchor="_Toc235890825" w:history="1">
             <w:r>
               <w:rPr>
                 <w:rStyle w:val="Hyperlink"/>
@@ -1448,7 +1448,7 @@
                 <w:noProof/>
                 <w:webHidden/>
               </w:rPr>
-              <w:instrText xml:space="preserve"> PAGEREF _Toc235882322 \h </w:instrText>
+              <w:instrText xml:space="preserve"> PAGEREF _Toc235890825 \h </w:instrText>
             </w:r>
             <w:r>
               <w:rPr>
@@ -1493,7 +1493,7 @@
               <w14:ligatures w14:val="none"/>
             </w:rPr>
           </w:pPr>
-          <w:hyperlink w:anchor="_Toc235882323" w:history="1">
+          <w:hyperlink w:anchor="_Toc235890826" w:history="1">
             <w:r>
               <w:rPr>
                 <w:rStyle w:val="Hyperlink"/>
@@ -1521,7 +1521,7 @@
                 <w:noProof/>
                 <w:webHidden/>
               </w:rPr>
-              <w:instrText xml:space="preserve"> PAGEREF _Toc235882323 \h </w:instrText>
+              <w:instrText xml:space="preserve"> PAGEREF _Toc235890826 \h </w:instrText>
             </w:r>
             <w:r>
               <w:rPr>
@@ -1566,7 +1566,7 @@
               <w14:ligatures w14:val="none"/>
             </w:rPr>
           </w:pPr>
-          <w:hyperlink w:anchor="_Toc235882324" w:history="1">
+          <w:hyperlink w:anchor="_Toc235890827" w:history="1">
             <w:r>
               <w:rPr>
                 <w:rStyle w:val="Hyperlink"/>
@@ -1594,7 +1594,7 @@
                 <w:noProof/>
                 <w:webHidden/>
               </w:rPr>
-              <w:instrText xml:space="preserve"> PAGEREF _Toc235882324 \h </w:instrText>
+              <w:instrText xml:space="preserve"> PAGEREF _Toc235890827 \h </w:instrText>
             </w:r>
             <w:r>
               <w:rPr>
@@ -1639,7 +1639,7 @@
               <w14:ligatures w14:val="none"/>
             </w:rPr>
           </w:pPr>
-          <w:hyperlink w:anchor="_Toc235882325" w:history="1">
+          <w:hyperlink w:anchor="_Toc235890828" w:history="1">
             <w:r>
               <w:rPr>
                 <w:rStyle w:val="Hyperlink"/>
@@ -1667,7 +1667,7 @@
                 <w:noProof/>
                 <w:webHidden/>
               </w:rPr>
-              <w:instrText xml:space="preserve"> PAGEREF _Toc235882325 \h </w:instrText>
+              <w:instrText xml:space="preserve"> PAGEREF _Toc235890828 \h </w:instrText>
             </w:r>
             <w:r>
               <w:rPr>
@@ -1712,7 +1712,7 @@
               <w14:ligatures w14:val="none"/>
             </w:rPr>
           </w:pPr>
-          <w:hyperlink w:anchor="_Toc235882326" w:history="1">
+          <w:hyperlink w:anchor="_Toc235890829" w:history="1">
             <w:r>
               <w:rPr>
                 <w:rStyle w:val="Hyperlink"/>
@@ -1740,7 +1740,7 @@
                 <w:noProof/>
                 <w:webHidden/>
               </w:rPr>
-              <w:instrText xml:space="preserve"> PAGEREF _Toc235882326 \h </w:instrText>
+              <w:instrText xml:space="preserve"> PAGEREF _Toc235890829 \h </w:instrText>
             </w:r>
             <w:r>
               <w:rPr>
@@ -1785,7 +1785,7 @@
               <w14:ligatures w14:val="none"/>
             </w:rPr>
           </w:pPr>
-          <w:hyperlink w:anchor="_Toc235882327" w:history="1">
+          <w:hyperlink w:anchor="_Toc235890830" w:history="1">
             <w:r>
               <w:rPr>
                 <w:rStyle w:val="Hyperlink"/>
@@ -1813,7 +1813,7 @@
                 <w:noProof/>
                 <w:webHidden/>
               </w:rPr>
-              <w:instrText xml:space="preserve"> PAGEREF _Toc235882327 \h </w:instrText>
+              <w:instrText xml:space="preserve"> PAGEREF _Toc235890830 \h </w:instrText>
             </w:r>
             <w:r>
               <w:rPr>
@@ -1858,7 +1858,7 @@
               <w14:ligatures w14:val="none"/>
             </w:rPr>
           </w:pPr>
-          <w:hyperlink w:anchor="_Toc235882328" w:history="1">
+          <w:hyperlink w:anchor="_Toc235890831" w:history="1">
             <w:r>
               <w:rPr>
                 <w:rStyle w:val="Hyperlink"/>
@@ -1886,7 +1886,7 @@
                 <w:noProof/>
                 <w:webHidden/>
               </w:rPr>
-              <w:instrText xml:space="preserve"> PAGEREF _Toc235882328 \h </w:instrText>
+              <w:instrText xml:space="preserve"> PAGEREF _Toc235890831 \h </w:instrText>
             </w:r>
             <w:r>
               <w:rPr>
@@ -1931,7 +1931,7 @@
               <w14:ligatures w14:val="none"/>
             </w:rPr>
           </w:pPr>
-          <w:hyperlink w:anchor="_Toc235882329" w:history="1">
+          <w:hyperlink w:anchor="_Toc235890832" w:history="1">
             <w:r>
               <w:rPr>
                 <w:rStyle w:val="Hyperlink"/>
@@ -1959,7 +1959,7 @@
                 <w:noProof/>
                 <w:webHidden/>
               </w:rPr>
-              <w:instrText xml:space="preserve"> PAGEREF _Toc235882329 \h </w:instrText>
+              <w:instrText xml:space="preserve"> PAGEREF _Toc235890832 \h </w:instrText>
             </w:r>
             <w:r>
               <w:rPr>
@@ -2004,7 +2004,7 @@
               <w14:ligatures w14:val="none"/>
             </w:rPr>
           </w:pPr>
-          <w:hyperlink w:anchor="_Toc235882330" w:history="1">
+          <w:hyperlink w:anchor="_Toc235890833" w:history="1">
             <w:r>
               <w:rPr>
                 <w:rStyle w:val="Hyperlink"/>
@@ -2032,7 +2032,7 @@
                 <w:noProof/>
                 <w:webHidden/>
               </w:rPr>
-              <w:instrText xml:space="preserve"> PAGEREF _Toc235882330 \h </w:instrText>
+              <w:instrText xml:space="preserve"> PAGEREF _Toc235890833 \h </w:instrText>
             </w:r>
             <w:r>
               <w:rPr>
@@ -2077,7 +2077,7 @@
               <w14:ligatures w14:val="none"/>
             </w:rPr>
           </w:pPr>
-          <w:hyperlink w:anchor="_Toc235882331" w:history="1">
+          <w:hyperlink w:anchor="_Toc235890834" w:history="1">
             <w:r>
               <w:rPr>
                 <w:rStyle w:val="Hyperlink"/>
@@ -2104,7 +2104,7 @@
                 <w:noProof/>
                 <w:webHidden/>
               </w:rPr>
-              <w:instrText xml:space="preserve"> PAGEREF _Toc235882331 \h </w:instrText>
+              <w:instrText xml:space="preserve"> PAGEREF _Toc235890834 \h </w:instrText>
             </w:r>
             <w:r>
               <w:rPr>
@@ -2149,7 +2149,7 @@
               <w14:ligatures w14:val="none"/>
             </w:rPr>
           </w:pPr>
-          <w:hyperlink w:anchor="_Toc235882332" w:history="1">
+          <w:hyperlink w:anchor="_Toc235890835" w:history="1">
             <w:r>
               <w:rPr>
                 <w:rStyle w:val="Hyperlink"/>
@@ -2177,7 +2177,7 @@
                 <w:noProof/>
                 <w:webHidden/>
               </w:rPr>
-              <w:instrText xml:space="preserve"> PAGEREF _Toc235882332 \h </w:instrText>
+              <w:instrText xml:space="preserve"> PAGEREF _Toc235890835 \h </w:instrText>
             </w:r>
             <w:r>
               <w:rPr>
@@ -2222,7 +2222,7 @@
               <w14:ligatures w14:val="none"/>
             </w:rPr>
           </w:pPr>
-          <w:hyperlink w:anchor="_Toc235882333" w:history="1">
+          <w:hyperlink w:anchor="_Toc235890836" w:history="1">
             <w:r>
               <w:rPr>
                 <w:rStyle w:val="Hyperlink"/>
@@ -2250,7 +2250,226 @@
                 <w:noProof/>
                 <w:webHidden/>
               </w:rPr>
-              <w:instrText xml:space="preserve"> PAGEREF _Toc235882333 \h </w:instrText>
+              <w:instrText xml:space="preserve"> PAGEREF _Toc235890836 \h </w:instrText>
+            </w:r>
+            <w:r>
+              <w:rPr>
+                <w:noProof/>
+                <w:webHidden/>
+              </w:rPr>
+            </w:r>
+            <w:r>
+              <w:rPr>
+                <w:noProof/>
+                <w:webHidden/>
+              </w:rPr>
+              <w:fldChar w:fldCharType="separate"/>
+            </w:r>
+            <w:r>
+              <w:rPr>
+                <w:noProof/>
+                <w:webHidden/>
+              </w:rPr>
+              <w:t>5</w:t>
+            </w:r>
+            <w:r>
+              <w:rPr>
+                <w:noProof/>
+                <w:webHidden/>
+              </w:rPr>
+              <w:fldChar w:fldCharType="end"/>
+            </w:r>
+          </w:hyperlink>
+        </w:p>
+        <w:p>
+          <w:pPr>
+            <w:pStyle w:val="TOC2"/>
+            <w:tabs>
+              <w:tab w:val="right" w:leader="dot" w:pos="9016"/>
+            </w:tabs>
+            <w:rPr>
+              <w:rFonts w:eastAsiaTheme="minorEastAsia"/>
+              <w:noProof/>
+              <w:kern w:val="0"/>
+              <w:lang w:val="en-US"/>
+              <w14:ligatures w14:val="none"/>
+            </w:rPr>
+          </w:pPr>
+          <w:hyperlink w:anchor="_Toc235890837" w:history="1">
+            <w:r>
+              <w:rPr>
+                <w:rStyle w:val="Hyperlink"/>
+                <w:noProof/>
+                <w:lang w:val="en-US"/>
+              </w:rPr>
+              <w:t>9.1 User Table</w:t>
+            </w:r>
+            <w:r>
+              <w:rPr>
+                <w:noProof/>
+                <w:webHidden/>
+              </w:rPr>
+              <w:tab/>
+            </w:r>
+            <w:r>
+              <w:rPr>
+                <w:noProof/>
+                <w:webHidden/>
+              </w:rPr>
+              <w:fldChar w:fldCharType="begin"/>
+            </w:r>
+            <w:r>
+              <w:rPr>
+                <w:noProof/>
+                <w:webHidden/>
+              </w:rPr>
+              <w:instrText xml:space="preserve"> PAGEREF _Toc235890837 \h </w:instrText>
+            </w:r>
+            <w:r>
+              <w:rPr>
+                <w:noProof/>
+                <w:webHidden/>
+              </w:rPr>
+            </w:r>
+            <w:r>
+              <w:rPr>
+                <w:noProof/>
+                <w:webHidden/>
+              </w:rPr>
+              <w:fldChar w:fldCharType="separate"/>
+            </w:r>
+            <w:r>
+              <w:rPr>
+                <w:noProof/>
+                <w:webHidden/>
+              </w:rPr>
+              <w:t>6</w:t>
+            </w:r>
+            <w:r>
+              <w:rPr>
+                <w:noProof/>
+                <w:webHidden/>
+              </w:rPr>
+              <w:fldChar w:fldCharType="end"/>
+            </w:r>
+          </w:hyperlink>
+        </w:p>
+        <w:p>
+          <w:pPr>
+            <w:pStyle w:val="TOC2"/>
+            <w:tabs>
+              <w:tab w:val="right" w:leader="dot" w:pos="9016"/>
+            </w:tabs>
+            <w:rPr>
+              <w:rFonts w:eastAsiaTheme="minorEastAsia"/>
+              <w:noProof/>
+              <w:kern w:val="0"/>
+              <w:lang w:val="en-US"/>
+              <w14:ligatures w14:val="none"/>
+            </w:rPr>
+          </w:pPr>
+          <w:hyperlink w:anchor="_Toc235890838" w:history="1">
+            <w:r>
+              <w:rPr>
+                <w:rStyle w:val="Hyperlink"/>
+                <w:noProof/>
+                <w:lang w:val="en-US"/>
+              </w:rPr>
+              <w:t>9.2 Appointment Table</w:t>
+            </w:r>
+            <w:r>
+              <w:rPr>
+                <w:noProof/>
+                <w:webHidden/>
+              </w:rPr>
+              <w:tab/>
+            </w:r>
+            <w:r>
+              <w:rPr>
+                <w:noProof/>
+                <w:webHidden/>
+              </w:rPr>
+              <w:fldChar w:fldCharType="begin"/>
+            </w:r>
+            <w:r>
+              <w:rPr>
+                <w:noProof/>
+                <w:webHidden/>
+              </w:rPr>
+              <w:instrText xml:space="preserve"> PAGEREF _Toc235890838 \h </w:instrText>
+            </w:r>
+            <w:r>
+              <w:rPr>
+                <w:noProof/>
+                <w:webHidden/>
+              </w:rPr>
+            </w:r>
+            <w:r>
+              <w:rPr>
+                <w:noProof/>
+                <w:webHidden/>
+              </w:rPr>
+              <w:fldChar w:fldCharType="separate"/>
+            </w:r>
+            <w:r>
+              <w:rPr>
+                <w:noProof/>
+                <w:webHidden/>
+              </w:rPr>
+              <w:t>6</w:t>
+            </w:r>
+            <w:r>
+              <w:rPr>
+                <w:noProof/>
+                <w:webHidden/>
+              </w:rPr>
+              <w:fldChar w:fldCharType="end"/>
+            </w:r>
+          </w:hyperlink>
+        </w:p>
+        <w:p>
+          <w:pPr>
+            <w:pStyle w:val="TOC2"/>
+            <w:tabs>
+              <w:tab w:val="right" w:leader="dot" w:pos="9016"/>
+            </w:tabs>
+            <w:rPr>
+              <w:rFonts w:eastAsiaTheme="minorEastAsia"/>
+              <w:noProof/>
+              <w:kern w:val="0"/>
+              <w:lang w:val="en-US"/>
+              <w14:ligatures w14:val="none"/>
+            </w:rPr>
+          </w:pPr>
+          <w:hyperlink w:anchor="_Toc235890839" w:history="1">
+            <w:r>
+              <w:rPr>
+                <w:rStyle w:val="Hyperlink"/>
+                <w:noProof/>
+                <w:lang w:val="en-US"/>
+              </w:rPr>
+              <w:t>9.3 Queue Table</w:t>
+            </w:r>
+            <w:r>
+              <w:rPr>
+                <w:noProof/>
+                <w:webHidden/>
+              </w:rPr>
+              <w:tab/>
+            </w:r>
+            <w:r>
+              <w:rPr>
+                <w:noProof/>
+                <w:webHidden/>
+              </w:rPr>
+              <w:fldChar w:fldCharType="begin"/>
+            </w:r>
+            <w:r>
+              <w:rPr>
+                <w:noProof/>
+                <w:webHidden/>
+              </w:rPr>
+              <w:instrText xml:space="preserve"> PAGEREF _Toc235890839 \h </w:instrText>
             </w:r>
             <w:r>
               <w:rPr>
@@ -2295,14 +2514,14 @@
               <w14:ligatures w14:val="none"/>
             </w:rPr>
           </w:pPr>
-          <w:hyperlink w:anchor="_Toc235882334" w:history="1">
+          <w:hyperlink w:anchor="_Toc235890840" w:history="1">
             <w:r>
               <w:rPr>
                 <w:rStyle w:val="Hyperlink"/>
                 <w:noProof/>
                 <w:lang w:val="en-US"/>
               </w:rPr>
-              <w:t>9. Database Design</w:t>
+              <w:t>10. System Interfaces</w:t>
             </w:r>
             <w:r>
               <w:rPr>
@@ -2323,226 +2542,7 @@
                 <w:noProof/>
                 <w:webHidden/>
               </w:rPr>
-              <w:instrText xml:space="preserve"> PAGEREF _Toc235882334 \h </w:instrText>
-            </w:r>
-            <w:r>
-              <w:rPr>
-                <w:noProof/>
-                <w:webHidden/>
-              </w:rPr>
-            </w:r>
-            <w:r>
-              <w:rPr>
-                <w:noProof/>
-                <w:webHidden/>
-              </w:rPr>
-              <w:fldChar w:fldCharType="separate"/>
-            </w:r>
-            <w:r>
-              <w:rPr>
-                <w:noProof/>
-                <w:webHidden/>
-              </w:rPr>
-              <w:t>6</w:t>
-            </w:r>
-            <w:r>
-              <w:rPr>
-                <w:noProof/>
-                <w:webHidden/>
-              </w:rPr>
-              <w:fldChar w:fldCharType="end"/>
-            </w:r>
-          </w:hyperlink>
-        </w:p>
-        <w:p>
-          <w:pPr>
-            <w:pStyle w:val="TOC2"/>
-            <w:tabs>
-              <w:tab w:val="right" w:leader="dot" w:pos="9016"/>
-            </w:tabs>
-            <w:rPr>
-              <w:rFonts w:eastAsiaTheme="minorEastAsia"/>
-              <w:noProof/>
-              <w:kern w:val="0"/>
-              <w:lang w:val="en-US"/>
-              <w14:ligatures w14:val="none"/>
-            </w:rPr>
-          </w:pPr>
-          <w:hyperlink w:anchor="_Toc235882335" w:history="1">
-            <w:r>
-              <w:rPr>
-                <w:rStyle w:val="Hyperlink"/>
-                <w:noProof/>
-                <w:lang w:val="en-US"/>
-              </w:rPr>
-              <w:t>9.1 User Table</w:t>
-            </w:r>
-            <w:r>
-              <w:rPr>
-                <w:noProof/>
-                <w:webHidden/>
-              </w:rPr>
-              <w:tab/>
-            </w:r>
-            <w:r>
-              <w:rPr>
-                <w:noProof/>
-                <w:webHidden/>
-              </w:rPr>
-              <w:fldChar w:fldCharType="begin"/>
-            </w:r>
-            <w:r>
-              <w:rPr>
-                <w:noProof/>
-                <w:webHidden/>
-              </w:rPr>
-              <w:instrText xml:space="preserve"> PAGEREF _Toc235882335 \h </w:instrText>
-            </w:r>
-            <w:r>
-              <w:rPr>
-                <w:noProof/>
-                <w:webHidden/>
-              </w:rPr>
-            </w:r>
-            <w:r>
-              <w:rPr>
-                <w:noProof/>
-                <w:webHidden/>
-              </w:rPr>
-              <w:fldChar w:fldCharType="separate"/>
-            </w:r>
-            <w:r>
-              <w:rPr>
-                <w:noProof/>
-                <w:webHidden/>
-              </w:rPr>
-              <w:t>6</w:t>
-            </w:r>
-            <w:r>
-              <w:rPr>
-                <w:noProof/>
-                <w:webHidden/>
-              </w:rPr>
-              <w:fldChar w:fldCharType="end"/>
-            </w:r>
-          </w:hyperlink>
-        </w:p>
-        <w:p>
-          <w:pPr>
-            <w:pStyle w:val="TOC2"/>
-            <w:tabs>
-              <w:tab w:val="right" w:leader="dot" w:pos="9016"/>
-            </w:tabs>
-            <w:rPr>
-              <w:rFonts w:eastAsiaTheme="minorEastAsia"/>
-              <w:noProof/>
-              <w:kern w:val="0"/>
-              <w:lang w:val="en-US"/>
-              <w14:ligatures w14:val="none"/>
-            </w:rPr>
-          </w:pPr>
-          <w:hyperlink w:anchor="_Toc235882336" w:history="1">
-            <w:r>
-              <w:rPr>
-                <w:rStyle w:val="Hyperlink"/>
-                <w:noProof/>
-                <w:lang w:val="en-US"/>
-              </w:rPr>
-              <w:t>9.2 Appointment Table</w:t>
-            </w:r>
-            <w:r>
-              <w:rPr>
-                <w:noProof/>
-                <w:webHidden/>
-              </w:rPr>
-              <w:tab/>
-            </w:r>
-            <w:r>
-              <w:rPr>
-                <w:noProof/>
-                <w:webHidden/>
-              </w:rPr>
-              <w:fldChar w:fldCharType="begin"/>
-            </w:r>
-            <w:r>
-              <w:rPr>
-                <w:noProof/>
-                <w:webHidden/>
-              </w:rPr>
-              <w:instrText xml:space="preserve"> PAGEREF _Toc235882336 \h </w:instrText>
-            </w:r>
-            <w:r>
-              <w:rPr>
-                <w:noProof/>
-                <w:webHidden/>
-              </w:rPr>
-            </w:r>
-            <w:r>
-              <w:rPr>
-                <w:noProof/>
-                <w:webHidden/>
-              </w:rPr>
-              <w:fldChar w:fldCharType="separate"/>
-            </w:r>
-            <w:r>
-              <w:rPr>
-                <w:noProof/>
-                <w:webHidden/>
-              </w:rPr>
-              <w:t>6</w:t>
-            </w:r>
-            <w:r>
-              <w:rPr>
-                <w:noProof/>
-                <w:webHidden/>
-              </w:rPr>
-              <w:fldChar w:fldCharType="end"/>
-            </w:r>
-          </w:hyperlink>
-        </w:p>
-        <w:p>
-          <w:pPr>
-            <w:pStyle w:val="TOC2"/>
-            <w:tabs>
-              <w:tab w:val="right" w:leader="dot" w:pos="9016"/>
-            </w:tabs>
-            <w:rPr>
-              <w:rFonts w:eastAsiaTheme="minorEastAsia"/>
-              <w:noProof/>
-              <w:kern w:val="0"/>
-              <w:lang w:val="en-US"/>
-              <w14:ligatures w14:val="none"/>
-            </w:rPr>
-          </w:pPr>
-          <w:hyperlink w:anchor="_Toc235882337" w:history="1">
-            <w:r>
-              <w:rPr>
-                <w:rStyle w:val="Hyperlink"/>
-                <w:noProof/>
-                <w:lang w:val="en-US"/>
-              </w:rPr>
-              <w:t>9.3 Queue Table</w:t>
-            </w:r>
-            <w:r>
-              <w:rPr>
-                <w:noProof/>
-                <w:webHidden/>
-              </w:rPr>
-              <w:tab/>
-            </w:r>
-            <w:r>
-              <w:rPr>
-                <w:noProof/>
-                <w:webHidden/>
-              </w:rPr>
-              <w:fldChar w:fldCharType="begin"/>
-            </w:r>
-            <w:r>
-              <w:rPr>
-                <w:noProof/>
-                <w:webHidden/>
-              </w:rPr>
-              <w:instrText xml:space="preserve"> PAGEREF _Toc235882337 \h </w:instrText>
+              <w:instrText xml:space="preserve"> PAGEREF _Toc235890840 \h </w:instrText>
             </w:r>
             <w:r>
               <w:rPr>
@@ -2587,14 +2587,14 @@
               <w14:ligatures w14:val="none"/>
             </w:rPr>
           </w:pPr>
-          <w:hyperlink w:anchor="_Toc235882338" w:history="1">
+          <w:hyperlink w:anchor="_Toc235890844" w:history="1">
             <w:r>
               <w:rPr>
                 <w:rStyle w:val="Hyperlink"/>
                 <w:noProof/>
                 <w:lang w:val="en-US"/>
               </w:rPr>
-              <w:t>10. System Interfaces</w:t>
+              <w:t>11. Testing</w:t>
             </w:r>
             <w:r>
               <w:rPr>
@@ -2615,7 +2615,7 @@
                 <w:noProof/>
                 <w:webHidden/>
               </w:rPr>
-              <w:instrText xml:space="preserve"> PAGEREF _Toc235882338 \h </w:instrText>
+              <w:instrText xml:space="preserve"> PAGEREF _Toc235890844 \h </w:instrText>
             </w:r>
             <w:r>
               <w:rPr>
@@ -2635,7 +2635,7 @@
                 <w:noProof/>
                 <w:webHidden/>
               </w:rPr>
-              <w:t>7</w:t>
+              <w:t>12</w:t>
             </w:r>
             <w:r>
               <w:rPr>
@@ -2660,14 +2660,14 @@
               <w14:ligatures w14:val="none"/>
             </w:rPr>
           </w:pPr>
-          <w:hyperlink w:anchor="_Toc235882339" w:history="1">
+          <w:hyperlink w:anchor="_Toc235890845" w:history="1">
             <w:r>
               <w:rPr>
                 <w:rStyle w:val="Hyperlink"/>
                 <w:noProof/>
                 <w:lang w:val="en-US"/>
               </w:rPr>
-              <w:t>11. Testing</w:t>
+              <w:t>12. Future Improvements</w:t>
             </w:r>
             <w:r>
               <w:rPr>
@@ -2688,7 +2688,7 @@
                 <w:noProof/>
                 <w:webHidden/>
               </w:rPr>
-              <w:instrText xml:space="preserve"> PAGEREF _Toc235882339 \h </w:instrText>
+              <w:instrText xml:space="preserve"> PAGEREF _Toc235890845 \h </w:instrText>
             </w:r>
             <w:r>
               <w:rPr>
@@ -2708,7 +2708,7 @@
                 <w:noProof/>
                 <w:webHidden/>
               </w:rPr>
-              <w:t>13</w:t>
+              <w:t>12</w:t>
             </w:r>
             <w:r>
               <w:rPr>
@@ -2733,14 +2733,14 @@
               <w14:ligatures w14:val="none"/>
             </w:rPr>
           </w:pPr>
-          <w:hyperlink w:anchor="_Toc235882340" w:history="1">
+          <w:hyperlink w:anchor="_Toc235890846" w:history="1">
             <w:r>
               <w:rPr>
                 <w:rStyle w:val="Hyperlink"/>
                 <w:noProof/>
                 <w:lang w:val="en-US"/>
               </w:rPr>
-              <w:t>12. Future Improvements</w:t>
+              <w:t>13. Conclusion</w:t>
             </w:r>
             <w:r>
               <w:rPr>
@@ -2761,7 +2761,7 @@
                 <w:noProof/>
                 <w:webHidden/>
               </w:rPr>
-              <w:instrText xml:space="preserve"> PAGEREF _Toc235882340 \h </w:instrText>
+              <w:instrText xml:space="preserve"> PAGEREF _Toc235890846 \h </w:instrText>
             </w:r>
             <w:r>
               <w:rPr>
@@ -2781,7 +2781,7 @@
                 <w:noProof/>
                 <w:webHidden/>
               </w:rPr>
-              <w:t>15</w:t>
+              <w:t>13</w:t>
             </w:r>
             <w:r>
               <w:rPr>
@@ -2806,14 +2806,14 @@
               <w14:ligatures w14:val="none"/>
             </w:rPr>
           </w:pPr>
-          <w:hyperlink w:anchor="_Toc235882341" w:history="1">
+          <w:hyperlink w:anchor="_Toc235890847" w:history="1">
             <w:r>
               <w:rPr>
                 <w:rStyle w:val="Hyperlink"/>
                 <w:noProof/>
                 <w:lang w:val="en-US"/>
               </w:rPr>
-              <w:t>13. Conclusion</w:t>
+              <w:t>14. References</w:t>
             </w:r>
             <w:r>
               <w:rPr>
@@ -2834,7 +2834,7 @@
                 <w:noProof/>
                 <w:webHidden/>
               </w:rPr>
-              <w:instrText xml:space="preserve"> PAGEREF _Toc235882341 \h </w:instrText>
+              <w:instrText xml:space="preserve"> PAGEREF _Toc235890847 \h </w:instrText>
             </w:r>
             <w:r>
               <w:rPr>
@@ -2854,80 +2854,7 @@
                 <w:noProof/>
                 <w:webHidden/>
               </w:rPr>
-              <w:t>16</w:t>
-            </w:r>
-            <w:r>
-              <w:rPr>
-                <w:noProof/>
-                <w:webHidden/>
-              </w:rPr>
-              <w:fldChar w:fldCharType="end"/>
-            </w:r>
-          </w:hyperlink>
-        </w:p>
-        <w:p>
-          <w:pPr>
-            <w:pStyle w:val="TOC1"/>
-            <w:tabs>
-              <w:tab w:val="right" w:leader="dot" w:pos="9016"/>
-            </w:tabs>
-            <w:rPr>
-              <w:rFonts w:eastAsiaTheme="minorEastAsia"/>
-              <w:noProof/>
-              <w:kern w:val="0"/>
-              <w:lang w:val="en-US"/>
-              <w14:ligatures w14:val="none"/>
-            </w:rPr>
-          </w:pPr>
-          <w:hyperlink w:anchor="_Toc235882342" w:history="1">
-            <w:r>
-              <w:rPr>
-                <w:rStyle w:val="Hyperlink"/>
-                <w:noProof/>
-                <w:lang w:val="en-US"/>
-              </w:rPr>
-              <w:t>14. References</w:t>
-            </w:r>
-            <w:r>
-              <w:rPr>
-                <w:noProof/>
-                <w:webHidden/>
-              </w:rPr>
-              <w:tab/>
-            </w:r>
-            <w:r>
-              <w:rPr>
-                <w:noProof/>
-                <w:webHidden/>
-              </w:rPr>
-              <w:fldChar w:fldCharType="begin"/>
-            </w:r>
-            <w:r>
-              <w:rPr>
-                <w:noProof/>
-                <w:webHidden/>
-              </w:rPr>
-              <w:instrText xml:space="preserve"> PAGEREF _Toc235882342 \h </w:instrText>
-            </w:r>
-            <w:r>
-              <w:rPr>
-                <w:noProof/>
-                <w:webHidden/>
-              </w:rPr>
-            </w:r>
-            <w:r>
-              <w:rPr>
-                <w:noProof/>
-                <w:webHidden/>
-              </w:rPr>
-              <w:fldChar w:fldCharType="separate"/>
-            </w:r>
-            <w:r>
-              <w:rPr>
-                <w:noProof/>
-                <w:webHidden/>
-              </w:rPr>
-              <w:t>16</w:t>
+              <w:t>13</w:t>
             </w:r>
             <w:r>
               <w:rPr>
@@ -3007,7 +2934,6 @@
           <w:docGrid w:linePitch="360"/>
         </w:sectPr>
       </w:pPr>
-      <w:bookmarkStart w:id="0" w:name="_Toc235882312"/>
     </w:p>
     <w:p>
       <w:pPr>
@@ -3016,6 +2942,7 @@
           <w:lang w:val="en-US"/>
         </w:rPr>
       </w:pPr>
+      <w:bookmarkStart w:id="0" w:name="_Toc235890815"/>
       <w:r>
         <w:rPr>
           <w:lang w:val="en-US"/>
@@ -3080,7 +3007,7 @@
           <w:lang w:val="en-US"/>
         </w:rPr>
       </w:pPr>
-      <w:bookmarkStart w:id="1" w:name="_Toc235882313"/>
+      <w:bookmarkStart w:id="1" w:name="_Toc235890816"/>
       <w:r>
         <w:rPr>
           <w:bCs/>
@@ -3249,7 +3176,7 @@
           <w:lang w:val="en-US"/>
         </w:rPr>
       </w:pPr>
-      <w:bookmarkStart w:id="2" w:name="_Toc235882314"/>
+      <w:bookmarkStart w:id="2" w:name="_Toc235890817"/>
       <w:r>
         <w:rPr>
           <w:lang w:val="en-US"/>
@@ -3265,7 +3192,7 @@
           <w:lang w:val="en-US"/>
         </w:rPr>
       </w:pPr>
-      <w:bookmarkStart w:id="3" w:name="_Toc235882315"/>
+      <w:bookmarkStart w:id="3" w:name="_Toc235890818"/>
       <w:r>
         <w:rPr>
           <w:lang w:val="en-US"/>
@@ -3307,7 +3234,7 @@
           <w:lang w:val="en-US"/>
         </w:rPr>
       </w:pPr>
-      <w:bookmarkStart w:id="4" w:name="_Toc235882316"/>
+      <w:bookmarkStart w:id="4" w:name="_Toc235890819"/>
       <w:r>
         <w:rPr>
           <w:lang w:val="en-US"/>
@@ -3448,7 +3375,7 @@
           <w:lang w:val="en-US"/>
         </w:rPr>
       </w:pPr>
-      <w:bookmarkStart w:id="5" w:name="_Toc235882317"/>
+      <w:bookmarkStart w:id="5" w:name="_Toc235890820"/>
       <w:r>
         <w:rPr>
           <w:lang w:val="en-US"/>
@@ -3634,7 +3561,7 @@
           <w:lang w:val="en-US"/>
         </w:rPr>
       </w:pPr>
-      <w:bookmarkStart w:id="6" w:name="_Toc235882318"/>
+      <w:bookmarkStart w:id="6" w:name="_Toc235890821"/>
       <w:r>
         <w:rPr>
           <w:lang w:val="en-US"/>
@@ -4043,7 +3970,7 @@
           <w:lang w:val="en-US"/>
         </w:rPr>
       </w:pPr>
-      <w:bookmarkStart w:id="7" w:name="_Toc235882319"/>
+      <w:bookmarkStart w:id="7" w:name="_Toc235890822"/>
       <w:r>
         <w:rPr>
           <w:lang w:val="en-US"/>
@@ -4059,7 +3986,7 @@
           <w:lang w:val="en-US"/>
         </w:rPr>
       </w:pPr>
-      <w:bookmarkStart w:id="8" w:name="_Toc235882320"/>
+      <w:bookmarkStart w:id="8" w:name="_Toc235890823"/>
       <w:r>
         <w:rPr>
           <w:lang w:val="en-US"/>
@@ -4156,7 +4083,7 @@
           <w:lang w:val="en-US"/>
         </w:rPr>
       </w:pPr>
-      <w:bookmarkStart w:id="9" w:name="_Toc235882321"/>
+      <w:bookmarkStart w:id="9" w:name="_Toc235890824"/>
       <w:r>
         <w:rPr>
           <w:lang w:val="en-US"/>
@@ -4267,7 +4194,7 @@
           <w:lang w:val="en-US"/>
         </w:rPr>
       </w:pPr>
-      <w:bookmarkStart w:id="10" w:name="_Toc235882322"/>
+      <w:bookmarkStart w:id="10" w:name="_Toc235890825"/>
       <w:r>
         <w:rPr>
           <w:lang w:val="en-US"/>
@@ -4377,7 +4304,7 @@
           <w:lang w:val="en-US"/>
         </w:rPr>
       </w:pPr>
-      <w:bookmarkStart w:id="11" w:name="_Toc235882323"/>
+      <w:bookmarkStart w:id="11" w:name="_Toc235890826"/>
       <w:r>
         <w:rPr>
           <w:lang w:val="en-US"/>
@@ -4487,7 +4414,7 @@
           <w:lang w:val="en-US"/>
         </w:rPr>
       </w:pPr>
-      <w:bookmarkStart w:id="12" w:name="_Toc235882324"/>
+      <w:bookmarkStart w:id="12" w:name="_Toc235890827"/>
       <w:r>
         <w:rPr>
           <w:lang w:val="en-US"/>
@@ -4580,7 +4507,7 @@
           <w:lang w:val="en-US"/>
         </w:rPr>
       </w:pPr>
-      <w:bookmarkStart w:id="13" w:name="_Toc235882325"/>
+      <w:bookmarkStart w:id="13" w:name="_Toc235890828"/>
       <w:r>
         <w:rPr>
           <w:lang w:val="en-US"/>
@@ -4666,7 +4593,7 @@
           <w:lang w:val="en-US"/>
         </w:rPr>
       </w:pPr>
-      <w:bookmarkStart w:id="14" w:name="_Toc235882326"/>
+      <w:bookmarkStart w:id="14" w:name="_Toc235890829"/>
       <w:r>
         <w:rPr>
           <w:lang w:val="en-US"/>
@@ -4778,7 +4705,7 @@
           <w:lang w:val="en-US"/>
         </w:rPr>
       </w:pPr>
-      <w:bookmarkStart w:id="15" w:name="_Toc235882327"/>
+      <w:bookmarkStart w:id="15" w:name="_Toc235890830"/>
       <w:r>
         <w:rPr>
           <w:rFonts w:asciiTheme="minorHAnsi" w:hAnsiTheme="minorHAnsi"/>
@@ -4827,7 +4754,7 @@
           <w:lang w:val="en-US"/>
         </w:rPr>
       </w:pPr>
-      <w:bookmarkStart w:id="16" w:name="_Toc235882328"/>
+      <w:bookmarkStart w:id="16" w:name="_Toc235890831"/>
       <w:r>
         <w:rPr>
           <w:lang w:val="en-US"/>
@@ -4863,7 +4790,7 @@
           <w:lang w:val="en-US"/>
         </w:rPr>
       </w:pPr>
-      <w:bookmarkStart w:id="17" w:name="_Toc235882329"/>
+      <w:bookmarkStart w:id="17" w:name="_Toc235890832"/>
       <w:r>
         <w:rPr>
           <w:lang w:val="en-US"/>
@@ -4969,7 +4896,7 @@
           <w:lang w:val="en-US"/>
         </w:rPr>
       </w:pPr>
-      <w:bookmarkStart w:id="18" w:name="_Toc235882330"/>
+      <w:bookmarkStart w:id="18" w:name="_Toc235890833"/>
       <w:r>
         <w:rPr>
           <w:lang w:val="en-US"/>
@@ -5078,13 +5005,13 @@
           <w:szCs w:val="22"/>
         </w:rPr>
       </w:pPr>
-      <w:bookmarkStart w:id="19" w:name="_Toc235882331"/>
     </w:p>
     <w:p/>
     <w:p>
       <w:pPr>
         <w:pStyle w:val="Heading2"/>
       </w:pPr>
+      <w:bookmarkStart w:id="19" w:name="_Toc235890834"/>
       <w:r>
         <w:lastRenderedPageBreak/>
         <w:t xml:space="preserve">7.3 </w:t>
@@ -5183,7 +5110,7 @@
           <w:lang w:val="en-US"/>
         </w:rPr>
       </w:pPr>
-      <w:bookmarkStart w:id="20" w:name="_Toc235882332"/>
+      <w:bookmarkStart w:id="20" w:name="_Toc235890835"/>
       <w:r>
         <w:rPr>
           <w:lang w:val="en-US"/>
@@ -5290,52 +5217,16 @@
     </w:p>
     <w:p>
       <w:pPr>
-        <w:rPr>
-          <w:lang w:val="en-US"/>
-        </w:rPr>
-      </w:pPr>
-    </w:p>
-    <w:p>
-      <w:pPr>
-        <w:rPr>
-          <w:lang w:val="en-US"/>
-        </w:rPr>
-      </w:pPr>
-    </w:p>
-    <w:p>
-      <w:pPr>
-        <w:rPr>
-          <w:lang w:val="en-US"/>
-        </w:rPr>
-      </w:pPr>
-    </w:p>
-    <w:p>
-      <w:pPr>
-        <w:rPr>
-          <w:lang w:val="en-US"/>
-        </w:rPr>
-      </w:pPr>
-    </w:p>
-    <w:p>
-      <w:pPr>
-        <w:rPr>
-          <w:lang w:val="en-US"/>
-        </w:rPr>
-      </w:pPr>
-    </w:p>
-    <w:p>
-      <w:pPr>
         <w:pStyle w:val="Heading1"/>
         <w:rPr>
           <w:lang w:val="en-US"/>
         </w:rPr>
       </w:pPr>
-      <w:bookmarkStart w:id="21" w:name="_Toc235882333"/>
-      <w:r>
-        <w:rPr>
-          <w:lang w:val="en-US"/>
-        </w:rPr>
-        <w:lastRenderedPageBreak/>
+      <w:bookmarkStart w:id="21" w:name="_Toc235890836"/>
+      <w:r>
+        <w:rPr>
+          <w:lang w:val="en-US"/>
+        </w:rPr>
         <w:t>8. System Architecture</w:t>
       </w:r>
       <w:bookmarkEnd w:id="21"/>
@@ -5523,79 +5414,386 @@
           <w:tab w:val="left" w:pos="1992"/>
         </w:tabs>
         <w:rPr>
-          <w:lang w:val="en-US"/>
-        </w:rPr>
-      </w:pPr>
-      <w:r>
-        <w:rPr>
-          <w:lang w:val="en-US"/>
-        </w:rPr>
-        <w:tab/>
-      </w:r>
-    </w:p>
-    <w:p>
-      <w:pPr>
-        <w:pStyle w:val="Heading1"/>
-        <w:rPr>
-          <w:lang w:val="en-US"/>
-        </w:rPr>
-      </w:pPr>
-      <w:bookmarkStart w:id="22" w:name="_Toc235882334"/>
-      <w:r>
-        <w:rPr>
-          <w:lang w:val="en-US"/>
-        </w:rPr>
+          <w:rFonts w:ascii="Arial" w:hAnsi="Arial" w:cs="Arial"/>
+          <w:b/>
+          <w:bCs/>
+          <w:sz w:val="28"/>
+          <w:szCs w:val="28"/>
+          <w:lang w:val="en-US"/>
+        </w:rPr>
+      </w:pPr>
+      <w:r>
+        <w:rPr>
+          <w:rFonts w:ascii="Arial" w:hAnsi="Arial" w:cs="Arial"/>
+          <w:b/>
+          <w:bCs/>
+          <w:sz w:val="28"/>
+          <w:szCs w:val="28"/>
+          <w:lang w:val="en-US"/>
+        </w:rPr>
+        <w:lastRenderedPageBreak/>
         <w:t>9. Database Design</w:t>
       </w:r>
+    </w:p>
+    <w:p>
+      <w:pPr>
+        <w:pStyle w:val="Heading2"/>
+        <w:rPr>
+          <w:lang w:val="en-US"/>
+        </w:rPr>
+      </w:pPr>
+      <w:bookmarkStart w:id="22" w:name="_Toc235890837"/>
+      <w:r>
+        <w:rPr>
+          <w:lang w:val="en-US"/>
+        </w:rPr>
+        <w:t xml:space="preserve">9.1 </w:t>
+      </w:r>
+      <w:r>
+        <w:rPr>
+          <w:lang w:val="en-US"/>
+        </w:rPr>
+        <w:t>User Table</w:t>
+      </w:r>
       <w:bookmarkEnd w:id="22"/>
-    </w:p>
-    <w:p>
-      <w:pPr>
-        <w:pStyle w:val="Heading2"/>
-        <w:rPr>
-          <w:lang w:val="en-US"/>
-        </w:rPr>
-      </w:pPr>
-      <w:bookmarkStart w:id="23" w:name="_Toc235882335"/>
-      <w:r>
-        <w:rPr>
-          <w:lang w:val="en-US"/>
-        </w:rPr>
-        <w:t xml:space="preserve">9.1 </w:t>
-      </w:r>
-      <w:r>
-        <w:rPr>
-          <w:lang w:val="en-US"/>
-        </w:rPr>
-        <w:t>User Table</w:t>
-      </w:r>
-      <w:bookmarkEnd w:id="23"/>
     </w:p>
     <w:tbl>
       <w:tblPr>
+        <w:tblStyle w:val="PlainTable1"/>
         <w:tblW w:w="0" w:type="auto"/>
-        <w:tblCellSpacing w:w="15" w:type="dxa"/>
-        <w:tblCellMar>
-          <w:top w:w="15" w:type="dxa"/>
-          <w:left w:w="15" w:type="dxa"/>
-          <w:bottom w:w="15" w:type="dxa"/>
-          <w:right w:w="15" w:type="dxa"/>
-        </w:tblCellMar>
         <w:tblLook w:val="04A0" w:firstRow="1" w:lastRow="0" w:firstColumn="1" w:lastColumn="0" w:noHBand="0" w:noVBand="1"/>
       </w:tblPr>
       <w:tblGrid>
-        <w:gridCol w:w="1170"/>
-        <w:gridCol w:w="1350"/>
+        <w:gridCol w:w="3884"/>
       </w:tblGrid>
       <w:tr>
         <w:trPr>
-          <w:tblHeader/>
-          <w:tblCellSpacing w:w="15" w:type="dxa"/>
+          <w:cnfStyle w:val="100000000000" w:firstRow="1" w:lastRow="0" w:firstColumn="0" w:lastColumn="0" w:oddVBand="0" w:evenVBand="0" w:oddHBand="0" w:evenHBand="0" w:firstRowFirstColumn="0" w:firstRowLastColumn="0" w:lastRowFirstColumn="0" w:lastRowLastColumn="0"/>
         </w:trPr>
         <w:tc>
           <w:tcPr>
-            <w:tcW w:w="1125" w:type="dxa"/>
-            <w:vAlign w:val="center"/>
+            <w:cnfStyle w:val="001000000000" w:firstRow="0" w:lastRow="0" w:firstColumn="1" w:lastColumn="0" w:oddVBand="0" w:evenVBand="0" w:oddHBand="0" w:evenHBand="0" w:firstRowFirstColumn="0" w:firstRowLastColumn="0" w:lastRowFirstColumn="0" w:lastRowLastColumn="0"/>
+            <w:tcW w:w="3685" w:type="dxa"/>
+          </w:tcPr>
+          <w:tbl>
+            <w:tblPr>
+              <w:tblStyle w:val="TableGrid"/>
+              <w:tblW w:w="3658" w:type="dxa"/>
+              <w:tblLook w:val="04A0" w:firstRow="1" w:lastRow="0" w:firstColumn="1" w:lastColumn="0" w:noHBand="0" w:noVBand="1"/>
+            </w:tblPr>
+            <w:tblGrid>
+              <w:gridCol w:w="1948"/>
+              <w:gridCol w:w="1710"/>
+            </w:tblGrid>
+            <w:tr>
+              <w:trPr>
+                <w:trHeight w:val="449"/>
+              </w:trPr>
+              <w:tc>
+                <w:tcPr>
+                  <w:tcW w:w="1948" w:type="dxa"/>
+                  <w:hideMark/>
+                </w:tcPr>
+                <w:p>
+                  <w:pPr>
+                    <w:tabs>
+                      <w:tab w:val="left" w:pos="1992"/>
+                    </w:tabs>
+                    <w:rPr>
+                      <w:b/>
+                      <w:bCs/>
+                      <w:lang w:val="en-US"/>
+                    </w:rPr>
+                  </w:pPr>
+                  <w:r>
+                    <w:rPr>
+                      <w:b/>
+                      <w:bCs/>
+                      <w:lang w:val="en-US"/>
+                    </w:rPr>
+                    <w:t>Field</w:t>
+                  </w:r>
+                </w:p>
+              </w:tc>
+              <w:tc>
+                <w:tcPr>
+                  <w:tcW w:w="1710" w:type="dxa"/>
+                  <w:hideMark/>
+                </w:tcPr>
+                <w:p>
+                  <w:pPr>
+                    <w:tabs>
+                      <w:tab w:val="left" w:pos="1992"/>
+                    </w:tabs>
+                    <w:rPr>
+                      <w:b/>
+                      <w:bCs/>
+                      <w:lang w:val="en-US"/>
+                    </w:rPr>
+                  </w:pPr>
+                  <w:r>
+                    <w:rPr>
+                      <w:b/>
+                      <w:bCs/>
+                      <w:lang w:val="en-US"/>
+                    </w:rPr>
+                    <w:t>Type</w:t>
+                  </w:r>
+                </w:p>
+              </w:tc>
+            </w:tr>
+            <w:tr>
+              <w:trPr>
+                <w:trHeight w:val="466"/>
+              </w:trPr>
+              <w:tc>
+                <w:tcPr>
+                  <w:tcW w:w="1948" w:type="dxa"/>
+                  <w:hideMark/>
+                </w:tcPr>
+                <w:p>
+                  <w:pPr>
+                    <w:tabs>
+                      <w:tab w:val="left" w:pos="1992"/>
+                    </w:tabs>
+                    <w:rPr>
+                      <w:lang w:val="en-US"/>
+                    </w:rPr>
+                  </w:pPr>
+                  <w:proofErr w:type="spellStart"/>
+                  <w:r>
+                    <w:rPr>
+                      <w:lang w:val="en-US"/>
+                    </w:rPr>
+                    <w:t>UserID</w:t>
+                  </w:r>
+                  <w:proofErr w:type="spellEnd"/>
+                </w:p>
+              </w:tc>
+              <w:tc>
+                <w:tcPr>
+                  <w:tcW w:w="1710" w:type="dxa"/>
+                  <w:hideMark/>
+                </w:tcPr>
+                <w:p>
+                  <w:pPr>
+                    <w:tabs>
+                      <w:tab w:val="left" w:pos="1992"/>
+                    </w:tabs>
+                    <w:rPr>
+                      <w:lang w:val="en-US"/>
+                    </w:rPr>
+                  </w:pPr>
+                  <w:r>
+                    <w:rPr>
+                      <w:lang w:val="en-US"/>
+                    </w:rPr>
+                    <w:t>Integer</w:t>
+                  </w:r>
+                </w:p>
+              </w:tc>
+            </w:tr>
+            <w:tr>
+              <w:trPr>
+                <w:trHeight w:val="449"/>
+              </w:trPr>
+              <w:tc>
+                <w:tcPr>
+                  <w:tcW w:w="1948" w:type="dxa"/>
+                  <w:hideMark/>
+                </w:tcPr>
+                <w:p>
+                  <w:pPr>
+                    <w:tabs>
+                      <w:tab w:val="left" w:pos="1992"/>
+                    </w:tabs>
+                    <w:rPr>
+                      <w:lang w:val="en-US"/>
+                    </w:rPr>
+                  </w:pPr>
+                  <w:r>
+                    <w:rPr>
+                      <w:lang w:val="en-US"/>
+                    </w:rPr>
+                    <w:t>Name</w:t>
+                  </w:r>
+                </w:p>
+              </w:tc>
+              <w:tc>
+                <w:tcPr>
+                  <w:tcW w:w="1710" w:type="dxa"/>
+                  <w:hideMark/>
+                </w:tcPr>
+                <w:p>
+                  <w:pPr>
+                    <w:tabs>
+                      <w:tab w:val="left" w:pos="1992"/>
+                    </w:tabs>
+                    <w:rPr>
+                      <w:lang w:val="en-US"/>
+                    </w:rPr>
+                  </w:pPr>
+                  <w:r>
+                    <w:rPr>
+                      <w:lang w:val="en-US"/>
+                    </w:rPr>
+                    <w:t>Varchar</w:t>
+                  </w:r>
+                </w:p>
+              </w:tc>
+            </w:tr>
+            <w:tr>
+              <w:trPr>
+                <w:trHeight w:val="466"/>
+              </w:trPr>
+              <w:tc>
+                <w:tcPr>
+                  <w:tcW w:w="1948" w:type="dxa"/>
+                  <w:hideMark/>
+                </w:tcPr>
+                <w:p>
+                  <w:pPr>
+                    <w:tabs>
+                      <w:tab w:val="left" w:pos="1992"/>
+                    </w:tabs>
+                    <w:rPr>
+                      <w:lang w:val="en-US"/>
+                    </w:rPr>
+                  </w:pPr>
+                  <w:r>
+                    <w:rPr>
+                      <w:lang w:val="en-US"/>
+                    </w:rPr>
+                    <w:t>Email</w:t>
+                  </w:r>
+                </w:p>
+              </w:tc>
+              <w:tc>
+                <w:tcPr>
+                  <w:tcW w:w="1710" w:type="dxa"/>
+                  <w:hideMark/>
+                </w:tcPr>
+                <w:p>
+                  <w:pPr>
+                    <w:tabs>
+                      <w:tab w:val="left" w:pos="1992"/>
+                    </w:tabs>
+                    <w:rPr>
+                      <w:lang w:val="en-US"/>
+                    </w:rPr>
+                  </w:pPr>
+                  <w:r>
+                    <w:rPr>
+                      <w:lang w:val="en-US"/>
+                    </w:rPr>
+                    <w:t>Varchar</w:t>
+                  </w:r>
+                </w:p>
+              </w:tc>
+            </w:tr>
+            <w:tr>
+              <w:trPr>
+                <w:trHeight w:val="449"/>
+              </w:trPr>
+              <w:tc>
+                <w:tcPr>
+                  <w:tcW w:w="1948" w:type="dxa"/>
+                  <w:hideMark/>
+                </w:tcPr>
+                <w:p>
+                  <w:pPr>
+                    <w:tabs>
+                      <w:tab w:val="left" w:pos="1992"/>
+                    </w:tabs>
+                    <w:rPr>
+                      <w:lang w:val="en-US"/>
+                    </w:rPr>
+                  </w:pPr>
+                  <w:r>
+                    <w:rPr>
+                      <w:lang w:val="en-US"/>
+                    </w:rPr>
+                    <w:t>Password</w:t>
+                  </w:r>
+                </w:p>
+              </w:tc>
+              <w:tc>
+                <w:tcPr>
+                  <w:tcW w:w="1710" w:type="dxa"/>
+                  <w:hideMark/>
+                </w:tcPr>
+                <w:p>
+                  <w:pPr>
+                    <w:tabs>
+                      <w:tab w:val="left" w:pos="1992"/>
+                    </w:tabs>
+                    <w:rPr>
+                      <w:lang w:val="en-US"/>
+                    </w:rPr>
+                  </w:pPr>
+                  <w:r>
+                    <w:rPr>
+                      <w:lang w:val="en-US"/>
+                    </w:rPr>
+                    <w:t>Varchar</w:t>
+                  </w:r>
+                </w:p>
+              </w:tc>
+            </w:tr>
+          </w:tbl>
+          <w:p/>
+        </w:tc>
+      </w:tr>
+    </w:tbl>
+    <w:p>
+      <w:pPr>
+        <w:tabs>
+          <w:tab w:val="left" w:pos="1992"/>
+        </w:tabs>
+        <w:rPr>
+          <w:lang w:val="en-US"/>
+        </w:rPr>
+      </w:pPr>
+    </w:p>
+    <w:p>
+      <w:pPr>
+        <w:pStyle w:val="Heading2"/>
+        <w:rPr>
+          <w:lang w:val="en-US"/>
+        </w:rPr>
+      </w:pPr>
+      <w:bookmarkStart w:id="23" w:name="_Toc235890838"/>
+      <w:r>
+        <w:rPr>
+          <w:lang w:val="en-US"/>
+        </w:rPr>
+        <w:t xml:space="preserve">9.2 </w:t>
+      </w:r>
+      <w:r>
+        <w:rPr>
+          <w:lang w:val="en-US"/>
+        </w:rPr>
+        <w:t>Appointment Table</w:t>
+      </w:r>
+      <w:bookmarkEnd w:id="23"/>
+    </w:p>
+    <w:tbl>
+      <w:tblPr>
+        <w:tblStyle w:val="TableGrid"/>
+        <w:tblW w:w="0" w:type="auto"/>
+        <w:tblLook w:val="04A0" w:firstRow="1" w:lastRow="0" w:firstColumn="1" w:lastColumn="0" w:noHBand="0" w:noVBand="1"/>
+      </w:tblPr>
+      <w:tblGrid>
+        <w:gridCol w:w="2012"/>
+        <w:gridCol w:w="1687"/>
+      </w:tblGrid>
+      <w:tr>
+        <w:trPr>
+          <w:trHeight w:val="440"/>
+        </w:trPr>
+        <w:tc>
+          <w:tcPr>
+            <w:tcW w:w="2012" w:type="dxa"/>
             <w:hideMark/>
           </w:tcPr>
           <w:p>
@@ -5621,8 +5819,7 @@
         </w:tc>
         <w:tc>
           <w:tcPr>
-            <w:tcW w:w="1305" w:type="dxa"/>
-            <w:vAlign w:val="center"/>
+            <w:tcW w:w="1687" w:type="dxa"/>
             <w:hideMark/>
           </w:tcPr>
           <w:p>
@@ -5649,12 +5846,11 @@
       </w:tr>
       <w:tr>
         <w:trPr>
-          <w:tblCellSpacing w:w="15" w:type="dxa"/>
+          <w:trHeight w:val="457"/>
         </w:trPr>
         <w:tc>
           <w:tcPr>
-            <w:tcW w:w="1125" w:type="dxa"/>
-            <w:vAlign w:val="center"/>
+            <w:tcW w:w="2012" w:type="dxa"/>
             <w:hideMark/>
           </w:tcPr>
           <w:p>
@@ -5671,15 +5867,14 @@
               <w:rPr>
                 <w:lang w:val="en-US"/>
               </w:rPr>
-              <w:t>UserID</w:t>
+              <w:t>AppointmentID</w:t>
             </w:r>
             <w:proofErr w:type="spellEnd"/>
           </w:p>
         </w:tc>
         <w:tc>
           <w:tcPr>
-            <w:tcW w:w="1305" w:type="dxa"/>
-            <w:vAlign w:val="center"/>
+            <w:tcW w:w="1687" w:type="dxa"/>
             <w:hideMark/>
           </w:tcPr>
           <w:p>
@@ -5702,12 +5897,11 @@
       </w:tr>
       <w:tr>
         <w:trPr>
-          <w:tblCellSpacing w:w="15" w:type="dxa"/>
+          <w:trHeight w:val="440"/>
         </w:trPr>
         <w:tc>
           <w:tcPr>
-            <w:tcW w:w="1125" w:type="dxa"/>
-            <w:vAlign w:val="center"/>
+            <w:tcW w:w="2012" w:type="dxa"/>
             <w:hideMark/>
           </w:tcPr>
           <w:p>
@@ -5719,18 +5913,19 @@
                 <w:lang w:val="en-US"/>
               </w:rPr>
             </w:pPr>
-            <w:r>
-              <w:rPr>
-                <w:lang w:val="en-US"/>
-              </w:rPr>
-              <w:t>Name</w:t>
-            </w:r>
+            <w:proofErr w:type="spellStart"/>
+            <w:r>
+              <w:rPr>
+                <w:lang w:val="en-US"/>
+              </w:rPr>
+              <w:t>UserID</w:t>
+            </w:r>
+            <w:proofErr w:type="spellEnd"/>
           </w:p>
         </w:tc>
         <w:tc>
           <w:tcPr>
-            <w:tcW w:w="1305" w:type="dxa"/>
-            <w:vAlign w:val="center"/>
+            <w:tcW w:w="1687" w:type="dxa"/>
             <w:hideMark/>
           </w:tcPr>
           <w:p>
@@ -5746,19 +5941,18 @@
               <w:rPr>
                 <w:lang w:val="en-US"/>
               </w:rPr>
-              <w:t>Varchar</w:t>
+              <w:t>Integer</w:t>
             </w:r>
           </w:p>
         </w:tc>
       </w:tr>
       <w:tr>
         <w:trPr>
-          <w:tblCellSpacing w:w="15" w:type="dxa"/>
+          <w:trHeight w:val="457"/>
         </w:trPr>
         <w:tc>
           <w:tcPr>
-            <w:tcW w:w="1125" w:type="dxa"/>
-            <w:vAlign w:val="center"/>
+            <w:tcW w:w="2012" w:type="dxa"/>
             <w:hideMark/>
           </w:tcPr>
           <w:p>
@@ -5774,14 +5968,13 @@
               <w:rPr>
                 <w:lang w:val="en-US"/>
               </w:rPr>
-              <w:t>Email</w:t>
+              <w:t>Service</w:t>
             </w:r>
           </w:p>
         </w:tc>
         <w:tc>
           <w:tcPr>
-            <w:tcW w:w="1305" w:type="dxa"/>
-            <w:vAlign w:val="center"/>
+            <w:tcW w:w="1687" w:type="dxa"/>
             <w:hideMark/>
           </w:tcPr>
           <w:p>
@@ -5804,12 +5997,11 @@
       </w:tr>
       <w:tr>
         <w:trPr>
-          <w:tblCellSpacing w:w="15" w:type="dxa"/>
+          <w:trHeight w:val="440"/>
         </w:trPr>
         <w:tc>
           <w:tcPr>
-            <w:tcW w:w="1125" w:type="dxa"/>
-            <w:vAlign w:val="center"/>
+            <w:tcW w:w="2012" w:type="dxa"/>
             <w:hideMark/>
           </w:tcPr>
           <w:p>
@@ -5825,14 +6017,13 @@
               <w:rPr>
                 <w:lang w:val="en-US"/>
               </w:rPr>
-              <w:t>Password</w:t>
+              <w:t>Date</w:t>
             </w:r>
           </w:p>
         </w:tc>
         <w:tc>
           <w:tcPr>
-            <w:tcW w:w="1305" w:type="dxa"/>
-            <w:vAlign w:val="center"/>
+            <w:tcW w:w="1687" w:type="dxa"/>
             <w:hideMark/>
           </w:tcPr>
           <w:p>
@@ -5848,69 +6039,18 @@
               <w:rPr>
                 <w:lang w:val="en-US"/>
               </w:rPr>
-              <w:t>Varchar</w:t>
+              <w:t>Date</w:t>
             </w:r>
           </w:p>
         </w:tc>
       </w:tr>
-    </w:tbl>
-    <w:p>
-      <w:pPr>
-        <w:tabs>
-          <w:tab w:val="left" w:pos="1992"/>
-        </w:tabs>
-        <w:rPr>
-          <w:lang w:val="en-US"/>
-        </w:rPr>
-      </w:pPr>
-    </w:p>
-    <w:p>
-      <w:pPr>
-        <w:pStyle w:val="Heading2"/>
-        <w:rPr>
-          <w:lang w:val="en-US"/>
-        </w:rPr>
-      </w:pPr>
-      <w:bookmarkStart w:id="24" w:name="_Toc235882336"/>
-      <w:r>
-        <w:rPr>
-          <w:lang w:val="en-US"/>
-        </w:rPr>
-        <w:t xml:space="preserve">9.2 </w:t>
-      </w:r>
-      <w:r>
-        <w:rPr>
-          <w:lang w:val="en-US"/>
-        </w:rPr>
-        <w:t>Appointment Table</w:t>
-      </w:r>
-      <w:bookmarkEnd w:id="24"/>
-    </w:p>
-    <w:tbl>
-      <w:tblPr>
-        <w:tblW w:w="0" w:type="auto"/>
-        <w:tblCellSpacing w:w="15" w:type="dxa"/>
-        <w:tblCellMar>
-          <w:top w:w="15" w:type="dxa"/>
-          <w:left w:w="15" w:type="dxa"/>
-          <w:bottom w:w="15" w:type="dxa"/>
-          <w:right w:w="15" w:type="dxa"/>
-        </w:tblCellMar>
-        <w:tblLook w:val="04A0" w:firstRow="1" w:lastRow="0" w:firstColumn="1" w:lastColumn="0" w:noHBand="0" w:noVBand="1"/>
-      </w:tblPr>
-      <w:tblGrid>
-        <w:gridCol w:w="1710"/>
-        <w:gridCol w:w="1440"/>
-      </w:tblGrid>
       <w:tr>
         <w:trPr>
-          <w:tblHeader/>
-          <w:tblCellSpacing w:w="15" w:type="dxa"/>
+          <w:trHeight w:val="457"/>
         </w:trPr>
         <w:tc>
           <w:tcPr>
-            <w:tcW w:w="1665" w:type="dxa"/>
-            <w:vAlign w:val="center"/>
+            <w:tcW w:w="2012" w:type="dxa"/>
             <w:hideMark/>
           </w:tcPr>
           <w:p>
@@ -5919,25 +6059,20 @@
                 <w:tab w:val="left" w:pos="1992"/>
               </w:tabs>
               <w:rPr>
-                <w:b/>
-                <w:bCs/>
                 <w:lang w:val="en-US"/>
               </w:rPr>
             </w:pPr>
             <w:r>
               <w:rPr>
-                <w:b/>
-                <w:bCs/>
-                <w:lang w:val="en-US"/>
-              </w:rPr>
-              <w:t>Field</w:t>
+                <w:lang w:val="en-US"/>
+              </w:rPr>
+              <w:t>Time</w:t>
             </w:r>
           </w:p>
         </w:tc>
         <w:tc>
           <w:tcPr>
-            <w:tcW w:w="1395" w:type="dxa"/>
-            <w:vAlign w:val="center"/>
+            <w:tcW w:w="1687" w:type="dxa"/>
             <w:hideMark/>
           </w:tcPr>
           <w:p>
@@ -5946,30 +6081,25 @@
                 <w:tab w:val="left" w:pos="1992"/>
               </w:tabs>
               <w:rPr>
-                <w:b/>
-                <w:bCs/>
                 <w:lang w:val="en-US"/>
               </w:rPr>
             </w:pPr>
             <w:r>
               <w:rPr>
-                <w:b/>
-                <w:bCs/>
-                <w:lang w:val="en-US"/>
-              </w:rPr>
-              <w:t>Type</w:t>
+                <w:lang w:val="en-US"/>
+              </w:rPr>
+              <w:t>Time</w:t>
             </w:r>
           </w:p>
         </w:tc>
       </w:tr>
       <w:tr>
         <w:trPr>
-          <w:tblCellSpacing w:w="15" w:type="dxa"/>
+          <w:trHeight w:val="440"/>
         </w:trPr>
         <w:tc>
           <w:tcPr>
-            <w:tcW w:w="1665" w:type="dxa"/>
-            <w:vAlign w:val="center"/>
+            <w:tcW w:w="2012" w:type="dxa"/>
             <w:hideMark/>
           </w:tcPr>
           <w:p>
@@ -5986,15 +6116,14 @@
               <w:rPr>
                 <w:lang w:val="en-US"/>
               </w:rPr>
-              <w:t>AppointmentID</w:t>
+              <w:t>QueueNumber</w:t>
             </w:r>
             <w:proofErr w:type="spellEnd"/>
           </w:p>
         </w:tc>
         <w:tc>
           <w:tcPr>
-            <w:tcW w:w="1395" w:type="dxa"/>
-            <w:vAlign w:val="center"/>
+            <w:tcW w:w="1687" w:type="dxa"/>
             <w:hideMark/>
           </w:tcPr>
           <w:p>
@@ -6017,12 +6146,11 @@
       </w:tr>
       <w:tr>
         <w:trPr>
-          <w:tblCellSpacing w:w="15" w:type="dxa"/>
+          <w:trHeight w:val="440"/>
         </w:trPr>
         <w:tc>
           <w:tcPr>
-            <w:tcW w:w="1665" w:type="dxa"/>
-            <w:vAlign w:val="center"/>
+            <w:tcW w:w="2012" w:type="dxa"/>
             <w:hideMark/>
           </w:tcPr>
           <w:p>
@@ -6034,20 +6162,17 @@
                 <w:lang w:val="en-US"/>
               </w:rPr>
             </w:pPr>
-            <w:proofErr w:type="spellStart"/>
-            <w:r>
-              <w:rPr>
-                <w:lang w:val="en-US"/>
-              </w:rPr>
-              <w:t>UserID</w:t>
-            </w:r>
-            <w:proofErr w:type="spellEnd"/>
+            <w:r>
+              <w:rPr>
+                <w:lang w:val="en-US"/>
+              </w:rPr>
+              <w:t>Status</w:t>
+            </w:r>
           </w:p>
         </w:tc>
         <w:tc>
           <w:tcPr>
-            <w:tcW w:w="1395" w:type="dxa"/>
-            <w:vAlign w:val="center"/>
+            <w:tcW w:w="1687" w:type="dxa"/>
             <w:hideMark/>
           </w:tcPr>
           <w:p>
@@ -6063,19 +6188,61 @@
               <w:rPr>
                 <w:lang w:val="en-US"/>
               </w:rPr>
-              <w:t>Integer</w:t>
+              <w:t>Varchar</w:t>
             </w:r>
           </w:p>
         </w:tc>
       </w:tr>
+    </w:tbl>
+    <w:p>
+      <w:pPr>
+        <w:tabs>
+          <w:tab w:val="left" w:pos="1992"/>
+        </w:tabs>
+        <w:rPr>
+          <w:lang w:val="en-US"/>
+        </w:rPr>
+      </w:pPr>
+    </w:p>
+    <w:p>
+      <w:pPr>
+        <w:pStyle w:val="Heading2"/>
+        <w:rPr>
+          <w:lang w:val="en-US"/>
+        </w:rPr>
+      </w:pPr>
+      <w:bookmarkStart w:id="24" w:name="_Toc235890839"/>
+      <w:r>
+        <w:rPr>
+          <w:lang w:val="en-US"/>
+        </w:rPr>
+        <w:t xml:space="preserve">9.3 </w:t>
+      </w:r>
+      <w:r>
+        <w:rPr>
+          <w:lang w:val="en-US"/>
+        </w:rPr>
+        <w:t>Queue Table</w:t>
+      </w:r>
+      <w:bookmarkEnd w:id="24"/>
+    </w:p>
+    <w:tbl>
+      <w:tblPr>
+        <w:tblStyle w:val="TableGrid"/>
+        <w:tblW w:w="0" w:type="auto"/>
+        <w:tblLook w:val="04A0" w:firstRow="1" w:lastRow="0" w:firstColumn="1" w:lastColumn="0" w:noHBand="0" w:noVBand="1"/>
+      </w:tblPr>
+      <w:tblGrid>
+        <w:gridCol w:w="1975"/>
+        <w:gridCol w:w="1710"/>
+      </w:tblGrid>
       <w:tr>
         <w:trPr>
-          <w:tblCellSpacing w:w="15" w:type="dxa"/>
+          <w:trHeight w:val="463"/>
         </w:trPr>
         <w:tc>
           <w:tcPr>
-            <w:tcW w:w="1665" w:type="dxa"/>
-            <w:vAlign w:val="center"/>
+            <w:tcW w:w="1975" w:type="dxa"/>
             <w:hideMark/>
           </w:tcPr>
           <w:p>
@@ -6084,22 +6251,24 @@
                 <w:tab w:val="left" w:pos="1992"/>
               </w:tabs>
               <w:rPr>
+                <w:b/>
+                <w:bCs/>
                 <w:lang w:val="en-US"/>
               </w:rPr>
             </w:pPr>
             <w:r>
               <w:rPr>
-                <w:lang w:val="en-US"/>
-              </w:rPr>
-              <w:lastRenderedPageBreak/>
-              <w:t>Service</w:t>
+                <w:b/>
+                <w:bCs/>
+                <w:lang w:val="en-US"/>
+              </w:rPr>
+              <w:t>Field</w:t>
             </w:r>
           </w:p>
         </w:tc>
         <w:tc>
           <w:tcPr>
-            <w:tcW w:w="1395" w:type="dxa"/>
-            <w:vAlign w:val="center"/>
+            <w:tcW w:w="1710" w:type="dxa"/>
             <w:hideMark/>
           </w:tcPr>
           <w:p>
@@ -6108,26 +6277,29 @@
                 <w:tab w:val="left" w:pos="1992"/>
               </w:tabs>
               <w:rPr>
+                <w:b/>
+                <w:bCs/>
                 <w:lang w:val="en-US"/>
               </w:rPr>
             </w:pPr>
             <w:r>
               <w:rPr>
-                <w:lang w:val="en-US"/>
-              </w:rPr>
-              <w:t>Varchar</w:t>
+                <w:b/>
+                <w:bCs/>
+                <w:lang w:val="en-US"/>
+              </w:rPr>
+              <w:t>Type</w:t>
             </w:r>
           </w:p>
         </w:tc>
       </w:tr>
       <w:tr>
         <w:trPr>
-          <w:tblCellSpacing w:w="15" w:type="dxa"/>
+          <w:trHeight w:val="481"/>
         </w:trPr>
         <w:tc>
           <w:tcPr>
-            <w:tcW w:w="1665" w:type="dxa"/>
-            <w:vAlign w:val="center"/>
+            <w:tcW w:w="1975" w:type="dxa"/>
             <w:hideMark/>
           </w:tcPr>
           <w:p>
@@ -6139,18 +6311,19 @@
                 <w:lang w:val="en-US"/>
               </w:rPr>
             </w:pPr>
-            <w:r>
-              <w:rPr>
-                <w:lang w:val="en-US"/>
-              </w:rPr>
-              <w:t>Date</w:t>
-            </w:r>
+            <w:proofErr w:type="spellStart"/>
+            <w:r>
+              <w:rPr>
+                <w:lang w:val="en-US"/>
+              </w:rPr>
+              <w:t>QueueID</w:t>
+            </w:r>
+            <w:proofErr w:type="spellEnd"/>
           </w:p>
         </w:tc>
         <w:tc>
           <w:tcPr>
-            <w:tcW w:w="1395" w:type="dxa"/>
-            <w:vAlign w:val="center"/>
+            <w:tcW w:w="1710" w:type="dxa"/>
             <w:hideMark/>
           </w:tcPr>
           <w:p>
@@ -6166,19 +6339,18 @@
               <w:rPr>
                 <w:lang w:val="en-US"/>
               </w:rPr>
-              <w:t>Date</w:t>
+              <w:t>Integer</w:t>
             </w:r>
           </w:p>
         </w:tc>
       </w:tr>
       <w:tr>
         <w:trPr>
-          <w:tblCellSpacing w:w="15" w:type="dxa"/>
+          <w:trHeight w:val="463"/>
         </w:trPr>
         <w:tc>
           <w:tcPr>
-            <w:tcW w:w="1665" w:type="dxa"/>
-            <w:vAlign w:val="center"/>
+            <w:tcW w:w="1975" w:type="dxa"/>
             <w:hideMark/>
           </w:tcPr>
           <w:p>
@@ -6190,18 +6362,19 @@
                 <w:lang w:val="en-US"/>
               </w:rPr>
             </w:pPr>
-            <w:r>
-              <w:rPr>
-                <w:lang w:val="en-US"/>
-              </w:rPr>
-              <w:t>Time</w:t>
-            </w:r>
+            <w:proofErr w:type="spellStart"/>
+            <w:r>
+              <w:rPr>
+                <w:lang w:val="en-US"/>
+              </w:rPr>
+              <w:t>QueueNumber</w:t>
+            </w:r>
+            <w:proofErr w:type="spellEnd"/>
           </w:p>
         </w:tc>
         <w:tc>
           <w:tcPr>
-            <w:tcW w:w="1395" w:type="dxa"/>
-            <w:vAlign w:val="center"/>
+            <w:tcW w:w="1710" w:type="dxa"/>
             <w:hideMark/>
           </w:tcPr>
           <w:p>
@@ -6217,19 +6390,18 @@
               <w:rPr>
                 <w:lang w:val="en-US"/>
               </w:rPr>
-              <w:t>Time</w:t>
+              <w:t>Integer</w:t>
             </w:r>
           </w:p>
         </w:tc>
       </w:tr>
       <w:tr>
         <w:trPr>
-          <w:tblCellSpacing w:w="15" w:type="dxa"/>
+          <w:trHeight w:val="481"/>
         </w:trPr>
         <w:tc>
           <w:tcPr>
-            <w:tcW w:w="1665" w:type="dxa"/>
-            <w:vAlign w:val="center"/>
+            <w:tcW w:w="1975" w:type="dxa"/>
             <w:hideMark/>
           </w:tcPr>
           <w:p>
@@ -6246,15 +6418,14 @@
               <w:rPr>
                 <w:lang w:val="en-US"/>
               </w:rPr>
-              <w:t>QueueNumber</w:t>
+              <w:t>CurrentPosition</w:t>
             </w:r>
             <w:proofErr w:type="spellEnd"/>
           </w:p>
         </w:tc>
         <w:tc>
           <w:tcPr>
-            <w:tcW w:w="1395" w:type="dxa"/>
-            <w:vAlign w:val="center"/>
+            <w:tcW w:w="1710" w:type="dxa"/>
             <w:hideMark/>
           </w:tcPr>
           <w:p>
@@ -6277,12 +6448,11 @@
       </w:tr>
       <w:tr>
         <w:trPr>
-          <w:tblCellSpacing w:w="15" w:type="dxa"/>
+          <w:trHeight w:val="512"/>
         </w:trPr>
         <w:tc>
           <w:tcPr>
-            <w:tcW w:w="1665" w:type="dxa"/>
-            <w:vAlign w:val="center"/>
+            <w:tcW w:w="1975" w:type="dxa"/>
             <w:hideMark/>
           </w:tcPr>
           <w:p>
@@ -6304,8 +6474,7 @@
         </w:tc>
         <w:tc>
           <w:tcPr>
-            <w:tcW w:w="1395" w:type="dxa"/>
-            <w:vAlign w:val="center"/>
+            <w:tcW w:w="1710" w:type="dxa"/>
             <w:hideMark/>
           </w:tcPr>
           <w:p>
@@ -6339,366 +6508,60 @@
     </w:p>
     <w:p>
       <w:pPr>
-        <w:pStyle w:val="Heading2"/>
-        <w:rPr>
-          <w:lang w:val="en-US"/>
-        </w:rPr>
-      </w:pPr>
-      <w:bookmarkStart w:id="25" w:name="_Toc235882337"/>
-      <w:r>
-        <w:rPr>
-          <w:lang w:val="en-US"/>
-        </w:rPr>
-        <w:t xml:space="preserve">9.3 </w:t>
-      </w:r>
-      <w:r>
-        <w:rPr>
-          <w:lang w:val="en-US"/>
-        </w:rPr>
-        <w:t>Queue Table</w:t>
+        <w:tabs>
+          <w:tab w:val="left" w:pos="1992"/>
+        </w:tabs>
+        <w:rPr>
+          <w:lang w:val="en-US"/>
+        </w:rPr>
+      </w:pPr>
+    </w:p>
+    <w:p>
+      <w:pPr>
+        <w:tabs>
+          <w:tab w:val="left" w:pos="1992"/>
+        </w:tabs>
+        <w:rPr>
+          <w:lang w:val="en-US"/>
+        </w:rPr>
+      </w:pPr>
+    </w:p>
+    <w:p>
+      <w:pPr>
+        <w:tabs>
+          <w:tab w:val="left" w:pos="1992"/>
+        </w:tabs>
+        <w:rPr>
+          <w:lang w:val="en-US"/>
+        </w:rPr>
+      </w:pPr>
+    </w:p>
+    <w:p>
+      <w:pPr>
+        <w:tabs>
+          <w:tab w:val="left" w:pos="1992"/>
+        </w:tabs>
+        <w:rPr>
+          <w:lang w:val="en-US"/>
+        </w:rPr>
+      </w:pPr>
+    </w:p>
+    <w:p>
+      <w:pPr>
+        <w:pStyle w:val="Heading1"/>
+        <w:rPr>
+          <w:lang w:val="en-US"/>
+        </w:rPr>
+      </w:pPr>
+      <w:bookmarkStart w:id="25" w:name="_Toc235890840"/>
+      <w:r>
+        <w:rPr>
+          <w:lang w:val="en-US"/>
+        </w:rPr>
+        <w:lastRenderedPageBreak/>
+        <w:t>10. System Interfaces</w:t>
       </w:r>
       <w:bookmarkEnd w:id="25"/>
-    </w:p>
-    <w:tbl>
-      <w:tblPr>
-        <w:tblW w:w="0" w:type="auto"/>
-        <w:tblCellSpacing w:w="15" w:type="dxa"/>
-        <w:tblCellMar>
-          <w:top w:w="15" w:type="dxa"/>
-          <w:left w:w="15" w:type="dxa"/>
-          <w:bottom w:w="15" w:type="dxa"/>
-          <w:right w:w="15" w:type="dxa"/>
-        </w:tblCellMar>
-        <w:tblLook w:val="04A0" w:firstRow="1" w:lastRow="0" w:firstColumn="1" w:lastColumn="0" w:noHBand="0" w:noVBand="1"/>
-      </w:tblPr>
-      <w:tblGrid>
-        <w:gridCol w:w="1800"/>
-        <w:gridCol w:w="758"/>
-      </w:tblGrid>
-      <w:tr>
-        <w:trPr>
-          <w:tblHeader/>
-          <w:tblCellSpacing w:w="15" w:type="dxa"/>
-        </w:trPr>
-        <w:tc>
-          <w:tcPr>
-            <w:tcW w:w="1755" w:type="dxa"/>
-            <w:vAlign w:val="center"/>
-            <w:hideMark/>
-          </w:tcPr>
-          <w:p>
-            <w:pPr>
-              <w:tabs>
-                <w:tab w:val="left" w:pos="1992"/>
-              </w:tabs>
-              <w:rPr>
-                <w:b/>
-                <w:bCs/>
-                <w:lang w:val="en-US"/>
-              </w:rPr>
-            </w:pPr>
-            <w:r>
-              <w:rPr>
-                <w:b/>
-                <w:bCs/>
-                <w:lang w:val="en-US"/>
-              </w:rPr>
-              <w:t>Field</w:t>
-            </w:r>
-          </w:p>
-        </w:tc>
-        <w:tc>
-          <w:tcPr>
-            <w:tcW w:w="713" w:type="dxa"/>
-            <w:vAlign w:val="center"/>
-            <w:hideMark/>
-          </w:tcPr>
-          <w:p>
-            <w:pPr>
-              <w:tabs>
-                <w:tab w:val="left" w:pos="1992"/>
-              </w:tabs>
-              <w:rPr>
-                <w:b/>
-                <w:bCs/>
-                <w:lang w:val="en-US"/>
-              </w:rPr>
-            </w:pPr>
-            <w:r>
-              <w:rPr>
-                <w:b/>
-                <w:bCs/>
-                <w:lang w:val="en-US"/>
-              </w:rPr>
-              <w:t>Type</w:t>
-            </w:r>
-          </w:p>
-        </w:tc>
-      </w:tr>
-      <w:tr>
-        <w:trPr>
-          <w:tblCellSpacing w:w="15" w:type="dxa"/>
-        </w:trPr>
-        <w:tc>
-          <w:tcPr>
-            <w:tcW w:w="1755" w:type="dxa"/>
-            <w:vAlign w:val="center"/>
-            <w:hideMark/>
-          </w:tcPr>
-          <w:p>
-            <w:pPr>
-              <w:tabs>
-                <w:tab w:val="left" w:pos="1992"/>
-              </w:tabs>
-              <w:rPr>
-                <w:lang w:val="en-US"/>
-              </w:rPr>
-            </w:pPr>
-            <w:proofErr w:type="spellStart"/>
-            <w:r>
-              <w:rPr>
-                <w:lang w:val="en-US"/>
-              </w:rPr>
-              <w:t>QueueID</w:t>
-            </w:r>
-            <w:proofErr w:type="spellEnd"/>
-          </w:p>
-        </w:tc>
-        <w:tc>
-          <w:tcPr>
-            <w:tcW w:w="713" w:type="dxa"/>
-            <w:vAlign w:val="center"/>
-            <w:hideMark/>
-          </w:tcPr>
-          <w:p>
-            <w:pPr>
-              <w:tabs>
-                <w:tab w:val="left" w:pos="1992"/>
-              </w:tabs>
-              <w:rPr>
-                <w:lang w:val="en-US"/>
-              </w:rPr>
-            </w:pPr>
-            <w:r>
-              <w:rPr>
-                <w:lang w:val="en-US"/>
-              </w:rPr>
-              <w:t>Integer</w:t>
-            </w:r>
-          </w:p>
-        </w:tc>
-      </w:tr>
-      <w:tr>
-        <w:trPr>
-          <w:tblCellSpacing w:w="15" w:type="dxa"/>
-        </w:trPr>
-        <w:tc>
-          <w:tcPr>
-            <w:tcW w:w="1755" w:type="dxa"/>
-            <w:vAlign w:val="center"/>
-            <w:hideMark/>
-          </w:tcPr>
-          <w:p>
-            <w:pPr>
-              <w:tabs>
-                <w:tab w:val="left" w:pos="1992"/>
-              </w:tabs>
-              <w:rPr>
-                <w:lang w:val="en-US"/>
-              </w:rPr>
-            </w:pPr>
-            <w:proofErr w:type="spellStart"/>
-            <w:r>
-              <w:rPr>
-                <w:lang w:val="en-US"/>
-              </w:rPr>
-              <w:t>QueueNumber</w:t>
-            </w:r>
-            <w:proofErr w:type="spellEnd"/>
-          </w:p>
-        </w:tc>
-        <w:tc>
-          <w:tcPr>
-            <w:tcW w:w="713" w:type="dxa"/>
-            <w:vAlign w:val="center"/>
-            <w:hideMark/>
-          </w:tcPr>
-          <w:p>
-            <w:pPr>
-              <w:tabs>
-                <w:tab w:val="left" w:pos="1992"/>
-              </w:tabs>
-              <w:rPr>
-                <w:lang w:val="en-US"/>
-              </w:rPr>
-            </w:pPr>
-            <w:r>
-              <w:rPr>
-                <w:lang w:val="en-US"/>
-              </w:rPr>
-              <w:t>Integer</w:t>
-            </w:r>
-          </w:p>
-        </w:tc>
-      </w:tr>
-      <w:tr>
-        <w:trPr>
-          <w:tblCellSpacing w:w="15" w:type="dxa"/>
-        </w:trPr>
-        <w:tc>
-          <w:tcPr>
-            <w:tcW w:w="1755" w:type="dxa"/>
-            <w:vAlign w:val="center"/>
-            <w:hideMark/>
-          </w:tcPr>
-          <w:p>
-            <w:pPr>
-              <w:tabs>
-                <w:tab w:val="left" w:pos="1992"/>
-              </w:tabs>
-              <w:rPr>
-                <w:lang w:val="en-US"/>
-              </w:rPr>
-            </w:pPr>
-            <w:proofErr w:type="spellStart"/>
-            <w:r>
-              <w:rPr>
-                <w:lang w:val="en-US"/>
-              </w:rPr>
-              <w:t>CurrentPosition</w:t>
-            </w:r>
-            <w:proofErr w:type="spellEnd"/>
-          </w:p>
-        </w:tc>
-        <w:tc>
-          <w:tcPr>
-            <w:tcW w:w="713" w:type="dxa"/>
-            <w:vAlign w:val="center"/>
-            <w:hideMark/>
-          </w:tcPr>
-          <w:p>
-            <w:pPr>
-              <w:tabs>
-                <w:tab w:val="left" w:pos="1992"/>
-              </w:tabs>
-              <w:rPr>
-                <w:lang w:val="en-US"/>
-              </w:rPr>
-            </w:pPr>
-            <w:r>
-              <w:rPr>
-                <w:lang w:val="en-US"/>
-              </w:rPr>
-              <w:t>Integer</w:t>
-            </w:r>
-          </w:p>
-        </w:tc>
-      </w:tr>
-      <w:tr>
-        <w:trPr>
-          <w:tblCellSpacing w:w="15" w:type="dxa"/>
-        </w:trPr>
-        <w:tc>
-          <w:tcPr>
-            <w:tcW w:w="1755" w:type="dxa"/>
-            <w:vAlign w:val="center"/>
-            <w:hideMark/>
-          </w:tcPr>
-          <w:p>
-            <w:pPr>
-              <w:tabs>
-                <w:tab w:val="left" w:pos="1992"/>
-              </w:tabs>
-              <w:rPr>
-                <w:lang w:val="en-US"/>
-              </w:rPr>
-            </w:pPr>
-            <w:r>
-              <w:rPr>
-                <w:lang w:val="en-US"/>
-              </w:rPr>
-              <w:t>Status</w:t>
-            </w:r>
-          </w:p>
-        </w:tc>
-        <w:tc>
-          <w:tcPr>
-            <w:tcW w:w="713" w:type="dxa"/>
-            <w:vAlign w:val="center"/>
-            <w:hideMark/>
-          </w:tcPr>
-          <w:p>
-            <w:pPr>
-              <w:tabs>
-                <w:tab w:val="left" w:pos="1992"/>
-              </w:tabs>
-              <w:rPr>
-                <w:lang w:val="en-US"/>
-              </w:rPr>
-            </w:pPr>
-            <w:r>
-              <w:rPr>
-                <w:lang w:val="en-US"/>
-              </w:rPr>
-              <w:t>Varchar</w:t>
-            </w:r>
-          </w:p>
-        </w:tc>
-      </w:tr>
-    </w:tbl>
-    <w:p>
-      <w:pPr>
-        <w:tabs>
-          <w:tab w:val="left" w:pos="1992"/>
-        </w:tabs>
-        <w:rPr>
-          <w:lang w:val="en-US"/>
-        </w:rPr>
-      </w:pPr>
-    </w:p>
-    <w:p>
-      <w:pPr>
-        <w:tabs>
-          <w:tab w:val="left" w:pos="1992"/>
-        </w:tabs>
-        <w:rPr>
-          <w:lang w:val="en-US"/>
-        </w:rPr>
-      </w:pPr>
-    </w:p>
-    <w:p>
-      <w:pPr>
-        <w:tabs>
-          <w:tab w:val="left" w:pos="1992"/>
-        </w:tabs>
-        <w:rPr>
-          <w:lang w:val="en-US"/>
-        </w:rPr>
-      </w:pPr>
-    </w:p>
-    <w:p>
-      <w:pPr>
-        <w:pStyle w:val="Heading1"/>
-        <w:rPr>
-          <w:lang w:val="en-US"/>
-        </w:rPr>
-      </w:pPr>
-    </w:p>
-    <w:p>
-      <w:pPr>
-        <w:pStyle w:val="Heading1"/>
-        <w:rPr>
-          <w:lang w:val="en-US"/>
-        </w:rPr>
-      </w:pPr>
-      <w:bookmarkStart w:id="26" w:name="_Toc235882338"/>
-      <w:r>
-        <w:rPr>
-          <w:lang w:val="en-US"/>
-        </w:rPr>
-        <w:t>10. System Interfaces</w:t>
-      </w:r>
-      <w:bookmarkEnd w:id="26"/>
     </w:p>
     <w:p>
       <w:pPr>
@@ -6750,7 +6613,6 @@
           <w:noProof/>
           <w:lang w:val="en-US"/>
         </w:rPr>
-        <w:lastRenderedPageBreak/>
         <w:drawing>
           <wp:inline distT="0" distB="0" distL="0" distR="0" wp14:anchorId="05BB74A2" wp14:editId="356507C8">
             <wp:extent cx="3928220" cy="3784600"/>
@@ -6823,35 +6685,31 @@
           <w:lang w:val="en-US"/>
         </w:rPr>
       </w:pPr>
-    </w:p>
-    <w:p>
-      <w:pPr>
-        <w:tabs>
-          <w:tab w:val="left" w:pos="1992"/>
-        </w:tabs>
-        <w:rPr>
-          <w:lang w:val="en-US"/>
-        </w:rPr>
-      </w:pPr>
-    </w:p>
-    <w:p>
-      <w:pPr>
-        <w:tabs>
-          <w:tab w:val="left" w:pos="1992"/>
-        </w:tabs>
-        <w:rPr>
-          <w:lang w:val="en-US"/>
-        </w:rPr>
-      </w:pPr>
       <w:r>
         <w:rPr>
           <w:noProof/>
           <w:lang w:val="en-US"/>
         </w:rPr>
         <w:drawing>
-          <wp:inline distT="0" distB="0" distL="0" distR="0" wp14:anchorId="2D709437" wp14:editId="209669B1">
-            <wp:extent cx="3771900" cy="3998398"/>
-            <wp:effectExtent l="0" t="0" r="0" b="2540"/>
+          <wp:anchor distT="0" distB="0" distL="114300" distR="114300" simplePos="0" relativeHeight="251668480" behindDoc="0" locked="0" layoutInCell="1" allowOverlap="1" wp14:anchorId="6D9161BC" wp14:editId="6D77092F">
+            <wp:simplePos x="0" y="0"/>
+            <wp:positionH relativeFrom="column">
+              <wp:posOffset>371475</wp:posOffset>
+            </wp:positionH>
+            <wp:positionV relativeFrom="paragraph">
+              <wp:posOffset>106045</wp:posOffset>
+            </wp:positionV>
+            <wp:extent cx="3404870" cy="3609975"/>
+            <wp:effectExtent l="0" t="0" r="5080" b="9525"/>
+            <wp:wrapThrough wrapText="bothSides">
+              <wp:wrapPolygon edited="0">
+                <wp:start x="0" y="0"/>
+                <wp:lineTo x="0" y="21543"/>
+                <wp:lineTo x="21511" y="21543"/>
+                <wp:lineTo x="21511" y="0"/>
+                <wp:lineTo x="0" y="0"/>
+              </wp:wrapPolygon>
+            </wp:wrapThrough>
             <wp:docPr id="846571693" name="Picture 3"/>
             <wp:cNvGraphicFramePr>
               <a:graphicFrameLocks xmlns:a="http://schemas.openxmlformats.org/drawingml/2006/main" noChangeAspect="1"/>
@@ -6864,7 +6722,7 @@
                     <pic:cNvPicPr/>
                   </pic:nvPicPr>
                   <pic:blipFill>
-                    <a:blip r:embed="rId13">
+                    <a:blip r:embed="rId13" cstate="print">
                       <a:extLst>
                         <a:ext uri="{28A0092B-C50C-407E-A947-70E740481C1C}">
                           <a14:useLocalDpi xmlns:a14="http://schemas.microsoft.com/office/drawing/2010/main" val="0"/>
@@ -6878,7 +6736,7 @@
                   <pic:spPr>
                     <a:xfrm>
                       <a:off x="0" y="0"/>
-                      <a:ext cx="3776516" cy="4003292"/>
+                      <a:ext cx="3404870" cy="3609975"/>
                     </a:xfrm>
                     <a:prstGeom prst="rect">
                       <a:avLst/>
@@ -6887,9 +6745,35 @@
                 </pic:pic>
               </a:graphicData>
             </a:graphic>
-          </wp:inline>
+            <wp14:sizeRelH relativeFrom="margin">
+              <wp14:pctWidth>0</wp14:pctWidth>
+            </wp14:sizeRelH>
+            <wp14:sizeRelV relativeFrom="margin">
+              <wp14:pctHeight>0</wp14:pctHeight>
+            </wp14:sizeRelV>
+          </wp:anchor>
         </w:drawing>
       </w:r>
+    </w:p>
+    <w:p>
+      <w:pPr>
+        <w:tabs>
+          <w:tab w:val="left" w:pos="1992"/>
+        </w:tabs>
+        <w:rPr>
+          <w:lang w:val="en-US"/>
+        </w:rPr>
+      </w:pPr>
+    </w:p>
+    <w:p>
+      <w:pPr>
+        <w:tabs>
+          <w:tab w:val="left" w:pos="1992"/>
+        </w:tabs>
+        <w:rPr>
+          <w:lang w:val="en-US"/>
+        </w:rPr>
+      </w:pPr>
     </w:p>
     <w:p>
       <w:pPr>
@@ -6919,6 +6803,7 @@
           <w:noProof/>
           <w:lang w:val="en-US"/>
         </w:rPr>
+        <w:lastRenderedPageBreak/>
         <w:drawing>
           <wp:anchor distT="0" distB="0" distL="114300" distR="114300" simplePos="0" relativeHeight="251660288" behindDoc="0" locked="0" layoutInCell="1" allowOverlap="1" wp14:anchorId="552B95E9" wp14:editId="521240E7">
             <wp:simplePos x="0" y="0"/>
@@ -7004,39 +6889,10 @@
     </w:p>
     <w:p>
       <w:pPr>
-        <w:tabs>
-          <w:tab w:val="left" w:pos="1992"/>
-        </w:tabs>
-        <w:rPr>
-          <w:lang w:val="en-US"/>
-        </w:rPr>
-      </w:pPr>
-    </w:p>
-    <w:p>
-      <w:pPr>
-        <w:tabs>
-          <w:tab w:val="left" w:pos="1992"/>
-        </w:tabs>
-        <w:rPr>
-          <w:lang w:val="en-US"/>
-        </w:rPr>
-      </w:pPr>
-    </w:p>
-    <w:p>
-      <w:pPr>
-        <w:tabs>
-          <w:tab w:val="left" w:pos="1992"/>
-        </w:tabs>
-        <w:rPr>
-          <w:lang w:val="en-US"/>
-        </w:rPr>
-      </w:pPr>
-    </w:p>
-    <w:p>
-      <w:pPr>
+        <w:pStyle w:val="ListParagraph"/>
         <w:numPr>
           <w:ilvl w:val="0"/>
-          <w:numId w:val="14"/>
+          <w:numId w:val="18"/>
         </w:numPr>
         <w:tabs>
           <w:tab w:val="left" w:pos="1992"/>
@@ -7196,7 +7052,6 @@
           <w:noProof/>
           <w:lang w:val="en-US"/>
         </w:rPr>
-        <w:lastRenderedPageBreak/>
         <w:drawing>
           <wp:anchor distT="0" distB="0" distL="114300" distR="114300" simplePos="0" relativeHeight="251662336" behindDoc="0" locked="0" layoutInCell="1" allowOverlap="1" wp14:anchorId="3955F2CB" wp14:editId="34B4CFF8">
             <wp:simplePos x="0" y="0"/>
@@ -7278,6 +7133,7 @@
           <w:noProof/>
           <w:lang w:val="en-US"/>
         </w:rPr>
+        <w:lastRenderedPageBreak/>
         <w:drawing>
           <wp:anchor distT="0" distB="0" distL="114300" distR="114300" simplePos="0" relativeHeight="251663360" behindDoc="0" locked="0" layoutInCell="1" allowOverlap="1" wp14:anchorId="546B2816" wp14:editId="1AC95F6D">
             <wp:simplePos x="0" y="0"/>
@@ -7355,81 +7211,10 @@
     </w:p>
     <w:p>
       <w:pPr>
-        <w:tabs>
-          <w:tab w:val="left" w:pos="1992"/>
-        </w:tabs>
-        <w:rPr>
-          <w:lang w:val="en-US"/>
-        </w:rPr>
-      </w:pPr>
-    </w:p>
-    <w:p>
-      <w:pPr>
-        <w:tabs>
-          <w:tab w:val="left" w:pos="1992"/>
-        </w:tabs>
-        <w:rPr>
-          <w:lang w:val="en-US"/>
-        </w:rPr>
-      </w:pPr>
-    </w:p>
-    <w:p>
-      <w:pPr>
-        <w:tabs>
-          <w:tab w:val="left" w:pos="1992"/>
-        </w:tabs>
-        <w:rPr>
-          <w:lang w:val="en-US"/>
-        </w:rPr>
-      </w:pPr>
-    </w:p>
-    <w:p>
-      <w:pPr>
-        <w:tabs>
-          <w:tab w:val="left" w:pos="1992"/>
-        </w:tabs>
-        <w:rPr>
-          <w:lang w:val="en-US"/>
-        </w:rPr>
-      </w:pPr>
-    </w:p>
-    <w:p>
-      <w:pPr>
-        <w:tabs>
-          <w:tab w:val="left" w:pos="1992"/>
-        </w:tabs>
-        <w:rPr>
-          <w:lang w:val="en-US"/>
-        </w:rPr>
-      </w:pPr>
-    </w:p>
-    <w:p>
-      <w:pPr>
-        <w:tabs>
-          <w:tab w:val="left" w:pos="1992"/>
-        </w:tabs>
-        <w:rPr>
-          <w:lang w:val="en-US"/>
-        </w:rPr>
-      </w:pPr>
-    </w:p>
-    <w:p>
-      <w:pPr>
-        <w:pStyle w:val="ListParagraph"/>
-        <w:tabs>
-          <w:tab w:val="left" w:pos="1992"/>
-        </w:tabs>
-        <w:rPr>
-          <w:lang w:val="en-US"/>
-        </w:rPr>
-      </w:pPr>
-    </w:p>
-    <w:p>
-      <w:pPr>
         <w:pStyle w:val="ListParagraph"/>
         <w:numPr>
           <w:ilvl w:val="0"/>
-          <w:numId w:val="17"/>
+          <w:numId w:val="18"/>
         </w:numPr>
         <w:tabs>
           <w:tab w:val="left" w:pos="1992"/>
@@ -7535,6 +7320,50 @@
     <w:p>
       <w:pPr>
         <w:pStyle w:val="ListParagraph"/>
+        <w:tabs>
+          <w:tab w:val="left" w:pos="1992"/>
+        </w:tabs>
+        <w:rPr>
+          <w:lang w:val="en-US"/>
+        </w:rPr>
+      </w:pPr>
+    </w:p>
+    <w:p>
+      <w:pPr>
+        <w:pStyle w:val="ListParagraph"/>
+        <w:tabs>
+          <w:tab w:val="left" w:pos="1992"/>
+        </w:tabs>
+        <w:rPr>
+          <w:lang w:val="en-US"/>
+        </w:rPr>
+      </w:pPr>
+    </w:p>
+    <w:p>
+      <w:pPr>
+        <w:pStyle w:val="ListParagraph"/>
+        <w:tabs>
+          <w:tab w:val="left" w:pos="1992"/>
+        </w:tabs>
+        <w:rPr>
+          <w:lang w:val="en-US"/>
+        </w:rPr>
+      </w:pPr>
+    </w:p>
+    <w:p>
+      <w:pPr>
+        <w:pStyle w:val="ListParagraph"/>
+        <w:tabs>
+          <w:tab w:val="left" w:pos="1992"/>
+        </w:tabs>
+        <w:rPr>
+          <w:lang w:val="en-US"/>
+        </w:rPr>
+      </w:pPr>
+    </w:p>
+    <w:p>
+      <w:pPr>
+        <w:pStyle w:val="ListParagraph"/>
         <w:numPr>
           <w:ilvl w:val="0"/>
           <w:numId w:val="17"/>
@@ -7550,6 +7379,7 @@
         <w:rPr>
           <w:lang w:val="en-US"/>
         </w:rPr>
+        <w:lastRenderedPageBreak/>
         <w:t xml:space="preserve">Queue Ticket </w:t>
       </w:r>
     </w:p>
@@ -7577,7 +7407,6 @@
           <w:noProof/>
           <w:lang w:val="en-US"/>
         </w:rPr>
-        <w:lastRenderedPageBreak/>
         <w:drawing>
           <wp:anchor distT="0" distB="0" distL="114300" distR="114300" simplePos="0" relativeHeight="251665408" behindDoc="0" locked="0" layoutInCell="1" allowOverlap="1" wp14:anchorId="60F17AAB" wp14:editId="5C54FA5C">
             <wp:simplePos x="0" y="0"/>
@@ -7744,9 +7573,60 @@
     </w:p>
     <w:p>
       <w:pPr>
+        <w:tabs>
+          <w:tab w:val="left" w:pos="1992"/>
+        </w:tabs>
+        <w:rPr>
+          <w:lang w:val="en-US"/>
+        </w:rPr>
+      </w:pPr>
+    </w:p>
+    <w:p>
+      <w:pPr>
+        <w:tabs>
+          <w:tab w:val="left" w:pos="1992"/>
+        </w:tabs>
+        <w:rPr>
+          <w:lang w:val="en-US"/>
+        </w:rPr>
+      </w:pPr>
+    </w:p>
+    <w:p>
+      <w:pPr>
+        <w:tabs>
+          <w:tab w:val="left" w:pos="1992"/>
+        </w:tabs>
+        <w:rPr>
+          <w:lang w:val="en-US"/>
+        </w:rPr>
+      </w:pPr>
+    </w:p>
+    <w:p>
+      <w:pPr>
+        <w:tabs>
+          <w:tab w:val="left" w:pos="1992"/>
+        </w:tabs>
+        <w:rPr>
+          <w:lang w:val="en-US"/>
+        </w:rPr>
+      </w:pPr>
+    </w:p>
+    <w:p>
+      <w:pPr>
+        <w:tabs>
+          <w:tab w:val="left" w:pos="1992"/>
+        </w:tabs>
+        <w:rPr>
+          <w:lang w:val="en-US"/>
+        </w:rPr>
+      </w:pPr>
+    </w:p>
+    <w:p>
+      <w:pPr>
+        <w:pStyle w:val="ListParagraph"/>
         <w:numPr>
           <w:ilvl w:val="0"/>
-          <w:numId w:val="14"/>
+          <w:numId w:val="17"/>
         </w:numPr>
         <w:tabs>
           <w:tab w:val="left" w:pos="1992"/>
@@ -7759,6 +7639,7 @@
         <w:rPr>
           <w:lang w:val="en-US"/>
         </w:rPr>
+        <w:lastRenderedPageBreak/>
         <w:t xml:space="preserve">User Profile </w:t>
       </w:r>
     </w:p>
@@ -7776,7 +7657,6 @@
           <w:noProof/>
           <w:lang w:val="en-US"/>
         </w:rPr>
-        <w:lastRenderedPageBreak/>
         <w:drawing>
           <wp:inline distT="0" distB="0" distL="0" distR="0" wp14:anchorId="5A6289F9" wp14:editId="0F53319A">
             <wp:extent cx="5044440" cy="3372834"/>
@@ -7835,7 +7715,7 @@
           <w:lang w:val="en-US"/>
         </w:rPr>
       </w:pPr>
-      <w:bookmarkStart w:id="27" w:name="_Toc235882339"/>
+      <w:bookmarkStart w:id="26" w:name="_Toc235890841"/>
       <w:r>
         <w:rPr>
           <w:rFonts w:asciiTheme="minorHAnsi" w:hAnsiTheme="minorHAnsi"/>
@@ -7846,57 +7726,10 @@
         </w:rPr>
         <w:t>Admin Login</w:t>
       </w:r>
-    </w:p>
-    <w:p>
-      <w:pPr>
-        <w:rPr>
-          <w:lang w:val="en-US"/>
-        </w:rPr>
-      </w:pPr>
-    </w:p>
-    <w:p>
-      <w:pPr>
-        <w:pStyle w:val="ListParagraph"/>
-        <w:rPr>
-          <w:lang w:val="en-US"/>
-        </w:rPr>
-      </w:pPr>
-    </w:p>
-    <w:p>
-      <w:pPr>
-        <w:pStyle w:val="ListParagraph"/>
-        <w:rPr>
-          <w:lang w:val="en-US"/>
-        </w:rPr>
-      </w:pPr>
-    </w:p>
-    <w:p>
-      <w:pPr>
-        <w:pStyle w:val="ListParagraph"/>
-        <w:rPr>
-          <w:lang w:val="en-US"/>
-        </w:rPr>
-      </w:pPr>
-    </w:p>
-    <w:p>
-      <w:pPr>
-        <w:pStyle w:val="ListParagraph"/>
-        <w:rPr>
-          <w:lang w:val="en-US"/>
-        </w:rPr>
-      </w:pPr>
-    </w:p>
-    <w:p>
-      <w:pPr>
-        <w:pStyle w:val="ListParagraph"/>
-        <w:rPr>
-          <w:lang w:val="en-US"/>
-        </w:rPr>
-      </w:pPr>
-    </w:p>
-    <w:p>
-      <w:pPr>
-        <w:pStyle w:val="Heading1"/>
+      <w:bookmarkEnd w:id="26"/>
+    </w:p>
+    <w:p>
+      <w:pPr>
         <w:rPr>
           <w:lang w:val="en-US"/>
         </w:rPr>
@@ -7906,18 +7739,17 @@
           <w:noProof/>
           <w:lang w:val="en-US"/>
         </w:rPr>
-        <w:lastRenderedPageBreak/>
         <w:drawing>
-          <wp:anchor distT="0" distB="0" distL="114300" distR="114300" simplePos="0" relativeHeight="251666432" behindDoc="0" locked="0" layoutInCell="1" allowOverlap="1" wp14:anchorId="1E4BC82D" wp14:editId="547A4119">
+          <wp:anchor distT="0" distB="0" distL="114300" distR="114300" simplePos="0" relativeHeight="251666432" behindDoc="0" locked="0" layoutInCell="1" allowOverlap="1" wp14:anchorId="1E4BC82D" wp14:editId="5255DC30">
             <wp:simplePos x="0" y="0"/>
             <wp:positionH relativeFrom="column">
-              <wp:posOffset>251460</wp:posOffset>
+              <wp:posOffset>381000</wp:posOffset>
             </wp:positionH>
             <wp:positionV relativeFrom="paragraph">
-              <wp:posOffset>-3810</wp:posOffset>
+              <wp:posOffset>136525</wp:posOffset>
             </wp:positionV>
-            <wp:extent cx="4716780" cy="4055110"/>
-            <wp:effectExtent l="0" t="0" r="7620" b="2540"/>
+            <wp:extent cx="4143375" cy="3562142"/>
+            <wp:effectExtent l="0" t="0" r="0" b="635"/>
             <wp:wrapNone/>
             <wp:docPr id="1" name="Picture 1"/>
             <wp:cNvGraphicFramePr>
@@ -7945,7 +7777,7 @@
                   <pic:spPr>
                     <a:xfrm>
                       <a:off x="0" y="0"/>
-                      <a:ext cx="4716780" cy="4055110"/>
+                      <a:ext cx="4143375" cy="3562142"/>
                     </a:xfrm>
                     <a:prstGeom prst="rect">
                       <a:avLst/>
@@ -7954,77 +7786,84 @@
                 </pic:pic>
               </a:graphicData>
             </a:graphic>
+            <wp14:sizeRelH relativeFrom="margin">
+              <wp14:pctWidth>0</wp14:pctWidth>
+            </wp14:sizeRelH>
+            <wp14:sizeRelV relativeFrom="margin">
+              <wp14:pctHeight>0</wp14:pctHeight>
+            </wp14:sizeRelV>
           </wp:anchor>
         </w:drawing>
       </w:r>
     </w:p>
     <w:p>
       <w:pPr>
+        <w:pStyle w:val="ListParagraph"/>
+        <w:rPr>
+          <w:lang w:val="en-US"/>
+        </w:rPr>
+      </w:pPr>
+    </w:p>
+    <w:p>
+      <w:pPr>
+        <w:pStyle w:val="ListParagraph"/>
+        <w:rPr>
+          <w:lang w:val="en-US"/>
+        </w:rPr>
+      </w:pPr>
+    </w:p>
+    <w:p>
+      <w:pPr>
+        <w:pStyle w:val="ListParagraph"/>
+        <w:rPr>
+          <w:lang w:val="en-US"/>
+        </w:rPr>
+      </w:pPr>
+    </w:p>
+    <w:p>
+      <w:pPr>
+        <w:pStyle w:val="ListParagraph"/>
+        <w:rPr>
+          <w:lang w:val="en-US"/>
+        </w:rPr>
+      </w:pPr>
+    </w:p>
+    <w:p>
+      <w:pPr>
         <w:pStyle w:val="Heading1"/>
         <w:rPr>
-          <w:lang w:val="en-US"/>
-        </w:rPr>
-      </w:pPr>
-    </w:p>
-    <w:p>
-      <w:pPr>
-        <w:pStyle w:val="Heading1"/>
-        <w:rPr>
-          <w:lang w:val="en-US"/>
-        </w:rPr>
-      </w:pPr>
-    </w:p>
-    <w:p>
-      <w:pPr>
-        <w:pStyle w:val="Heading1"/>
-        <w:rPr>
-          <w:lang w:val="en-US"/>
-        </w:rPr>
-      </w:pPr>
-    </w:p>
-    <w:p>
-      <w:pPr>
-        <w:pStyle w:val="Heading1"/>
-        <w:rPr>
-          <w:lang w:val="en-US"/>
-        </w:rPr>
-      </w:pPr>
-    </w:p>
-    <w:p>
-      <w:pPr>
-        <w:pStyle w:val="Heading1"/>
-        <w:rPr>
-          <w:lang w:val="en-US"/>
-        </w:rPr>
-      </w:pPr>
-    </w:p>
-    <w:p>
-      <w:pPr>
-        <w:pStyle w:val="Heading1"/>
-        <w:rPr>
-          <w:lang w:val="en-US"/>
-        </w:rPr>
-      </w:pPr>
-    </w:p>
-    <w:p>
-      <w:pPr>
-        <w:pStyle w:val="Heading1"/>
-        <w:rPr>
-          <w:lang w:val="en-US"/>
-        </w:rPr>
-      </w:pPr>
-    </w:p>
-    <w:p>
-      <w:pPr>
-        <w:pStyle w:val="Heading1"/>
-        <w:rPr>
-          <w:lang w:val="en-US"/>
-        </w:rPr>
-      </w:pPr>
-    </w:p>
-    <w:p>
-      <w:pPr>
-        <w:pStyle w:val="Heading1"/>
+          <w:rFonts w:asciiTheme="minorHAnsi" w:hAnsiTheme="minorHAnsi"/>
+          <w:b w:val="0"/>
+          <w:bCs/>
+          <w:sz w:val="22"/>
+          <w:szCs w:val="28"/>
+          <w:lang w:val="en-US"/>
+        </w:rPr>
+      </w:pPr>
+    </w:p>
+    <w:p>
+      <w:pPr>
+        <w:rPr>
+          <w:lang w:val="en-US"/>
+        </w:rPr>
+      </w:pPr>
+    </w:p>
+    <w:p>
+      <w:pPr>
+        <w:rPr>
+          <w:lang w:val="en-US"/>
+        </w:rPr>
+      </w:pPr>
+    </w:p>
+    <w:p>
+      <w:pPr>
+        <w:rPr>
+          <w:lang w:val="en-US"/>
+        </w:rPr>
+      </w:pPr>
+    </w:p>
+    <w:p>
+      <w:pPr>
         <w:rPr>
           <w:lang w:val="en-US"/>
         </w:rPr>
@@ -8040,48 +7879,48 @@
         <w:rPr>
           <w:rFonts w:asciiTheme="minorHAnsi" w:hAnsiTheme="minorHAnsi"/>
           <w:b w:val="0"/>
+          <w:bCs/>
           <w:sz w:val="22"/>
-          <w:szCs w:val="22"/>
-          <w:lang w:val="en-US"/>
-        </w:rPr>
-      </w:pPr>
+          <w:szCs w:val="28"/>
+          <w:lang w:val="en-US"/>
+        </w:rPr>
+      </w:pPr>
+      <w:bookmarkStart w:id="27" w:name="_Toc235890842"/>
       <w:r>
         <w:rPr>
           <w:rFonts w:asciiTheme="minorHAnsi" w:hAnsiTheme="minorHAnsi"/>
           <w:b w:val="0"/>
+          <w:bCs/>
           <w:sz w:val="22"/>
-          <w:szCs w:val="22"/>
-          <w:lang w:val="en-US"/>
-        </w:rPr>
+          <w:szCs w:val="28"/>
+          <w:lang w:val="en-US"/>
+        </w:rPr>
+        <w:lastRenderedPageBreak/>
         <w:t>Admin Portal</w:t>
       </w:r>
-    </w:p>
-    <w:p>
-      <w:pPr>
-        <w:rPr>
-          <w:lang w:val="en-US"/>
-        </w:rPr>
-      </w:pPr>
-    </w:p>
-    <w:p>
-      <w:pPr>
-        <w:rPr>
-          <w:lang w:val="en-US"/>
-        </w:rPr>
-      </w:pPr>
+      <w:bookmarkEnd w:id="27"/>
+    </w:p>
+    <w:p>
+      <w:pPr>
+        <w:pStyle w:val="Heading1"/>
+        <w:rPr>
+          <w:lang w:val="en-US"/>
+        </w:rPr>
+      </w:pPr>
+      <w:bookmarkStart w:id="28" w:name="_Toc235890843"/>
       <w:r>
         <w:rPr>
           <w:noProof/>
           <w:lang w:val="en-US"/>
         </w:rPr>
         <w:drawing>
-          <wp:anchor distT="0" distB="0" distL="114300" distR="114300" simplePos="0" relativeHeight="251667456" behindDoc="0" locked="0" layoutInCell="1" allowOverlap="1" wp14:anchorId="09ABB3B5" wp14:editId="56DF6E1B">
+          <wp:anchor distT="0" distB="0" distL="114300" distR="114300" simplePos="0" relativeHeight="251667456" behindDoc="0" locked="0" layoutInCell="1" allowOverlap="1" wp14:anchorId="09ABB3B5" wp14:editId="4EA585B9">
             <wp:simplePos x="0" y="0"/>
             <wp:positionH relativeFrom="column">
-              <wp:posOffset>60960</wp:posOffset>
+              <wp:posOffset>9525</wp:posOffset>
             </wp:positionH>
             <wp:positionV relativeFrom="paragraph">
-              <wp:posOffset>10160</wp:posOffset>
+              <wp:posOffset>167005</wp:posOffset>
             </wp:positionV>
             <wp:extent cx="5731510" cy="2452370"/>
             <wp:effectExtent l="0" t="0" r="2540" b="5080"/>
@@ -8124,55 +7963,7 @@
           </wp:anchor>
         </w:drawing>
       </w:r>
-    </w:p>
-    <w:p>
-      <w:pPr>
-        <w:rPr>
-          <w:lang w:val="en-US"/>
-        </w:rPr>
-      </w:pPr>
-    </w:p>
-    <w:p>
-      <w:pPr>
-        <w:rPr>
-          <w:lang w:val="en-US"/>
-        </w:rPr>
-      </w:pPr>
-    </w:p>
-    <w:p>
-      <w:pPr>
-        <w:rPr>
-          <w:lang w:val="en-US"/>
-        </w:rPr>
-      </w:pPr>
-    </w:p>
-    <w:p>
-      <w:pPr>
-        <w:rPr>
-          <w:lang w:val="en-US"/>
-        </w:rPr>
-      </w:pPr>
-    </w:p>
-    <w:p>
-      <w:pPr>
-        <w:rPr>
-          <w:lang w:val="en-US"/>
-        </w:rPr>
-      </w:pPr>
-    </w:p>
-    <w:p>
-      <w:pPr>
-        <w:rPr>
-          <w:lang w:val="en-US"/>
-        </w:rPr>
-      </w:pPr>
-    </w:p>
-    <w:p>
-      <w:pPr>
-        <w:rPr>
-          <w:lang w:val="en-US"/>
-        </w:rPr>
-      </w:pPr>
+      <w:bookmarkEnd w:id="28"/>
     </w:p>
     <w:p>
       <w:pPr>
@@ -8184,26 +7975,69 @@
     </w:p>
     <w:p>
       <w:pPr>
-        <w:rPr>
-          <w:lang w:val="en-US"/>
-        </w:rPr>
-      </w:pPr>
-    </w:p>
-    <w:p>
-      <w:pPr>
         <w:pStyle w:val="Heading1"/>
         <w:rPr>
           <w:lang w:val="en-US"/>
         </w:rPr>
       </w:pPr>
-      <w:r>
-        <w:rPr>
-          <w:lang w:val="en-US"/>
-        </w:rPr>
-        <w:lastRenderedPageBreak/>
+    </w:p>
+    <w:p>
+      <w:pPr>
+        <w:pStyle w:val="Heading1"/>
+        <w:rPr>
+          <w:lang w:val="en-US"/>
+        </w:rPr>
+      </w:pPr>
+    </w:p>
+    <w:p>
+      <w:pPr>
+        <w:pStyle w:val="Heading1"/>
+        <w:rPr>
+          <w:lang w:val="en-US"/>
+        </w:rPr>
+      </w:pPr>
+    </w:p>
+    <w:p>
+      <w:pPr>
+        <w:pStyle w:val="Heading1"/>
+        <w:rPr>
+          <w:rFonts w:asciiTheme="minorHAnsi" w:hAnsiTheme="minorHAnsi"/>
+          <w:b w:val="0"/>
+          <w:sz w:val="22"/>
+          <w:szCs w:val="22"/>
+          <w:lang w:val="en-US"/>
+        </w:rPr>
+      </w:pPr>
+    </w:p>
+    <w:p>
+      <w:pPr>
+        <w:rPr>
+          <w:lang w:val="en-US"/>
+        </w:rPr>
+      </w:pPr>
+    </w:p>
+    <w:p>
+      <w:pPr>
+        <w:rPr>
+          <w:lang w:val="en-US"/>
+        </w:rPr>
+      </w:pPr>
+    </w:p>
+    <w:p>
+      <w:pPr>
+        <w:pStyle w:val="Heading1"/>
+        <w:rPr>
+          <w:lang w:val="en-US"/>
+        </w:rPr>
+      </w:pPr>
+      <w:bookmarkStart w:id="29" w:name="_Toc235890844"/>
+      <w:r>
+        <w:rPr>
+          <w:lang w:val="en-US"/>
+        </w:rPr>
         <w:t>11. Testing</w:t>
       </w:r>
-      <w:bookmarkEnd w:id="27"/>
+      <w:bookmarkEnd w:id="29"/>
     </w:p>
     <w:tbl>
       <w:tblPr>
@@ -8459,6 +8293,7 @@
       </w:tr>
       <w:tr>
         <w:trPr>
+          <w:trHeight w:val="50"/>
           <w:tblCellSpacing w:w="15" w:type="dxa"/>
         </w:trPr>
         <w:tc>
@@ -8845,14 +8680,14 @@
           <w:lang w:val="en-US"/>
         </w:rPr>
       </w:pPr>
-      <w:bookmarkStart w:id="28" w:name="_Toc235882340"/>
+      <w:bookmarkStart w:id="30" w:name="_Toc235890845"/>
       <w:r>
         <w:rPr>
           <w:lang w:val="en-US"/>
         </w:rPr>
         <w:t>12. Future Improvements</w:t>
       </w:r>
-      <w:bookmarkEnd w:id="28"/>
+      <w:bookmarkEnd w:id="30"/>
     </w:p>
     <w:p>
       <w:pPr>
@@ -8987,6 +8822,7 @@
         <w:rPr>
           <w:lang w:val="en-US"/>
         </w:rPr>
+        <w:lastRenderedPageBreak/>
         <w:t xml:space="preserve">AI-based waiting time prediction </w:t>
       </w:r>
     </w:p>
@@ -9101,7 +8937,51 @@
           <w:lang w:val="en-US"/>
         </w:rPr>
       </w:pPr>
-      <w:bookmarkStart w:id="29" w:name="_Toc235882341"/>
+      <w:bookmarkStart w:id="31" w:name="_Toc235890846"/>
+      <w:r>
+        <w:rPr>
+          <w:lang w:val="en-US"/>
+        </w:rPr>
+        <w:t>13. Conclusion</w:t>
+      </w:r>
+      <w:bookmarkEnd w:id="31"/>
+    </w:p>
+    <w:p>
+      <w:pPr>
+        <w:tabs>
+          <w:tab w:val="left" w:pos="1992"/>
+        </w:tabs>
+        <w:spacing w:line="360" w:lineRule="auto"/>
+        <w:rPr>
+          <w:lang w:val="en-US"/>
+        </w:rPr>
+      </w:pPr>
+      <w:r>
+        <w:rPr>
+          <w:lang w:val="en-US"/>
+        </w:rPr>
+        <w:t>The Smart Queue Appointment System successfully addresses the inefficiencies of traditional queue management by providing a web-based digital solution. Users can conveniently register, book appointments, receive queue numbers, monitor queue status, and access booking history. The project demonstrates the effective use of Object-Oriented Programming principles, modern web technologies, and modular system design, making it scalable for future enhancements and suitable for real-world deployment.</w:t>
+      </w:r>
+    </w:p>
+    <w:p>
+      <w:pPr>
+        <w:tabs>
+          <w:tab w:val="left" w:pos="1992"/>
+        </w:tabs>
+        <w:rPr>
+          <w:lang w:val="en-US"/>
+        </w:rPr>
+      </w:pPr>
+    </w:p>
+    <w:p>
+      <w:pPr>
+        <w:tabs>
+          <w:tab w:val="left" w:pos="1992"/>
+        </w:tabs>
+        <w:rPr>
+          <w:lang w:val="en-US"/>
+        </w:rPr>
+      </w:pPr>
     </w:p>
     <w:p>
       <w:pPr>
@@ -9110,103 +8990,14 @@
           <w:lang w:val="en-US"/>
         </w:rPr>
       </w:pPr>
-    </w:p>
-    <w:p>
-      <w:pPr>
-        <w:rPr>
-          <w:lang w:val="en-US"/>
-        </w:rPr>
-      </w:pPr>
-    </w:p>
-    <w:p>
-      <w:pPr>
-        <w:rPr>
-          <w:lang w:val="en-US"/>
-        </w:rPr>
-      </w:pPr>
-    </w:p>
-    <w:p>
-      <w:pPr>
-        <w:rPr>
-          <w:lang w:val="en-US"/>
-        </w:rPr>
-      </w:pPr>
-    </w:p>
-    <w:p>
-      <w:pPr>
-        <w:rPr>
-          <w:lang w:val="en-US"/>
-        </w:rPr>
-      </w:pPr>
-    </w:p>
-    <w:p>
-      <w:pPr>
-        <w:pStyle w:val="Heading1"/>
-        <w:rPr>
-          <w:lang w:val="en-US"/>
-        </w:rPr>
-      </w:pPr>
-      <w:r>
-        <w:rPr>
-          <w:lang w:val="en-US"/>
-        </w:rPr>
-        <w:lastRenderedPageBreak/>
-        <w:t>13. Conclusion</w:t>
-      </w:r>
-      <w:bookmarkEnd w:id="29"/>
-    </w:p>
-    <w:p>
-      <w:pPr>
-        <w:tabs>
-          <w:tab w:val="left" w:pos="1992"/>
-        </w:tabs>
-        <w:spacing w:line="360" w:lineRule="auto"/>
-        <w:rPr>
-          <w:lang w:val="en-US"/>
-        </w:rPr>
-      </w:pPr>
-      <w:r>
-        <w:rPr>
-          <w:lang w:val="en-US"/>
-        </w:rPr>
-        <w:t>The Smart Queue Appointment System successfully addresses the inefficiencies of traditional queue management by providing a web-based digital solution. Users can conveniently register, book appointments, receive queue numbers, monitor queue status, and access booking history. The project demonstrates the effective use of Object-Oriented Programming principles, modern web technologies, and modular system design, making it scalable for future enhancements and suitable for real-world deployment.</w:t>
-      </w:r>
-    </w:p>
-    <w:p>
-      <w:pPr>
-        <w:tabs>
-          <w:tab w:val="left" w:pos="1992"/>
-        </w:tabs>
-        <w:rPr>
-          <w:lang w:val="en-US"/>
-        </w:rPr>
-      </w:pPr>
-    </w:p>
-    <w:p>
-      <w:pPr>
-        <w:tabs>
-          <w:tab w:val="left" w:pos="1992"/>
-        </w:tabs>
-        <w:rPr>
-          <w:lang w:val="en-US"/>
-        </w:rPr>
-      </w:pPr>
-    </w:p>
-    <w:p>
-      <w:pPr>
-        <w:pStyle w:val="Heading1"/>
-        <w:rPr>
-          <w:lang w:val="en-US"/>
-        </w:rPr>
-      </w:pPr>
-      <w:bookmarkStart w:id="30" w:name="_Toc235882342"/>
+      <w:bookmarkStart w:id="32" w:name="_Toc235890847"/>
       <w:r>
         <w:rPr>
           <w:lang w:val="en-US"/>
         </w:rPr>
         <w:t>14. References</w:t>
       </w:r>
-      <w:bookmarkEnd w:id="30"/>
+      <w:bookmarkEnd w:id="32"/>
     </w:p>
     <w:p>
       <w:pPr>
@@ -9766,28 +9557,11 @@
 
 <file path=word/header2.xml><?xml version="1.0" encoding="utf-8"?>
 <w:hdr xmlns:wpc="http://schemas.microsoft.com/office/word/2010/wordprocessingCanvas" xmlns:cx="http://schemas.microsoft.com/office/drawing/2014/chartex" xmlns:cx1="http://schemas.microsoft.com/office/drawing/2015/9/8/chartex" xmlns:cx2="http://schemas.microsoft.com/office/drawing/2015/10/21/chartex" xmlns:cx3="http://schemas.microsoft.com/office/drawing/2016/5/9/chartex" xmlns:cx4="http://schemas.microsoft.com/office/drawing/2016/5/10/chartex" xmlns:cx5="http://schemas.microsoft.com/office/drawing/2016/5/11/chartex" xmlns:cx6="http://schemas.microsoft.com/office/drawing/2016/5/12/chartex" xmlns:cx7="http://schemas.microsoft.com/office/drawing/2016/5/13/chartex" xmlns:cx8="http://schemas.microsoft.com/office/drawing/2016/5/14/chartex" xmlns:mc="http://schemas.openxmlformats.org/markup-compatibility/2006" xmlns:aink="http://schemas.microsoft.com/office/drawing/2016/ink" xmlns:am3d="http://schemas.microsoft.com/office/drawing/2017/model3d" xmlns:o="urn:schemas-microsoft-com:office:office" xmlns:r="http://schemas.openxmlformats.org/officeDocument/2006/relationships" xmlns:m="http://schemas.openxmlformats.org/officeDocument/2006/math" xmlns:v="urn:schemas-microsoft-com:vml" xmlns:wp14="http://schemas.microsoft.com/office/word/2010/wordprocessingDrawing" xmlns:wp="http://schemas.openxmlformats.org/drawingml/2006/wordprocessingDrawing" xmlns:w10="urn:schemas-microsoft-com:office:word" xmlns:w="http://schemas.openxmlformats.org/wordprocessingml/2006/main" xmlns:w14="http://schemas.microsoft.com/office/word/2010/wordml" xmlns:w15="http://schemas.microsoft.com/office/word/2012/wordml" xmlns:w16cex="http://schemas.microsoft.com/office/word/2018/wordml/cex" xmlns:w16cid="http://schemas.microsoft.com/office/word/2016/wordml/cid" xmlns:w16="http://schemas.microsoft.com/office/word/2018/wordml" xmlns:w16sdtdh="http://schemas.microsoft.com/office/word/2020/wordml/sdtdatahash" xmlns:w16se="http://schemas.microsoft.com/office/word/2015/wordml/symex" xmlns:wpg="http://schemas.microsoft.com/office/word/2010/wordprocessingGroup" xmlns:wpi="http://schemas.microsoft.com/office/word/2010/wordprocessingInk" xmlns:wne="http://schemas.microsoft.com/office/word/2006/wordml" xmlns:wps="http://schemas.microsoft.com/office/word/2010/wordprocessingShape" mc:Ignorable="w14 w15 w16se w16cid w16 w16cex w16sdtdh wp14">
-  <w:sdt>
-    <w:sdtPr>
-      <w:id w:val="1041556734"/>
-      <w:placeholder>
-        <w:docPart w:val="7D7AF2B025D4414397FF2E14368381B0"/>
-      </w:placeholder>
-      <w:temporary/>
-      <w:showingPlcHdr/>
-      <w15:appearance w15:val="hidden"/>
-    </w:sdtPr>
-    <w:sdtEndPr/>
-    <w:sdtContent>
-      <w:p>
-        <w:pPr>
-          <w:pStyle w:val="Header"/>
-        </w:pPr>
-        <w:r>
-          <w:t>[Type here]</w:t>
-        </w:r>
-      </w:p>
-    </w:sdtContent>
-  </w:sdt>
+  <w:p>
+    <w:pPr>
+      <w:pStyle w:val="Header"/>
+    </w:pPr>
+  </w:p>
   <w:p>
     <w:pPr>
       <w:pStyle w:val="Header"/>
@@ -10842,9 +10616,122 @@
     </w:lvl>
   </w:abstractNum>
   <w:abstractNum w:abstractNumId="7" w15:restartNumberingAfterBreak="0">
+    <w:nsid w:val="20551944"/>
+    <w:multiLevelType w:val="hybridMultilevel"/>
+    <w:tmpl w:val="67F69FDE"/>
+    <w:lvl w:ilvl="0" w:tplc="04090001">
+      <w:start w:val="1"/>
+      <w:numFmt w:val="bullet"/>
+      <w:lvlText w:val=""/>
+      <w:lvlJc w:val="left"/>
+      <w:pPr>
+        <w:ind w:left="720" w:hanging="360"/>
+      </w:pPr>
+      <w:rPr>
+        <w:rFonts w:ascii="Symbol" w:hAnsi="Symbol" w:hint="default"/>
+      </w:rPr>
+    </w:lvl>
+    <w:lvl w:ilvl="1" w:tplc="04090003" w:tentative="1">
+      <w:start w:val="1"/>
+      <w:numFmt w:val="bullet"/>
+      <w:lvlText w:val="o"/>
+      <w:lvlJc w:val="left"/>
+      <w:pPr>
+        <w:ind w:left="1440" w:hanging="360"/>
+      </w:pPr>
+      <w:rPr>
+        <w:rFonts w:ascii="Courier New" w:hAnsi="Courier New" w:cs="Courier New" w:hint="default"/>
+      </w:rPr>
+    </w:lvl>
+    <w:lvl w:ilvl="2" w:tplc="04090005" w:tentative="1">
+      <w:start w:val="1"/>
+      <w:numFmt w:val="bullet"/>
+      <w:lvlText w:val=""/>
+      <w:lvlJc w:val="left"/>
+      <w:pPr>
+        <w:ind w:left="2160" w:hanging="360"/>
+      </w:pPr>
+      <w:rPr>
+        <w:rFonts w:ascii="Wingdings" w:hAnsi="Wingdings" w:hint="default"/>
+      </w:rPr>
+    </w:lvl>
+    <w:lvl w:ilvl="3" w:tplc="04090001" w:tentative="1">
+      <w:start w:val="1"/>
+      <w:numFmt w:val="bullet"/>
+      <w:lvlText w:val=""/>
+      <w:lvlJc w:val="left"/>
+      <w:pPr>
+        <w:ind w:left="2880" w:hanging="360"/>
+      </w:pPr>
+      <w:rPr>
+        <w:rFonts w:ascii="Symbol" w:hAnsi="Symbol" w:hint="default"/>
+      </w:rPr>
+    </w:lvl>
+    <w:lvl w:ilvl="4" w:tplc="04090003" w:tentative="1">
+      <w:start w:val="1"/>
+      <w:numFmt w:val="bullet"/>
+      <w:lvlText w:val="o"/>
+      <w:lvlJc w:val="left"/>
+      <w:pPr>
+        <w:ind w:left="3600" w:hanging="360"/>
+      </w:pPr>
+      <w:rPr>
+        <w:rFonts w:ascii="Courier New" w:hAnsi="Courier New" w:cs="Courier New" w:hint="default"/>
+      </w:rPr>
+    </w:lvl>
+    <w:lvl w:ilvl="5" w:tplc="04090005" w:tentative="1">
+      <w:start w:val="1"/>
+      <w:numFmt w:val="bullet"/>
+      <w:lvlText w:val=""/>
+      <w:lvlJc w:val="left"/>
+      <w:pPr>
+        <w:ind w:left="4320" w:hanging="360"/>
+      </w:pPr>
+      <w:rPr>
+        <w:rFonts w:ascii="Wingdings" w:hAnsi="Wingdings" w:hint="default"/>
+      </w:rPr>
+    </w:lvl>
+    <w:lvl w:ilvl="6" w:tplc="04090001" w:tentative="1">
+      <w:start w:val="1"/>
+      <w:numFmt w:val="bullet"/>
+      <w:lvlText w:val=""/>
+      <w:lvlJc w:val="left"/>
+      <w:pPr>
+        <w:ind w:left="5040" w:hanging="360"/>
+      </w:pPr>
+      <w:rPr>
+        <w:rFonts w:ascii="Symbol" w:hAnsi="Symbol" w:hint="default"/>
+      </w:rPr>
+    </w:lvl>
+    <w:lvl w:ilvl="7" w:tplc="04090003" w:tentative="1">
+      <w:start w:val="1"/>
+      <w:numFmt w:val="bullet"/>
+      <w:lvlText w:val="o"/>
+      <w:lvlJc w:val="left"/>
+      <w:pPr>
+        <w:ind w:left="5760" w:hanging="360"/>
+      </w:pPr>
+      <w:rPr>
+        <w:rFonts w:ascii="Courier New" w:hAnsi="Courier New" w:cs="Courier New" w:hint="default"/>
+      </w:rPr>
+    </w:lvl>
+    <w:lvl w:ilvl="8" w:tplc="04090005" w:tentative="1">
+      <w:start w:val="1"/>
+      <w:numFmt w:val="bullet"/>
+      <w:lvlText w:val=""/>
+      <w:lvlJc w:val="left"/>
+      <w:pPr>
+        <w:ind w:left="6480" w:hanging="360"/>
+      </w:pPr>
+      <w:rPr>
+        <w:rFonts w:ascii="Wingdings" w:hAnsi="Wingdings" w:hint="default"/>
+      </w:rPr>
+    </w:lvl>
+  </w:abstractNum>
+  <w:abstractNum w:abstractNumId="8" w15:restartNumberingAfterBreak="0">
     <w:nsid w:val="2A872D3C"/>
     <w:multiLevelType w:val="hybridMultilevel"/>
-    <w:tmpl w:val="F1F03DFA"/>
+    <w:tmpl w:val="B57618B0"/>
     <w:lvl w:ilvl="0" w:tplc="04090001">
       <w:start w:val="1"/>
       <w:numFmt w:val="bullet"/>
@@ -10954,7 +10841,7 @@
       </w:rPr>
     </w:lvl>
   </w:abstractNum>
-  <w:abstractNum w:abstractNumId="8" w15:restartNumberingAfterBreak="0">
+  <w:abstractNum w:abstractNumId="9" w15:restartNumberingAfterBreak="0">
     <w:nsid w:val="373E147C"/>
     <w:multiLevelType w:val="multilevel"/>
     <w:tmpl w:val="409E5CCE"/>
@@ -11103,7 +10990,7 @@
       </w:rPr>
     </w:lvl>
   </w:abstractNum>
-  <w:abstractNum w:abstractNumId="9" w15:restartNumberingAfterBreak="0">
+  <w:abstractNum w:abstractNumId="10" w15:restartNumberingAfterBreak="0">
     <w:nsid w:val="4FB7645A"/>
     <w:multiLevelType w:val="multilevel"/>
     <w:tmpl w:val="5186037C"/>
@@ -11252,7 +11139,7 @@
       </w:rPr>
     </w:lvl>
   </w:abstractNum>
-  <w:abstractNum w:abstractNumId="10" w15:restartNumberingAfterBreak="0">
+  <w:abstractNum w:abstractNumId="11" w15:restartNumberingAfterBreak="0">
     <w:nsid w:val="54A1666C"/>
     <w:multiLevelType w:val="multilevel"/>
     <w:tmpl w:val="3132AA74"/>
@@ -11401,7 +11288,7 @@
       </w:rPr>
     </w:lvl>
   </w:abstractNum>
-  <w:abstractNum w:abstractNumId="11" w15:restartNumberingAfterBreak="0">
+  <w:abstractNum w:abstractNumId="12" w15:restartNumberingAfterBreak="0">
     <w:nsid w:val="59596301"/>
     <w:multiLevelType w:val="multilevel"/>
     <w:tmpl w:val="B978A378"/>
@@ -11550,7 +11437,7 @@
       </w:rPr>
     </w:lvl>
   </w:abstractNum>
-  <w:abstractNum w:abstractNumId="12" w15:restartNumberingAfterBreak="0">
+  <w:abstractNum w:abstractNumId="13" w15:restartNumberingAfterBreak="0">
     <w:nsid w:val="5BAA5BAD"/>
     <w:multiLevelType w:val="multilevel"/>
     <w:tmpl w:val="ACC0C07E"/>
@@ -11699,7 +11586,7 @@
       </w:rPr>
     </w:lvl>
   </w:abstractNum>
-  <w:abstractNum w:abstractNumId="13" w15:restartNumberingAfterBreak="0">
+  <w:abstractNum w:abstractNumId="14" w15:restartNumberingAfterBreak="0">
     <w:nsid w:val="6FBE28AD"/>
     <w:multiLevelType w:val="multilevel"/>
     <w:tmpl w:val="3B440FBC"/>
@@ -11848,7 +11735,7 @@
       </w:rPr>
     </w:lvl>
   </w:abstractNum>
-  <w:abstractNum w:abstractNumId="14" w15:restartNumberingAfterBreak="0">
+  <w:abstractNum w:abstractNumId="15" w15:restartNumberingAfterBreak="0">
     <w:nsid w:val="72CD029B"/>
     <w:multiLevelType w:val="multilevel"/>
     <w:tmpl w:val="48681FE0"/>
@@ -11997,7 +11884,7 @@
       </w:rPr>
     </w:lvl>
   </w:abstractNum>
-  <w:abstractNum w:abstractNumId="15" w15:restartNumberingAfterBreak="0">
+  <w:abstractNum w:abstractNumId="16" w15:restartNumberingAfterBreak="0">
     <w:nsid w:val="74D304AF"/>
     <w:multiLevelType w:val="multilevel"/>
     <w:tmpl w:val="DB5E30A6"/>
@@ -12110,7 +11997,7 @@
       </w:pPr>
     </w:lvl>
   </w:abstractNum>
-  <w:abstractNum w:abstractNumId="16" w15:restartNumberingAfterBreak="0">
+  <w:abstractNum w:abstractNumId="17" w15:restartNumberingAfterBreak="0">
     <w:nsid w:val="7AE862F5"/>
     <w:multiLevelType w:val="multilevel"/>
     <w:tmpl w:val="2BEED0B4"/>
@@ -12263,7 +12150,7 @@
     <w:abstractNumId w:val="5"/>
   </w:num>
   <w:num w:numId="2">
-    <w:abstractNumId w:val="10"/>
+    <w:abstractNumId w:val="11"/>
   </w:num>
   <w:num w:numId="3">
     <w:abstractNumId w:val="3"/>
@@ -12272,22 +12159,22 @@
     <w:abstractNumId w:val="6"/>
   </w:num>
   <w:num w:numId="5">
-    <w:abstractNumId w:val="12"/>
+    <w:abstractNumId w:val="13"/>
   </w:num>
   <w:num w:numId="6">
-    <w:abstractNumId w:val="9"/>
+    <w:abstractNumId w:val="10"/>
   </w:num>
   <w:num w:numId="7">
     <w:abstractNumId w:val="1"/>
   </w:num>
   <w:num w:numId="8">
-    <w:abstractNumId w:val="8"/>
+    <w:abstractNumId w:val="9"/>
   </w:num>
   <w:num w:numId="9">
-    <w:abstractNumId w:val="13"/>
+    <w:abstractNumId w:val="14"/>
   </w:num>
   <w:num w:numId="10">
-    <w:abstractNumId w:val="11"/>
+    <w:abstractNumId w:val="12"/>
   </w:num>
   <w:num w:numId="11">
     <w:abstractNumId w:val="4"/>
@@ -12296,18 +12183,21 @@
     <w:abstractNumId w:val="0"/>
   </w:num>
   <w:num w:numId="13">
-    <w:abstractNumId w:val="16"/>
+    <w:abstractNumId w:val="17"/>
   </w:num>
   <w:num w:numId="14">
-    <w:abstractNumId w:val="14"/>
+    <w:abstractNumId w:val="15"/>
   </w:num>
   <w:num w:numId="15">
     <w:abstractNumId w:val="2"/>
   </w:num>
   <w:num w:numId="16">
-    <w:abstractNumId w:val="15"/>
+    <w:abstractNumId w:val="16"/>
   </w:num>
   <w:num w:numId="17">
+    <w:abstractNumId w:val="8"/>
+  </w:num>
+  <w:num w:numId="18">
     <w:abstractNumId w:val="7"/>
   </w:num>
   <w:numIdMacAtCleanup w:val="16"/>
@@ -12439,6 +12329,7 @@
     <w:lsdException w:name="HTML Sample" w:semiHidden="1" w:unhideWhenUsed="1"/>
     <w:lsdException w:name="HTML Typewriter" w:semiHidden="1" w:unhideWhenUsed="1"/>
     <w:lsdException w:name="HTML Variable" w:semiHidden="1" w:unhideWhenUsed="1"/>
+    <w:lsdException w:name="Normal Table" w:semiHidden="1" w:unhideWhenUsed="1"/>
     <w:lsdException w:name="annotation subject" w:semiHidden="1" w:unhideWhenUsed="1"/>
     <w:lsdException w:name="No List" w:semiHidden="1" w:unhideWhenUsed="1"/>
     <w:lsdException w:name="Outline List 1" w:semiHidden="1" w:unhideWhenUsed="1"/>
@@ -12481,8 +12372,11 @@
     <w:lsdException w:name="Table Contemporary" w:semiHidden="1" w:unhideWhenUsed="1"/>
     <w:lsdException w:name="Table Elegant" w:semiHidden="1" w:unhideWhenUsed="1"/>
     <w:lsdException w:name="Table Professional" w:semiHidden="1" w:unhideWhenUsed="1"/>
+    <w:lsdException w:name="Table Subtle 1" w:semiHidden="1" w:unhideWhenUsed="1"/>
     <w:lsdException w:name="Table Subtle 2" w:semiHidden="1" w:unhideWhenUsed="1"/>
     <w:lsdException w:name="Table Web 1" w:semiHidden="1" w:unhideWhenUsed="1"/>
+    <w:lsdException w:name="Table Web 2" w:semiHidden="1" w:unhideWhenUsed="1"/>
+    <w:lsdException w:name="Table Web 3" w:semiHidden="1" w:unhideWhenUsed="1"/>
     <w:lsdException w:name="Balloon Text" w:semiHidden="1" w:unhideWhenUsed="1"/>
     <w:lsdException w:name="Table Grid" w:uiPriority="39"/>
     <w:lsdException w:name="Table Theme" w:semiHidden="1" w:unhideWhenUsed="1"/>
@@ -13495,595 +13389,70 @@
       <w:u w:val="single"/>
     </w:rPr>
   </w:style>
-</w:styles>
-</file>
-
-<file path=word/glossary/document.xml><?xml version="1.0" encoding="utf-8"?>
-<w:glossaryDocument xmlns:wpc="http://schemas.microsoft.com/office/word/2010/wordprocessingCanvas" xmlns:cx="http://schemas.microsoft.com/office/drawing/2014/chartex" xmlns:cx1="http://schemas.microsoft.com/office/drawing/2015/9/8/chartex" xmlns:cx2="http://schemas.microsoft.com/office/drawing/2015/10/21/chartex" xmlns:cx3="http://schemas.microsoft.com/office/drawing/2016/5/9/chartex" xmlns:cx4="http://schemas.microsoft.com/office/drawing/2016/5/10/chartex" xmlns:cx5="http://schemas.microsoft.com/office/drawing/2016/5/11/chartex" xmlns:cx6="http://schemas.microsoft.com/office/drawing/2016/5/12/chartex" xmlns:cx7="http://schemas.microsoft.com/office/drawing/2016/5/13/chartex" xmlns:cx8="http://schemas.microsoft.com/office/drawing/2016/5/14/chartex" xmlns:mc="http://schemas.openxmlformats.org/markup-compatibility/2006" xmlns:aink="http://schemas.microsoft.com/office/drawing/2016/ink" xmlns:am3d="http://schemas.microsoft.com/office/drawing/2017/model3d" xmlns:o="urn:schemas-microsoft-com:office:office" xmlns:r="http://schemas.openxmlformats.org/officeDocument/2006/relationships" xmlns:m="http://schemas.openxmlformats.org/officeDocument/2006/math" xmlns:v="urn:schemas-microsoft-com:vml" xmlns:wp14="http://schemas.microsoft.com/office/word/2010/wordprocessingDrawing" xmlns:wp="http://schemas.openxmlformats.org/drawingml/2006/wordprocessingDrawing" xmlns:w10="urn:schemas-microsoft-com:office:word" xmlns:w="http://schemas.openxmlformats.org/wordprocessingml/2006/main" xmlns:w14="http://schemas.microsoft.com/office/word/2010/wordml" xmlns:w15="http://schemas.microsoft.com/office/word/2012/wordml" xmlns:w16cex="http://schemas.microsoft.com/office/word/2018/wordml/cex" xmlns:w16cid="http://schemas.microsoft.com/office/word/2016/wordml/cid" xmlns:w16="http://schemas.microsoft.com/office/word/2018/wordml" xmlns:w16sdtdh="http://schemas.microsoft.com/office/word/2020/wordml/sdtdatahash" xmlns:w16se="http://schemas.microsoft.com/office/word/2015/wordml/symex" xmlns:wpg="http://schemas.microsoft.com/office/word/2010/wordprocessingGroup" xmlns:wpi="http://schemas.microsoft.com/office/word/2010/wordprocessingInk" xmlns:wne="http://schemas.microsoft.com/office/word/2006/wordml" xmlns:wps="http://schemas.microsoft.com/office/word/2010/wordprocessingShape" mc:Ignorable="w14 w15 w16se w16cid w16 w16cex w16sdtdh wp14">
-  <w:docParts>
-    <w:docPart>
-      <w:docPartPr>
-        <w:name w:val="7D7AF2B025D4414397FF2E14368381B0"/>
-        <w:category>
-          <w:name w:val="General"/>
-          <w:gallery w:val="placeholder"/>
-        </w:category>
-        <w:types>
-          <w:type w:val="bbPlcHdr"/>
-        </w:types>
-        <w:behaviors>
-          <w:behavior w:val="content"/>
-        </w:behaviors>
-        <w:guid w:val="{26F21D8F-14E8-4A23-A38E-16683B17AD0A}"/>
-      </w:docPartPr>
-      <w:docPartBody>
-        <w:p>
-          <w:pPr>
-            <w:pStyle w:val="7D7AF2B025D4414397FF2E14368381B0"/>
-          </w:pPr>
-          <w:r>
-            <w:t>[Type here]</w:t>
-          </w:r>
-        </w:p>
-      </w:docPartBody>
-    </w:docPart>
-  </w:docParts>
-</w:glossaryDocument>
-</file>
-
-<file path=word/glossary/fontTable.xml><?xml version="1.0" encoding="utf-8"?>
-<w:fonts xmlns:mc="http://schemas.openxmlformats.org/markup-compatibility/2006" xmlns:r="http://schemas.openxmlformats.org/officeDocument/2006/relationships" xmlns:w="http://schemas.openxmlformats.org/wordprocessingml/2006/main" xmlns:w14="http://schemas.microsoft.com/office/word/2010/wordml" xmlns:w15="http://schemas.microsoft.com/office/word/2012/wordml" xmlns:w16cex="http://schemas.microsoft.com/office/word/2018/wordml/cex" xmlns:w16cid="http://schemas.microsoft.com/office/word/2016/wordml/cid" xmlns:w16="http://schemas.microsoft.com/office/word/2018/wordml" xmlns:w16sdtdh="http://schemas.microsoft.com/office/word/2020/wordml/sdtdatahash" xmlns:w16se="http://schemas.microsoft.com/office/word/2015/wordml/symex" mc:Ignorable="w14 w15 w16se w16cid w16 w16cex w16sdtdh">
-  <w:font w:name="Symbol">
-    <w:panose1 w:val="05050102010706020507"/>
-    <w:charset w:val="02"/>
-    <w:family w:val="roman"/>
-    <w:pitch w:val="variable"/>
-    <w:sig w:usb0="00000000" w:usb1="10000000" w:usb2="00000000" w:usb3="00000000" w:csb0="80000000" w:csb1="00000000"/>
-  </w:font>
-  <w:font w:name="Times New Roman">
-    <w:panose1 w:val="02020603050405020304"/>
-    <w:charset w:val="00"/>
-    <w:family w:val="roman"/>
-    <w:pitch w:val="variable"/>
-    <w:sig w:usb0="E0002EFF" w:usb1="C000785B" w:usb2="00000009" w:usb3="00000000" w:csb0="000001FF" w:csb1="00000000"/>
-  </w:font>
-  <w:font w:name="Courier New">
-    <w:panose1 w:val="02070309020205020404"/>
-    <w:charset w:val="00"/>
-    <w:family w:val="modern"/>
-    <w:pitch w:val="fixed"/>
-    <w:sig w:usb0="E0002EFF" w:usb1="C0007843" w:usb2="00000009" w:usb3="00000000" w:csb0="000001FF" w:csb1="00000000"/>
-  </w:font>
-  <w:font w:name="Wingdings">
-    <w:panose1 w:val="05000000000000000000"/>
-    <w:charset w:val="02"/>
-    <w:family w:val="auto"/>
-    <w:pitch w:val="variable"/>
-    <w:sig w:usb0="00000000" w:usb1="10000000" w:usb2="00000000" w:usb3="00000000" w:csb0="80000000" w:csb1="00000000"/>
-  </w:font>
-  <w:font w:name="Aptos">
-    <w:altName w:val="Calibri"/>
-    <w:charset w:val="00"/>
-    <w:family w:val="swiss"/>
-    <w:pitch w:val="variable"/>
-    <w:sig w:usb0="20000287" w:usb1="00000003" w:usb2="00000000" w:usb3="00000000" w:csb0="0000019F" w:csb1="00000000"/>
-  </w:font>
-  <w:font w:name="Latha">
-    <w:panose1 w:val="02000400000000000000"/>
-    <w:charset w:val="00"/>
-    <w:family w:val="swiss"/>
-    <w:pitch w:val="variable"/>
-    <w:sig w:usb0="00100003" w:usb1="00000000" w:usb2="00000000" w:usb3="00000000" w:csb0="00000001" w:csb1="00000000"/>
-  </w:font>
-  <w:font w:name="Arial">
-    <w:panose1 w:val="020B0604020202020204"/>
-    <w:charset w:val="00"/>
-    <w:family w:val="swiss"/>
-    <w:pitch w:val="variable"/>
-    <w:sig w:usb0="E0002EFF" w:usb1="C000785B" w:usb2="00000009" w:usb3="00000000" w:csb0="000001FF" w:csb1="00000000"/>
-  </w:font>
-  <w:font w:name="Aptos Display">
-    <w:altName w:val="Calibri"/>
-    <w:charset w:val="00"/>
-    <w:family w:val="swiss"/>
-    <w:pitch w:val="variable"/>
-    <w:sig w:usb0="20000287" w:usb1="00000003" w:usb2="00000000" w:usb3="00000000" w:csb0="0000019F" w:csb1="00000000"/>
-  </w:font>
-  <w:font w:name="Calibri">
-    <w:panose1 w:val="020F0502020204030204"/>
-    <w:charset w:val="00"/>
-    <w:family w:val="swiss"/>
-    <w:pitch w:val="variable"/>
-    <w:sig w:usb0="E4002EFF" w:usb1="C200247B" w:usb2="00000009" w:usb3="00000000" w:csb0="000001FF" w:csb1="00000000"/>
-  </w:font>
-  <w:font w:name="Calibri Light">
-    <w:panose1 w:val="020F0302020204030204"/>
-    <w:charset w:val="00"/>
-    <w:family w:val="swiss"/>
-    <w:pitch w:val="variable"/>
-    <w:sig w:usb0="E4002EFF" w:usb1="C200247B" w:usb2="00000009" w:usb3="00000000" w:csb0="000001FF" w:csb1="00000000"/>
-  </w:font>
-</w:fonts>
-</file>
-
-<file path=word/glossary/settings.xml><?xml version="1.0" encoding="utf-8"?>
-<w:settings xmlns:mc="http://schemas.openxmlformats.org/markup-compatibility/2006" xmlns:o="urn:schemas-microsoft-com:office:office" xmlns:r="http://schemas.openxmlformats.org/officeDocument/2006/relationships" xmlns:m="http://schemas.openxmlformats.org/officeDocument/2006/math" xmlns:v="urn:schemas-microsoft-com:vml" xmlns:w10="urn:schemas-microsoft-com:office:word" xmlns:w="http://schemas.openxmlformats.org/wordprocessingml/2006/main" xmlns:w14="http://schemas.microsoft.com/office/word/2010/wordml" xmlns:w15="http://schemas.microsoft.com/office/word/2012/wordml" xmlns:w16cex="http://schemas.microsoft.com/office/word/2018/wordml/cex" xmlns:w16cid="http://schemas.microsoft.com/office/word/2016/wordml/cid" xmlns:w16="http://schemas.microsoft.com/office/word/2018/wordml" xmlns:w16sdtdh="http://schemas.microsoft.com/office/word/2020/wordml/sdtdatahash" xmlns:w16se="http://schemas.microsoft.com/office/word/2015/wordml/symex" xmlns:sl="http://schemas.openxmlformats.org/schemaLibrary/2006/main" mc:Ignorable="w14 w15 w16se w16cid w16 w16cex w16sdtdh">
-  <w:view w:val="normal"/>
-  <w:defaultTabStop w:val="720"/>
-  <w:characterSpacingControl w:val="doNotCompress"/>
-  <w:compat>
-    <w:useFELayout/>
-    <w:compatSetting w:name="compatibilityMode" w:uri="http://schemas.microsoft.com/office/word" w:val="15"/>
-    <w:compatSetting w:name="overrideTableStyleFontSizeAndJustification" w:uri="http://schemas.microsoft.com/office/word" w:val="1"/>
-    <w:compatSetting w:name="enableOpenTypeFeatures" w:uri="http://schemas.microsoft.com/office/word" w:val="1"/>
-    <w:compatSetting w:name="doNotFlipMirrorIndents" w:uri="http://schemas.microsoft.com/office/word" w:val="1"/>
-    <w:compatSetting w:name="differentiateMultirowTableHeaders" w:uri="http://schemas.microsoft.com/office/word" w:val="1"/>
-    <w:compatSetting w:name="useWord2013TrackBottomHyphenation" w:uri="http://schemas.microsoft.com/office/word" w:val="1"/>
-  </w:compat>
-  <w:rsids>
-    <w:rsidRoot w:val="009C2759"/>
-    <w:rsid w:val="005B3B2F"/>
-    <w:rsid w:val="009C2759"/>
-  </w:rsids>
-  <m:mathPr>
-    <m:mathFont m:val="Cambria Math"/>
-    <m:brkBin m:val="before"/>
-    <m:brkBinSub m:val="--"/>
-    <m:smallFrac m:val="0"/>
-    <m:dispDef/>
-    <m:lMargin m:val="0"/>
-    <m:rMargin m:val="0"/>
-    <m:defJc m:val="centerGroup"/>
-    <m:wrapIndent m:val="1440"/>
-    <m:intLim m:val="subSup"/>
-    <m:naryLim m:val="undOvr"/>
-  </m:mathPr>
-  <w:themeFontLang w:val="en-US"/>
-  <w:clrSchemeMapping w:bg1="light1" w:t1="dark1" w:bg2="light2" w:t2="dark2" w:accent1="accent1" w:accent2="accent2" w:accent3="accent3" w:accent4="accent4" w:accent5="accent5" w:accent6="accent6" w:hyperlink="hyperlink" w:followedHyperlink="followedHyperlink"/>
-  <w:decimalSymbol w:val="."/>
-  <w:listSeparator w:val=","/>
-  <w15:chartTrackingRefBased/>
-</w:settings>
-</file>
-
-<file path=word/glossary/styles.xml><?xml version="1.0" encoding="utf-8"?>
-<w:styles xmlns:mc="http://schemas.openxmlformats.org/markup-compatibility/2006" xmlns:r="http://schemas.openxmlformats.org/officeDocument/2006/relationships" xmlns:w="http://schemas.openxmlformats.org/wordprocessingml/2006/main" xmlns:w14="http://schemas.microsoft.com/office/word/2010/wordml" xmlns:w15="http://schemas.microsoft.com/office/word/2012/wordml" xmlns:w16cex="http://schemas.microsoft.com/office/word/2018/wordml/cex" xmlns:w16cid="http://schemas.microsoft.com/office/word/2016/wordml/cid" xmlns:w16="http://schemas.microsoft.com/office/word/2018/wordml" xmlns:w16sdtdh="http://schemas.microsoft.com/office/word/2020/wordml/sdtdatahash" xmlns:w16se="http://schemas.microsoft.com/office/word/2015/wordml/symex" mc:Ignorable="w14 w15 w16se w16cid w16 w16cex w16sdtdh">
-  <w:docDefaults>
-    <w:rPrDefault>
-      <w:rPr>
-        <w:rFonts w:asciiTheme="minorHAnsi" w:eastAsiaTheme="minorEastAsia" w:hAnsiTheme="minorHAnsi" w:cstheme="minorBidi"/>
-        <w:sz w:val="22"/>
-        <w:szCs w:val="22"/>
-        <w:lang w:val="en-US" w:eastAsia="en-US" w:bidi="ar-SA"/>
-      </w:rPr>
-    </w:rPrDefault>
-    <w:pPrDefault>
-      <w:pPr>
-        <w:spacing w:after="160" w:line="259" w:lineRule="auto"/>
-      </w:pPr>
-    </w:pPrDefault>
-  </w:docDefaults>
-  <w:latentStyles w:defLockedState="0" w:defUIPriority="99" w:defSemiHidden="0" w:defUnhideWhenUsed="0" w:defQFormat="0" w:count="376">
-    <w:lsdException w:name="Normal" w:uiPriority="0" w:qFormat="1"/>
-    <w:lsdException w:name="heading 1" w:uiPriority="9" w:qFormat="1"/>
-    <w:lsdException w:name="heading 2" w:semiHidden="1" w:uiPriority="9" w:unhideWhenUsed="1" w:qFormat="1"/>
-    <w:lsdException w:name="heading 3" w:semiHidden="1" w:uiPriority="9" w:unhideWhenUsed="1" w:qFormat="1"/>
-    <w:lsdException w:name="heading 4" w:semiHidden="1" w:uiPriority="9" w:unhideWhenUsed="1" w:qFormat="1"/>
-    <w:lsdException w:name="heading 5" w:semiHidden="1" w:uiPriority="9" w:unhideWhenUsed="1" w:qFormat="1"/>
-    <w:lsdException w:name="heading 6" w:semiHidden="1" w:uiPriority="9" w:unhideWhenUsed="1" w:qFormat="1"/>
-    <w:lsdException w:name="heading 7" w:semiHidden="1" w:uiPriority="9" w:unhideWhenUsed="1" w:qFormat="1"/>
-    <w:lsdException w:name="heading 8" w:semiHidden="1" w:uiPriority="9" w:unhideWhenUsed="1" w:qFormat="1"/>
-    <w:lsdException w:name="heading 9" w:semiHidden="1" w:uiPriority="9" w:unhideWhenUsed="1" w:qFormat="1"/>
-    <w:lsdException w:name="index 1" w:semiHidden="1" w:unhideWhenUsed="1"/>
-    <w:lsdException w:name="index 2" w:semiHidden="1" w:unhideWhenUsed="1"/>
-    <w:lsdException w:name="index 3" w:semiHidden="1" w:unhideWhenUsed="1"/>
-    <w:lsdException w:name="index 4" w:semiHidden="1" w:unhideWhenUsed="1"/>
-    <w:lsdException w:name="index 5" w:semiHidden="1" w:unhideWhenUsed="1"/>
-    <w:lsdException w:name="index 6" w:semiHidden="1" w:unhideWhenUsed="1"/>
-    <w:lsdException w:name="index 7" w:semiHidden="1" w:unhideWhenUsed="1"/>
-    <w:lsdException w:name="index 8" w:semiHidden="1" w:unhideWhenUsed="1"/>
-    <w:lsdException w:name="index 9" w:semiHidden="1" w:unhideWhenUsed="1"/>
-    <w:lsdException w:name="toc 1" w:semiHidden="1" w:uiPriority="39" w:unhideWhenUsed="1"/>
-    <w:lsdException w:name="toc 2" w:semiHidden="1" w:uiPriority="39" w:unhideWhenUsed="1"/>
-    <w:lsdException w:name="toc 3" w:semiHidden="1" w:uiPriority="39" w:unhideWhenUsed="1"/>
-    <w:lsdException w:name="toc 4" w:semiHidden="1" w:uiPriority="39" w:unhideWhenUsed="1"/>
-    <w:lsdException w:name="toc 5" w:semiHidden="1" w:uiPriority="39" w:unhideWhenUsed="1"/>
-    <w:lsdException w:name="toc 6" w:semiHidden="1" w:uiPriority="39" w:unhideWhenUsed="1"/>
-    <w:lsdException w:name="toc 7" w:semiHidden="1" w:uiPriority="39" w:unhideWhenUsed="1"/>
-    <w:lsdException w:name="toc 8" w:semiHidden="1" w:uiPriority="39" w:unhideWhenUsed="1"/>
-    <w:lsdException w:name="toc 9" w:semiHidden="1" w:uiPriority="39" w:unhideWhenUsed="1"/>
-    <w:lsdException w:name="Normal Indent" w:semiHidden="1" w:unhideWhenUsed="1"/>
-    <w:lsdException w:name="footnote text" w:semiHidden="1" w:unhideWhenUsed="1"/>
-    <w:lsdException w:name="annotation text" w:semiHidden="1" w:unhideWhenUsed="1"/>
-    <w:lsdException w:name="header" w:semiHidden="1" w:unhideWhenUsed="1"/>
-    <w:lsdException w:name="footer" w:semiHidden="1" w:unhideWhenUsed="1"/>
-    <w:lsdException w:name="index heading" w:semiHidden="1" w:unhideWhenUsed="1"/>
-    <w:lsdException w:name="caption" w:semiHidden="1" w:uiPriority="35" w:unhideWhenUsed="1" w:qFormat="1"/>
-    <w:lsdException w:name="table of figures" w:semiHidden="1" w:unhideWhenUsed="1"/>
-    <w:lsdException w:name="envelope address" w:semiHidden="1" w:unhideWhenUsed="1"/>
-    <w:lsdException w:name="envelope return" w:semiHidden="1" w:unhideWhenUsed="1"/>
-    <w:lsdException w:name="footnote reference" w:semiHidden="1" w:unhideWhenUsed="1"/>
-    <w:lsdException w:name="annotation reference" w:semiHidden="1" w:unhideWhenUsed="1"/>
-    <w:lsdException w:name="line number" w:semiHidden="1" w:unhideWhenUsed="1"/>
-    <w:lsdException w:name="page number" w:semiHidden="1" w:unhideWhenUsed="1"/>
-    <w:lsdException w:name="endnote reference" w:semiHidden="1" w:unhideWhenUsed="1"/>
-    <w:lsdException w:name="endnote text" w:semiHidden="1" w:unhideWhenUsed="1"/>
-    <w:lsdException w:name="table of authorities" w:semiHidden="1" w:unhideWhenUsed="1"/>
-    <w:lsdException w:name="macro" w:semiHidden="1" w:unhideWhenUsed="1"/>
-    <w:lsdException w:name="toa heading" w:semiHidden="1" w:unhideWhenUsed="1"/>
-    <w:lsdException w:name="List" w:semiHidden="1" w:unhideWhenUsed="1"/>
-    <w:lsdException w:name="List Bullet" w:semiHidden="1" w:unhideWhenUsed="1"/>
-    <w:lsdException w:name="List Number" w:semiHidden="1" w:unhideWhenUsed="1"/>
-    <w:lsdException w:name="List 2" w:semiHidden="1" w:unhideWhenUsed="1"/>
-    <w:lsdException w:name="List 3" w:semiHidden="1" w:unhideWhenUsed="1"/>
-    <w:lsdException w:name="List 4" w:semiHidden="1" w:unhideWhenUsed="1"/>
-    <w:lsdException w:name="List 5" w:semiHidden="1" w:unhideWhenUsed="1"/>
-    <w:lsdException w:name="List Bullet 2" w:semiHidden="1" w:unhideWhenUsed="1"/>
-    <w:lsdException w:name="List Bullet 3" w:semiHidden="1" w:unhideWhenUsed="1"/>
-    <w:lsdException w:name="List Bullet 4" w:semiHidden="1" w:unhideWhenUsed="1"/>
-    <w:lsdException w:name="List Bullet 5" w:semiHidden="1" w:unhideWhenUsed="1"/>
-    <w:lsdException w:name="List Number 2" w:semiHidden="1" w:unhideWhenUsed="1"/>
-    <w:lsdException w:name="List Number 3" w:semiHidden="1" w:unhideWhenUsed="1"/>
-    <w:lsdException w:name="List Number 4" w:semiHidden="1" w:unhideWhenUsed="1"/>
-    <w:lsdException w:name="List Number 5" w:semiHidden="1" w:unhideWhenUsed="1"/>
-    <w:lsdException w:name="Title" w:uiPriority="10" w:qFormat="1"/>
-    <w:lsdException w:name="Closing" w:semiHidden="1" w:unhideWhenUsed="1"/>
-    <w:lsdException w:name="Signature" w:semiHidden="1" w:unhideWhenUsed="1"/>
-    <w:lsdException w:name="Default Paragraph Font" w:semiHidden="1" w:uiPriority="1" w:unhideWhenUsed="1"/>
-    <w:lsdException w:name="Body Text" w:semiHidden="1" w:unhideWhenUsed="1"/>
-    <w:lsdException w:name="Body Text Indent" w:semiHidden="1" w:unhideWhenUsed="1"/>
-    <w:lsdException w:name="List Continue" w:semiHidden="1" w:unhideWhenUsed="1"/>
-    <w:lsdException w:name="List Continue 2" w:semiHidden="1" w:unhideWhenUsed="1"/>
-    <w:lsdException w:name="List Continue 3" w:semiHidden="1" w:unhideWhenUsed="1"/>
-    <w:lsdException w:name="List Continue 4" w:semiHidden="1" w:unhideWhenUsed="1"/>
-    <w:lsdException w:name="List Continue 5" w:semiHidden="1" w:unhideWhenUsed="1"/>
-    <w:lsdException w:name="Message Header" w:semiHidden="1" w:unhideWhenUsed="1"/>
-    <w:lsdException w:name="Subtitle" w:uiPriority="11" w:qFormat="1"/>
-    <w:lsdException w:name="Salutation" w:semiHidden="1" w:unhideWhenUsed="1"/>
-    <w:lsdException w:name="Date" w:semiHidden="1" w:unhideWhenUsed="1"/>
-    <w:lsdException w:name="Body Text First Indent" w:semiHidden="1" w:unhideWhenUsed="1"/>
-    <w:lsdException w:name="Body Text First Indent 2" w:semiHidden="1" w:unhideWhenUsed="1"/>
-    <w:lsdException w:name="Note Heading" w:semiHidden="1" w:unhideWhenUsed="1"/>
-    <w:lsdException w:name="Body Text 2" w:semiHidden="1" w:unhideWhenUsed="1"/>
-    <w:lsdException w:name="Body Text 3" w:semiHidden="1" w:unhideWhenUsed="1"/>
-    <w:lsdException w:name="Body Text Indent 2" w:semiHidden="1" w:unhideWhenUsed="1"/>
-    <w:lsdException w:name="Body Text Indent 3" w:semiHidden="1" w:unhideWhenUsed="1"/>
-    <w:lsdException w:name="Block Text" w:semiHidden="1" w:unhideWhenUsed="1"/>
-    <w:lsdException w:name="Hyperlink" w:semiHidden="1" w:unhideWhenUsed="1"/>
-    <w:lsdException w:name="FollowedHyperlink" w:semiHidden="1" w:unhideWhenUsed="1"/>
-    <w:lsdException w:name="Strong" w:uiPriority="22" w:qFormat="1"/>
-    <w:lsdException w:name="Emphasis" w:uiPriority="20" w:qFormat="1"/>
-    <w:lsdException w:name="Document Map" w:semiHidden="1" w:unhideWhenUsed="1"/>
-    <w:lsdException w:name="Plain Text" w:semiHidden="1" w:unhideWhenUsed="1"/>
-    <w:lsdException w:name="E-mail Signature" w:semiHidden="1" w:unhideWhenUsed="1"/>
-    <w:lsdException w:name="HTML Top of Form" w:semiHidden="1" w:unhideWhenUsed="1"/>
-    <w:lsdException w:name="HTML Bottom of Form" w:semiHidden="1" w:unhideWhenUsed="1"/>
-    <w:lsdException w:name="Normal (Web)" w:semiHidden="1" w:unhideWhenUsed="1"/>
-    <w:lsdException w:name="HTML Acronym" w:semiHidden="1" w:unhideWhenUsed="1"/>
-    <w:lsdException w:name="HTML Address" w:semiHidden="1" w:unhideWhenUsed="1"/>
-    <w:lsdException w:name="HTML Cite" w:semiHidden="1" w:unhideWhenUsed="1"/>
-    <w:lsdException w:name="HTML Code" w:semiHidden="1" w:unhideWhenUsed="1"/>
-    <w:lsdException w:name="HTML Definition" w:semiHidden="1" w:unhideWhenUsed="1"/>
-    <w:lsdException w:name="HTML Keyboard" w:semiHidden="1" w:unhideWhenUsed="1"/>
-    <w:lsdException w:name="HTML Preformatted" w:semiHidden="1" w:unhideWhenUsed="1"/>
-    <w:lsdException w:name="HTML Sample" w:semiHidden="1" w:unhideWhenUsed="1"/>
-    <w:lsdException w:name="HTML Typewriter" w:semiHidden="1" w:unhideWhenUsed="1"/>
-    <w:lsdException w:name="HTML Variable" w:semiHidden="1" w:unhideWhenUsed="1"/>
-    <w:lsdException w:name="annotation subject" w:semiHidden="1" w:unhideWhenUsed="1"/>
-    <w:lsdException w:name="No List" w:semiHidden="1" w:unhideWhenUsed="1"/>
-    <w:lsdException w:name="Outline List 1" w:semiHidden="1" w:unhideWhenUsed="1"/>
-    <w:lsdException w:name="Outline List 2" w:semiHidden="1" w:unhideWhenUsed="1"/>
-    <w:lsdException w:name="Outline List 3" w:semiHidden="1" w:unhideWhenUsed="1"/>
-    <w:lsdException w:name="Table Simple 1" w:semiHidden="1" w:unhideWhenUsed="1"/>
-    <w:lsdException w:name="Table Simple 2" w:semiHidden="1" w:unhideWhenUsed="1"/>
-    <w:lsdException w:name="Table Simple 3" w:semiHidden="1" w:unhideWhenUsed="1"/>
-    <w:lsdException w:name="Table Classic 1" w:semiHidden="1" w:unhideWhenUsed="1"/>
-    <w:lsdException w:name="Table Classic 2" w:semiHidden="1" w:unhideWhenUsed="1"/>
-    <w:lsdException w:name="Table Classic 3" w:semiHidden="1" w:unhideWhenUsed="1"/>
-    <w:lsdException w:name="Table Classic 4" w:semiHidden="1" w:unhideWhenUsed="1"/>
-    <w:lsdException w:name="Table Colorful 1" w:semiHidden="1" w:unhideWhenUsed="1"/>
-    <w:lsdException w:name="Table Colorful 2" w:semiHidden="1" w:unhideWhenUsed="1"/>
-    <w:lsdException w:name="Table Colorful 3" w:semiHidden="1" w:unhideWhenUsed="1"/>
-    <w:lsdException w:name="Table Columns 1" w:semiHidden="1" w:unhideWhenUsed="1"/>
-    <w:lsdException w:name="Table Columns 2" w:semiHidden="1" w:unhideWhenUsed="1"/>
-    <w:lsdException w:name="Table Columns 3" w:semiHidden="1" w:unhideWhenUsed="1"/>
-    <w:lsdException w:name="Table Columns 4" w:semiHidden="1" w:unhideWhenUsed="1"/>
-    <w:lsdException w:name="Table Columns 5" w:semiHidden="1" w:unhideWhenUsed="1"/>
-    <w:lsdException w:name="Table Grid 1" w:semiHidden="1" w:unhideWhenUsed="1"/>
-    <w:lsdException w:name="Table Grid 2" w:semiHidden="1" w:unhideWhenUsed="1"/>
-    <w:lsdException w:name="Table Grid 3" w:semiHidden="1" w:unhideWhenUsed="1"/>
-    <w:lsdException w:name="Table Grid 4" w:semiHidden="1" w:unhideWhenUsed="1"/>
-    <w:lsdException w:name="Table Grid 5" w:semiHidden="1" w:unhideWhenUsed="1"/>
-    <w:lsdException w:name="Table Grid 6" w:semiHidden="1" w:unhideWhenUsed="1"/>
-    <w:lsdException w:name="Table Grid 7" w:semiHidden="1" w:unhideWhenUsed="1"/>
-    <w:lsdException w:name="Table Grid 8" w:semiHidden="1" w:unhideWhenUsed="1"/>
-    <w:lsdException w:name="Table List 1" w:semiHidden="1" w:unhideWhenUsed="1"/>
-    <w:lsdException w:name="Table List 2" w:semiHidden="1" w:unhideWhenUsed="1"/>
-    <w:lsdException w:name="Table List 3" w:semiHidden="1" w:unhideWhenUsed="1"/>
-    <w:lsdException w:name="Table List 4" w:semiHidden="1" w:unhideWhenUsed="1"/>
-    <w:lsdException w:name="Table List 5" w:semiHidden="1" w:unhideWhenUsed="1"/>
-    <w:lsdException w:name="Table List 6" w:semiHidden="1" w:unhideWhenUsed="1"/>
-    <w:lsdException w:name="Table List 7" w:semiHidden="1" w:unhideWhenUsed="1"/>
-    <w:lsdException w:name="Table List 8" w:semiHidden="1" w:unhideWhenUsed="1"/>
-    <w:lsdException w:name="Table 3D effects 1" w:semiHidden="1" w:unhideWhenUsed="1"/>
-    <w:lsdException w:name="Table 3D effects 2" w:semiHidden="1" w:unhideWhenUsed="1"/>
-    <w:lsdException w:name="Table 3D effects 3" w:semiHidden="1" w:unhideWhenUsed="1"/>
-    <w:lsdException w:name="Table Contemporary" w:semiHidden="1" w:unhideWhenUsed="1"/>
-    <w:lsdException w:name="Table Elegant" w:semiHidden="1" w:unhideWhenUsed="1"/>
-    <w:lsdException w:name="Table Professional" w:semiHidden="1" w:unhideWhenUsed="1"/>
-    <w:lsdException w:name="Table Subtle 2" w:semiHidden="1" w:unhideWhenUsed="1"/>
-    <w:lsdException w:name="Table Web 1" w:semiHidden="1" w:unhideWhenUsed="1"/>
-    <w:lsdException w:name="Balloon Text" w:semiHidden="1" w:unhideWhenUsed="1"/>
-    <w:lsdException w:name="Table Grid" w:uiPriority="39"/>
-    <w:lsdException w:name="Table Theme" w:semiHidden="1" w:unhideWhenUsed="1"/>
-    <w:lsdException w:name="Placeholder Text" w:semiHidden="1"/>
-    <w:lsdException w:name="No Spacing" w:uiPriority="1" w:qFormat="1"/>
-    <w:lsdException w:name="Light Shading" w:uiPriority="60"/>
-    <w:lsdException w:name="Light List" w:uiPriority="61"/>
-    <w:lsdException w:name="Light Grid" w:uiPriority="62"/>
-    <w:lsdException w:name="Medium Shading 1" w:uiPriority="63"/>
-    <w:lsdException w:name="Medium Shading 2" w:uiPriority="64"/>
-    <w:lsdException w:name="Medium List 1" w:uiPriority="65"/>
-    <w:lsdException w:name="Medium List 2" w:uiPriority="66"/>
-    <w:lsdException w:name="Medium Grid 1" w:uiPriority="67"/>
-    <w:lsdException w:name="Medium Grid 2" w:uiPriority="68"/>
-    <w:lsdException w:name="Medium Grid 3" w:uiPriority="69"/>
-    <w:lsdException w:name="Dark List" w:uiPriority="70"/>
-    <w:lsdException w:name="Colorful Shading" w:uiPriority="71"/>
-    <w:lsdException w:name="Colorful List" w:uiPriority="72"/>
-    <w:lsdException w:name="Colorful Grid" w:uiPriority="73"/>
-    <w:lsdException w:name="Light Shading Accent 1" w:uiPriority="60"/>
-    <w:lsdException w:name="Light List Accent 1" w:uiPriority="61"/>
-    <w:lsdException w:name="Light Grid Accent 1" w:uiPriority="62"/>
-    <w:lsdException w:name="Medium Shading 1 Accent 1" w:uiPriority="63"/>
-    <w:lsdException w:name="Medium Shading 2 Accent 1" w:uiPriority="64"/>
-    <w:lsdException w:name="Medium List 1 Accent 1" w:uiPriority="65"/>
-    <w:lsdException w:name="Revision" w:semiHidden="1"/>
-    <w:lsdException w:name="List Paragraph" w:uiPriority="34" w:qFormat="1"/>
-    <w:lsdException w:name="Quote" w:uiPriority="29" w:qFormat="1"/>
-    <w:lsdException w:name="Intense Quote" w:uiPriority="30" w:qFormat="1"/>
-    <w:lsdException w:name="Medium List 2 Accent 1" w:uiPriority="66"/>
-    <w:lsdException w:name="Medium Grid 1 Accent 1" w:uiPriority="67"/>
-    <w:lsdException w:name="Medium Grid 2 Accent 1" w:uiPriority="68"/>
-    <w:lsdException w:name="Medium Grid 3 Accent 1" w:uiPriority="69"/>
-    <w:lsdException w:name="Dark List Accent 1" w:uiPriority="70"/>
-    <w:lsdException w:name="Colorful Shading Accent 1" w:uiPriority="71"/>
-    <w:lsdException w:name="Colorful List Accent 1" w:uiPriority="72"/>
-    <w:lsdException w:name="Colorful Grid Accent 1" w:uiPriority="73"/>
-    <w:lsdException w:name="Light Shading Accent 2" w:uiPriority="60"/>
-    <w:lsdException w:name="Light List Accent 2" w:uiPriority="61"/>
-    <w:lsdException w:name="Light Grid Accent 2" w:uiPriority="62"/>
-    <w:lsdException w:name="Medium Shading 1 Accent 2" w:uiPriority="63"/>
-    <w:lsdException w:name="Medium Shading 2 Accent 2" w:uiPriority="64"/>
-    <w:lsdException w:name="Medium List 1 Accent 2" w:uiPriority="65"/>
-    <w:lsdException w:name="Medium List 2 Accent 2" w:uiPriority="66"/>
-    <w:lsdException w:name="Medium Grid 1 Accent 2" w:uiPriority="67"/>
-    <w:lsdException w:name="Medium Grid 2 Accent 2" w:uiPriority="68"/>
-    <w:lsdException w:name="Medium Grid 3 Accent 2" w:uiPriority="69"/>
-    <w:lsdException w:name="Dark List Accent 2" w:uiPriority="70"/>
-    <w:lsdException w:name="Colorful Shading Accent 2" w:uiPriority="71"/>
-    <w:lsdException w:name="Colorful List Accent 2" w:uiPriority="72"/>
-    <w:lsdException w:name="Colorful Grid Accent 2" w:uiPriority="73"/>
-    <w:lsdException w:name="Light Shading Accent 3" w:uiPriority="60"/>
-    <w:lsdException w:name="Light List Accent 3" w:uiPriority="61"/>
-    <w:lsdException w:name="Light Grid Accent 3" w:uiPriority="62"/>
-    <w:lsdException w:name="Medium Shading 1 Accent 3" w:uiPriority="63"/>
-    <w:lsdException w:name="Medium Shading 2 Accent 3" w:uiPriority="64"/>
-    <w:lsdException w:name="Medium List 1 Accent 3" w:uiPriority="65"/>
-    <w:lsdException w:name="Medium List 2 Accent 3" w:uiPriority="66"/>
-    <w:lsdException w:name="Medium Grid 1 Accent 3" w:uiPriority="67"/>
-    <w:lsdException w:name="Medium Grid 2 Accent 3" w:uiPriority="68"/>
-    <w:lsdException w:name="Medium Grid 3 Accent 3" w:uiPriority="69"/>
-    <w:lsdException w:name="Dark List Accent 3" w:uiPriority="70"/>
-    <w:lsdException w:name="Colorful Shading Accent 3" w:uiPriority="71"/>
-    <w:lsdException w:name="Colorful List Accent 3" w:uiPriority="72"/>
-    <w:lsdException w:name="Colorful Grid Accent 3" w:uiPriority="73"/>
-    <w:lsdException w:name="Light Shading Accent 4" w:uiPriority="60"/>
-    <w:lsdException w:name="Light List Accent 4" w:uiPriority="61"/>
-    <w:lsdException w:name="Light Grid Accent 4" w:uiPriority="62"/>
-    <w:lsdException w:name="Medium Shading 1 Accent 4" w:uiPriority="63"/>
-    <w:lsdException w:name="Medium Shading 2 Accent 4" w:uiPriority="64"/>
-    <w:lsdException w:name="Medium List 1 Accent 4" w:uiPriority="65"/>
-    <w:lsdException w:name="Medium List 2 Accent 4" w:uiPriority="66"/>
-    <w:lsdException w:name="Medium Grid 1 Accent 4" w:uiPriority="67"/>
-    <w:lsdException w:name="Medium Grid 2 Accent 4" w:uiPriority="68"/>
-    <w:lsdException w:name="Medium Grid 3 Accent 4" w:uiPriority="69"/>
-    <w:lsdException w:name="Dark List Accent 4" w:uiPriority="70"/>
-    <w:lsdException w:name="Colorful Shading Accent 4" w:uiPriority="71"/>
-    <w:lsdException w:name="Colorful List Accent 4" w:uiPriority="72"/>
-    <w:lsdException w:name="Colorful Grid Accent 4" w:uiPriority="73"/>
-    <w:lsdException w:name="Light Shading Accent 5" w:uiPriority="60"/>
-    <w:lsdException w:name="Light List Accent 5" w:uiPriority="61"/>
-    <w:lsdException w:name="Light Grid Accent 5" w:uiPriority="62"/>
-    <w:lsdException w:name="Medium Shading 1 Accent 5" w:uiPriority="63"/>
-    <w:lsdException w:name="Medium Shading 2 Accent 5" w:uiPriority="64"/>
-    <w:lsdException w:name="Medium List 1 Accent 5" w:uiPriority="65"/>
-    <w:lsdException w:name="Medium List 2 Accent 5" w:uiPriority="66"/>
-    <w:lsdException w:name="Medium Grid 1 Accent 5" w:uiPriority="67"/>
-    <w:lsdException w:name="Medium Grid 2 Accent 5" w:uiPriority="68"/>
-    <w:lsdException w:name="Medium Grid 3 Accent 5" w:uiPriority="69"/>
-    <w:lsdException w:name="Dark List Accent 5" w:uiPriority="70"/>
-    <w:lsdException w:name="Colorful Shading Accent 5" w:uiPriority="71"/>
-    <w:lsdException w:name="Colorful List Accent 5" w:uiPriority="72"/>
-    <w:lsdException w:name="Colorful Grid Accent 5" w:uiPriority="73"/>
-    <w:lsdException w:name="Light Shading Accent 6" w:uiPriority="60"/>
-    <w:lsdException w:name="Light List Accent 6" w:uiPriority="61"/>
-    <w:lsdException w:name="Light Grid Accent 6" w:uiPriority="62"/>
-    <w:lsdException w:name="Medium Shading 1 Accent 6" w:uiPriority="63"/>
-    <w:lsdException w:name="Medium Shading 2 Accent 6" w:uiPriority="64"/>
-    <w:lsdException w:name="Medium List 1 Accent 6" w:uiPriority="65"/>
-    <w:lsdException w:name="Medium List 2 Accent 6" w:uiPriority="66"/>
-    <w:lsdException w:name="Medium Grid 1 Accent 6" w:uiPriority="67"/>
-    <w:lsdException w:name="Medium Grid 2 Accent 6" w:uiPriority="68"/>
-    <w:lsdException w:name="Medium Grid 3 Accent 6" w:uiPriority="69"/>
-    <w:lsdException w:name="Dark List Accent 6" w:uiPriority="70"/>
-    <w:lsdException w:name="Colorful Shading Accent 6" w:uiPriority="71"/>
-    <w:lsdException w:name="Colorful List Accent 6" w:uiPriority="72"/>
-    <w:lsdException w:name="Colorful Grid Accent 6" w:uiPriority="73"/>
-    <w:lsdException w:name="Subtle Emphasis" w:uiPriority="19" w:qFormat="1"/>
-    <w:lsdException w:name="Intense Emphasis" w:uiPriority="21" w:qFormat="1"/>
-    <w:lsdException w:name="Subtle Reference" w:uiPriority="31" w:qFormat="1"/>
-    <w:lsdException w:name="Intense Reference" w:uiPriority="32" w:qFormat="1"/>
-    <w:lsdException w:name="Book Title" w:uiPriority="33" w:qFormat="1"/>
-    <w:lsdException w:name="Bibliography" w:semiHidden="1" w:uiPriority="37" w:unhideWhenUsed="1"/>
-    <w:lsdException w:name="TOC Heading" w:semiHidden="1" w:uiPriority="39" w:unhideWhenUsed="1" w:qFormat="1"/>
-    <w:lsdException w:name="Plain Table 1" w:uiPriority="41"/>
-    <w:lsdException w:name="Plain Table 2" w:uiPriority="42"/>
-    <w:lsdException w:name="Plain Table 3" w:uiPriority="43"/>
-    <w:lsdException w:name="Plain Table 4" w:uiPriority="44"/>
-    <w:lsdException w:name="Plain Table 5" w:uiPriority="45"/>
-    <w:lsdException w:name="Grid Table Light" w:uiPriority="40"/>
-    <w:lsdException w:name="Grid Table 1 Light" w:uiPriority="46"/>
-    <w:lsdException w:name="Grid Table 2" w:uiPriority="47"/>
-    <w:lsdException w:name="Grid Table 3" w:uiPriority="48"/>
-    <w:lsdException w:name="Grid Table 4" w:uiPriority="49"/>
-    <w:lsdException w:name="Grid Table 5 Dark" w:uiPriority="50"/>
-    <w:lsdException w:name="Grid Table 6 Colorful" w:uiPriority="51"/>
-    <w:lsdException w:name="Grid Table 7 Colorful" w:uiPriority="52"/>
-    <w:lsdException w:name="Grid Table 1 Light Accent 1" w:uiPriority="46"/>
-    <w:lsdException w:name="Grid Table 2 Accent 1" w:uiPriority="47"/>
-    <w:lsdException w:name="Grid Table 3 Accent 1" w:uiPriority="48"/>
-    <w:lsdException w:name="Grid Table 4 Accent 1" w:uiPriority="49"/>
-    <w:lsdException w:name="Grid Table 5 Dark Accent 1" w:uiPriority="50"/>
-    <w:lsdException w:name="Grid Table 6 Colorful Accent 1" w:uiPriority="51"/>
-    <w:lsdException w:name="Grid Table 7 Colorful Accent 1" w:uiPriority="52"/>
-    <w:lsdException w:name="Grid Table 1 Light Accent 2" w:uiPriority="46"/>
-    <w:lsdException w:name="Grid Table 2 Accent 2" w:uiPriority="47"/>
-    <w:lsdException w:name="Grid Table 3 Accent 2" w:uiPriority="48"/>
-    <w:lsdException w:name="Grid Table 4 Accent 2" w:uiPriority="49"/>
-    <w:lsdException w:name="Grid Table 5 Dark Accent 2" w:uiPriority="50"/>
-    <w:lsdException w:name="Grid Table 6 Colorful Accent 2" w:uiPriority="51"/>
-    <w:lsdException w:name="Grid Table 7 Colorful Accent 2" w:uiPriority="52"/>
-    <w:lsdException w:name="Grid Table 1 Light Accent 3" w:uiPriority="46"/>
-    <w:lsdException w:name="Grid Table 2 Accent 3" w:uiPriority="47"/>
-    <w:lsdException w:name="Grid Table 3 Accent 3" w:uiPriority="48"/>
-    <w:lsdException w:name="Grid Table 4 Accent 3" w:uiPriority="49"/>
-    <w:lsdException w:name="Grid Table 5 Dark Accent 3" w:uiPriority="50"/>
-    <w:lsdException w:name="Grid Table 6 Colorful Accent 3" w:uiPriority="51"/>
-    <w:lsdException w:name="Grid Table 7 Colorful Accent 3" w:uiPriority="52"/>
-    <w:lsdException w:name="Grid Table 1 Light Accent 4" w:uiPriority="46"/>
-    <w:lsdException w:name="Grid Table 2 Accent 4" w:uiPriority="47"/>
-    <w:lsdException w:name="Grid Table 3 Accent 4" w:uiPriority="48"/>
-    <w:lsdException w:name="Grid Table 4 Accent 4" w:uiPriority="49"/>
-    <w:lsdException w:name="Grid Table 5 Dark Accent 4" w:uiPriority="50"/>
-    <w:lsdException w:name="Grid Table 6 Colorful Accent 4" w:uiPriority="51"/>
-    <w:lsdException w:name="Grid Table 7 Colorful Accent 4" w:uiPriority="52"/>
-    <w:lsdException w:name="Grid Table 1 Light Accent 5" w:uiPriority="46"/>
-    <w:lsdException w:name="Grid Table 2 Accent 5" w:uiPriority="47"/>
-    <w:lsdException w:name="Grid Table 3 Accent 5" w:uiPriority="48"/>
-    <w:lsdException w:name="Grid Table 4 Accent 5" w:uiPriority="49"/>
-    <w:lsdException w:name="Grid Table 5 Dark Accent 5" w:uiPriority="50"/>
-    <w:lsdException w:name="Grid Table 6 Colorful Accent 5" w:uiPriority="51"/>
-    <w:lsdException w:name="Grid Table 7 Colorful Accent 5" w:uiPriority="52"/>
-    <w:lsdException w:name="Grid Table 1 Light Accent 6" w:uiPriority="46"/>
-    <w:lsdException w:name="Grid Table 2 Accent 6" w:uiPriority="47"/>
-    <w:lsdException w:name="Grid Table 3 Accent 6" w:uiPriority="48"/>
-    <w:lsdException w:name="Grid Table 4 Accent 6" w:uiPriority="49"/>
-    <w:lsdException w:name="Grid Table 5 Dark Accent 6" w:uiPriority="50"/>
-    <w:lsdException w:name="Grid Table 6 Colorful Accent 6" w:uiPriority="51"/>
-    <w:lsdException w:name="Grid Table 7 Colorful Accent 6" w:uiPriority="52"/>
-    <w:lsdException w:name="List Table 1 Light" w:uiPriority="46"/>
-    <w:lsdException w:name="List Table 2" w:uiPriority="47"/>
-    <w:lsdException w:name="List Table 3" w:uiPriority="48"/>
-    <w:lsdException w:name="List Table 4" w:uiPriority="49"/>
-    <w:lsdException w:name="List Table 5 Dark" w:uiPriority="50"/>
-    <w:lsdException w:name="List Table 6 Colorful" w:uiPriority="51"/>
-    <w:lsdException w:name="List Table 7 Colorful" w:uiPriority="52"/>
-    <w:lsdException w:name="List Table 1 Light Accent 1" w:uiPriority="46"/>
-    <w:lsdException w:name="List Table 2 Accent 1" w:uiPriority="47"/>
-    <w:lsdException w:name="List Table 3 Accent 1" w:uiPriority="48"/>
-    <w:lsdException w:name="List Table 4 Accent 1" w:uiPriority="49"/>
-    <w:lsdException w:name="List Table 5 Dark Accent 1" w:uiPriority="50"/>
-    <w:lsdException w:name="List Table 6 Colorful Accent 1" w:uiPriority="51"/>
-    <w:lsdException w:name="List Table 7 Colorful Accent 1" w:uiPriority="52"/>
-    <w:lsdException w:name="List Table 1 Light Accent 2" w:uiPriority="46"/>
-    <w:lsdException w:name="List Table 2 Accent 2" w:uiPriority="47"/>
-    <w:lsdException w:name="List Table 3 Accent 2" w:uiPriority="48"/>
-    <w:lsdException w:name="List Table 4 Accent 2" w:uiPriority="49"/>
-    <w:lsdException w:name="List Table 5 Dark Accent 2" w:uiPriority="50"/>
-    <w:lsdException w:name="List Table 6 Colorful Accent 2" w:uiPriority="51"/>
-    <w:lsdException w:name="List Table 7 Colorful Accent 2" w:uiPriority="52"/>
-    <w:lsdException w:name="List Table 1 Light Accent 3" w:uiPriority="46"/>
-    <w:lsdException w:name="List Table 2 Accent 3" w:uiPriority="47"/>
-    <w:lsdException w:name="List Table 3 Accent 3" w:uiPriority="48"/>
-    <w:lsdException w:name="List Table 4 Accent 3" w:uiPriority="49"/>
-    <w:lsdException w:name="List Table 5 Dark Accent 3" w:uiPriority="50"/>
-    <w:lsdException w:name="List Table 6 Colorful Accent 3" w:uiPriority="51"/>
-    <w:lsdException w:name="List Table 7 Colorful Accent 3" w:uiPriority="52"/>
-    <w:lsdException w:name="List Table 1 Light Accent 4" w:uiPriority="46"/>
-    <w:lsdException w:name="List Table 2 Accent 4" w:uiPriority="47"/>
-    <w:lsdException w:name="List Table 3 Accent 4" w:uiPriority="48"/>
-    <w:lsdException w:name="List Table 4 Accent 4" w:uiPriority="49"/>
-    <w:lsdException w:name="List Table 5 Dark Accent 4" w:uiPriority="50"/>
-    <w:lsdException w:name="List Table 6 Colorful Accent 4" w:uiPriority="51"/>
-    <w:lsdException w:name="List Table 7 Colorful Accent 4" w:uiPriority="52"/>
-    <w:lsdException w:name="List Table 1 Light Accent 5" w:uiPriority="46"/>
-    <w:lsdException w:name="List Table 2 Accent 5" w:uiPriority="47"/>
-    <w:lsdException w:name="List Table 3 Accent 5" w:uiPriority="48"/>
-    <w:lsdException w:name="List Table 4 Accent 5" w:uiPriority="49"/>
-    <w:lsdException w:name="List Table 5 Dark Accent 5" w:uiPriority="50"/>
-    <w:lsdException w:name="List Table 6 Colorful Accent 5" w:uiPriority="51"/>
-    <w:lsdException w:name="List Table 7 Colorful Accent 5" w:uiPriority="52"/>
-    <w:lsdException w:name="List Table 1 Light Accent 6" w:uiPriority="46"/>
-    <w:lsdException w:name="List Table 2 Accent 6" w:uiPriority="47"/>
-    <w:lsdException w:name="List Table 3 Accent 6" w:uiPriority="48"/>
-    <w:lsdException w:name="List Table 4 Accent 6" w:uiPriority="49"/>
-    <w:lsdException w:name="List Table 5 Dark Accent 6" w:uiPriority="50"/>
-    <w:lsdException w:name="List Table 6 Colorful Accent 6" w:uiPriority="51"/>
-    <w:lsdException w:name="List Table 7 Colorful Accent 6" w:uiPriority="52"/>
-    <w:lsdException w:name="Mention" w:semiHidden="1" w:unhideWhenUsed="1"/>
-    <w:lsdException w:name="Smart Hyperlink" w:semiHidden="1" w:unhideWhenUsed="1"/>
-    <w:lsdException w:name="Hashtag" w:semiHidden="1" w:unhideWhenUsed="1"/>
-    <w:lsdException w:name="Unresolved Mention" w:semiHidden="1" w:unhideWhenUsed="1"/>
-    <w:lsdException w:name="Smart Link" w:semiHidden="1" w:unhideWhenUsed="1"/>
-  </w:latentStyles>
-  <w:style w:type="paragraph" w:default="1" w:styleId="Normal">
-    <w:name w:val="Normal"/>
-    <w:qFormat/>
-  </w:style>
-  <w:style w:type="character" w:default="1" w:styleId="DefaultParagraphFont">
-    <w:name w:val="Default Paragraph Font"/>
-    <w:uiPriority w:val="1"/>
-    <w:semiHidden/>
-    <w:unhideWhenUsed/>
-  </w:style>
-  <w:style w:type="table" w:default="1" w:styleId="TableNormal">
-    <w:name w:val="Normal Table"/>
-    <w:uiPriority w:val="99"/>
-    <w:semiHidden/>
-    <w:unhideWhenUsed/>
+  <w:style w:type="table" w:styleId="PlainTable1">
+    <w:name w:val="Plain Table 1"/>
+    <w:basedOn w:val="TableNormal"/>
+    <w:uiPriority w:val="41"/>
+    <w:rsid w:val="00E2664D"/>
+    <w:pPr>
+      <w:spacing w:after="0" w:line="240" w:lineRule="auto"/>
+    </w:pPr>
     <w:tblPr>
-      <w:tblInd w:w="0" w:type="dxa"/>
-      <w:tblCellMar>
-        <w:top w:w="0" w:type="dxa"/>
-        <w:left w:w="108" w:type="dxa"/>
-        <w:bottom w:w="0" w:type="dxa"/>
-        <w:right w:w="108" w:type="dxa"/>
-      </w:tblCellMar>
+      <w:tblStyleRowBandSize w:val="1"/>
+      <w:tblStyleColBandSize w:val="1"/>
+      <w:tblBorders>
+        <w:top w:val="single" w:sz="4" w:space="0" w:color="BFBFBF" w:themeColor="background1" w:themeShade="BF"/>
+        <w:left w:val="single" w:sz="4" w:space="0" w:color="BFBFBF" w:themeColor="background1" w:themeShade="BF"/>
+        <w:bottom w:val="single" w:sz="4" w:space="0" w:color="BFBFBF" w:themeColor="background1" w:themeShade="BF"/>
+        <w:right w:val="single" w:sz="4" w:space="0" w:color="BFBFBF" w:themeColor="background1" w:themeShade="BF"/>
+        <w:insideH w:val="single" w:sz="4" w:space="0" w:color="BFBFBF" w:themeColor="background1" w:themeShade="BF"/>
+        <w:insideV w:val="single" w:sz="4" w:space="0" w:color="BFBFBF" w:themeColor="background1" w:themeShade="BF"/>
+      </w:tblBorders>
     </w:tblPr>
-  </w:style>
-  <w:style w:type="numbering" w:default="1" w:styleId="NoList">
-    <w:name w:val="No List"/>
-    <w:uiPriority w:val="99"/>
-    <w:semiHidden/>
-    <w:unhideWhenUsed/>
-  </w:style>
-  <w:style w:type="paragraph" w:customStyle="1" w:styleId="0D611CD477E84B2EA2D9EF0C29EBE441">
-    <w:name w:val="0D611CD477E84B2EA2D9EF0C29EBE441"/>
-    <w:rsid w:val="009C2759"/>
-  </w:style>
-  <w:style w:type="paragraph" w:customStyle="1" w:styleId="7D7AF2B025D4414397FF2E14368381B0">
-    <w:name w:val="7D7AF2B025D4414397FF2E14368381B0"/>
-    <w:rsid w:val="009C2759"/>
+    <w:tblStylePr w:type="firstRow">
+      <w:rPr>
+        <w:b/>
+        <w:bCs/>
+      </w:rPr>
+    </w:tblStylePr>
+    <w:tblStylePr w:type="lastRow">
+      <w:rPr>
+        <w:b/>
+        <w:bCs/>
+      </w:rPr>
+      <w:tblPr/>
+      <w:tcPr>
+        <w:tcBorders>
+          <w:top w:val="double" w:sz="4" w:space="0" w:color="BFBFBF" w:themeColor="background1" w:themeShade="BF"/>
+        </w:tcBorders>
+      </w:tcPr>
+    </w:tblStylePr>
+    <w:tblStylePr w:type="firstCol">
+      <w:rPr>
+        <w:b/>
+        <w:bCs/>
+      </w:rPr>
+    </w:tblStylePr>
+    <w:tblStylePr w:type="lastCol">
+      <w:rPr>
+        <w:b/>
+        <w:bCs/>
+      </w:rPr>
+    </w:tblStylePr>
+    <w:tblStylePr w:type="band1Vert">
+      <w:tblPr/>
+      <w:tcPr>
+        <w:shd w:val="clear" w:color="auto" w:fill="F2F2F2" w:themeFill="background1" w:themeFillShade="F2"/>
+      </w:tcPr>
+    </w:tblStylePr>
+    <w:tblStylePr w:type="band1Horz">
+      <w:tblPr/>
+      <w:tcPr>
+        <w:shd w:val="clear" w:color="auto" w:fill="F2F2F2" w:themeFill="background1" w:themeFillShade="F2"/>
+      </w:tcPr>
+    </w:tblStylePr>
   </w:style>
 </w:styles>
-</file>
-
-<file path=word/glossary/webSettings.xml><?xml version="1.0" encoding="utf-8"?>
-<w:webSettings xmlns:mc="http://schemas.openxmlformats.org/markup-compatibility/2006" xmlns:r="http://schemas.openxmlformats.org/officeDocument/2006/relationships" xmlns:w="http://schemas.openxmlformats.org/wordprocessingml/2006/main" xmlns:w14="http://schemas.microsoft.com/office/word/2010/wordml" xmlns:w15="http://schemas.microsoft.com/office/word/2012/wordml" xmlns:w16cex="http://schemas.microsoft.com/office/word/2018/wordml/cex" xmlns:w16cid="http://schemas.microsoft.com/office/word/2016/wordml/cid" xmlns:w16="http://schemas.microsoft.com/office/word/2018/wordml" xmlns:w16sdtdh="http://schemas.microsoft.com/office/word/2020/wordml/sdtdatahash" xmlns:w16se="http://schemas.microsoft.com/office/word/2015/wordml/symex" mc:Ignorable="w14 w15 w16se w16cid w16 w16cex w16sdtdh">
-  <w:optimizeForBrowser/>
-  <w:allowPNG/>
-</w:webSettings>
 </file>
 
 <file path=word/theme/theme1.xml><?xml version="1.0" encoding="utf-8"?>
